--- a/Intelligent Loan Origination Agent.docx
+++ b/Intelligent Loan Origination Agent.docx
@@ -57,11 +57,9 @@
         </w:rPr>
         <w:t xml:space="preserve"> </w:t>
       </w:r>
-      <w:proofErr w:type="gramStart"/>
       <w:r>
         <w:t>-  —</w:t>
       </w:r>
-      <w:proofErr w:type="gramEnd"/>
       <w:r>
         <w:rPr>
           <w:rFonts w:ascii="Segoe UI" w:hAnsi="Segoe UI" w:cs="Segoe UI"/>
@@ -122,844 +120,3882 @@
         <w:t>9426928503</w:t>
       </w:r>
       <w:r>
-        <w:t xml:space="preserve"> </w:t>
-      </w:r>
-      <w:proofErr w:type="gramStart"/>
-      <w:r>
-        <w:t xml:space="preserve">-  </w:t>
+        <w:t xml:space="preserve"> -  </w:t>
       </w:r>
       <w:r>
         <w:t>sankar400kv@gmail.com</w:t>
       </w:r>
-      <w:proofErr w:type="gramEnd"/>
     </w:p>
     <w:p/>
     <w:p>
       <w:pPr>
-        <w:rPr>
+        <w:spacing w:before="100" w:beforeAutospacing="1" w:after="100" w:afterAutospacing="1"/>
+        <w:outlineLvl w:val="0"/>
+        <w:rPr>
+          <w:rFonts w:ascii="Times New Roman" w:eastAsia="Times New Roman" w:hAnsi="Times New Roman" w:cs="Times New Roman"/>
           <w:b/>
           <w:bCs/>
-        </w:rPr>
-      </w:pPr>
-      <w:r>
-        <w:rPr>
+          <w:kern w:val="36"/>
+          <w:sz w:val="48"/>
+          <w:szCs w:val="48"/>
+          <w:lang w:eastAsia="en-GB"/>
+        </w:rPr>
+      </w:pPr>
+      <w:r>
+        <w:rPr>
+          <w:rFonts w:ascii="Times New Roman" w:eastAsia="Times New Roman" w:hAnsi="Times New Roman" w:cs="Times New Roman"/>
           <w:b/>
           <w:bCs/>
-        </w:rPr>
-        <w:t>Problem Context (≈100 words)</w:t>
-      </w:r>
-    </w:p>
-    <w:p>
-      <w:r>
-        <w:t xml:space="preserve">Retail banks face significant inefficiencies in loan origination due to fragmented workflows, manual document checks, inconsistent eligibility assessments, and delayed customer responses. Customers often abandon applications because of lack of transparency, slow turnaround, and repetitive data submission. An </w:t>
-      </w:r>
-      <w:r>
-        <w:rPr>
+          <w:kern w:val="36"/>
+          <w:sz w:val="48"/>
+          <w:szCs w:val="48"/>
+          <w:lang w:eastAsia="en-GB"/>
+        </w:rPr>
+        <w:t>AI-Powered Loan Origination Copilot (Capstone Project)</w:t>
+      </w:r>
+    </w:p>
+    <w:p>
+      <w:pPr>
+        <w:spacing w:before="100" w:beforeAutospacing="1" w:after="100" w:afterAutospacing="1"/>
+        <w:outlineLvl w:val="1"/>
+        <w:rPr>
+          <w:rFonts w:ascii="Times New Roman" w:eastAsia="Times New Roman" w:hAnsi="Times New Roman" w:cs="Times New Roman"/>
           <w:b/>
           <w:bCs/>
-        </w:rPr>
-        <w:t>Intelligent Loan Origination Agent</w:t>
-      </w:r>
-      <w:r>
-        <w:t xml:space="preserve"> can streamline this process by guiding users through application steps, validating inputs, assessing eligibility using predefined rules and knowledge sources, and providing real-time status updates. The agent operates in a </w:t>
-      </w:r>
-      <w:r>
-        <w:rPr>
+          <w:sz w:val="36"/>
+          <w:szCs w:val="36"/>
+          <w:lang w:eastAsia="en-GB"/>
+        </w:rPr>
+      </w:pPr>
+      <w:r>
+        <w:rPr>
+          <w:rFonts w:ascii="Times New Roman" w:eastAsia="Times New Roman" w:hAnsi="Times New Roman" w:cs="Times New Roman"/>
           <w:b/>
           <w:bCs/>
-        </w:rPr>
-        <w:t>non-transactional advisory capacity</w:t>
-      </w:r>
-      <w:r>
-        <w:t>, ensuring compliance with banking safety norms, improving customer experience, and reducing operational overhead while assisting bank staff in faster and more consistent decision support.</w:t>
-      </w:r>
-    </w:p>
-    <w:p>
-      <w:pPr>
-        <w:rPr>
+          <w:sz w:val="36"/>
+          <w:szCs w:val="36"/>
+          <w:lang w:eastAsia="en-GB"/>
+        </w:rPr>
+        <w:t>1. Problem Context</w:t>
+      </w:r>
+    </w:p>
+    <w:p>
+      <w:pPr>
+        <w:spacing w:before="100" w:beforeAutospacing="1" w:after="100" w:afterAutospacing="1"/>
+        <w:rPr>
+          <w:rFonts w:ascii="Times New Roman" w:eastAsia="Times New Roman" w:hAnsi="Times New Roman" w:cs="Times New Roman"/>
+          <w:lang w:eastAsia="en-GB"/>
+        </w:rPr>
+      </w:pPr>
+      <w:r>
+        <w:rPr>
+          <w:rFonts w:ascii="Times New Roman" w:eastAsia="Times New Roman" w:hAnsi="Times New Roman" w:cs="Times New Roman"/>
+          <w:lang w:eastAsia="en-GB"/>
+        </w:rPr>
+        <w:t>Retail banks and NBFCs face significant inefficiencies in loan origination due to fragmented workflows, manual document verification, inconsistent eligibility assessments, and delayed customer responses. Customers often abandon applications due to slow turnaround times, lack of transparency, and repetitive data submission.</w:t>
+      </w:r>
+    </w:p>
+    <w:p>
+      <w:pPr>
+        <w:spacing w:before="100" w:beforeAutospacing="1" w:after="100" w:afterAutospacing="1"/>
+        <w:rPr>
+          <w:rFonts w:ascii="Times New Roman" w:eastAsia="Times New Roman" w:hAnsi="Times New Roman" w:cs="Times New Roman"/>
+          <w:lang w:eastAsia="en-GB"/>
+        </w:rPr>
+      </w:pPr>
+      <w:r>
+        <w:rPr>
+          <w:rFonts w:ascii="Times New Roman" w:eastAsia="Times New Roman" w:hAnsi="Times New Roman" w:cs="Times New Roman"/>
+          <w:lang w:eastAsia="en-GB"/>
+        </w:rPr>
+        <w:t>An AI-powered Loan Origination Copilot can streamline this process by guiding users through application steps, validating inputs, assessing eligibility using predefined rules and knowledge sources, and providing real-time responses.</w:t>
+      </w:r>
+    </w:p>
+    <w:p>
+      <w:pPr>
+        <w:spacing w:before="100" w:beforeAutospacing="1" w:after="100" w:afterAutospacing="1"/>
+        <w:rPr>
+          <w:rFonts w:ascii="Times New Roman" w:eastAsia="Times New Roman" w:hAnsi="Times New Roman" w:cs="Times New Roman"/>
+          <w:lang w:eastAsia="en-GB"/>
+        </w:rPr>
+      </w:pPr>
+      <w:r>
+        <w:rPr>
+          <w:rFonts w:ascii="Times New Roman" w:eastAsia="Times New Roman" w:hAnsi="Times New Roman" w:cs="Times New Roman"/>
+          <w:lang w:eastAsia="en-GB"/>
+        </w:rPr>
+        <w:t xml:space="preserve">This project builds a </w:t>
+      </w:r>
+      <w:r>
+        <w:rPr>
+          <w:rFonts w:ascii="Times New Roman" w:eastAsia="Times New Roman" w:hAnsi="Times New Roman" w:cs="Times New Roman"/>
           <w:b/>
           <w:bCs/>
-        </w:rPr>
-      </w:pPr>
-      <w:r>
-        <w:rPr>
+          <w:lang w:eastAsia="en-GB"/>
+        </w:rPr>
+        <w:t>realistic yet simplified prototype</w:t>
+      </w:r>
+      <w:r>
+        <w:rPr>
+          <w:rFonts w:ascii="Times New Roman" w:eastAsia="Times New Roman" w:hAnsi="Times New Roman" w:cs="Times New Roman"/>
+          <w:lang w:eastAsia="en-GB"/>
+        </w:rPr>
+        <w:t xml:space="preserve"> that simulates real-world lending workflows while remaining feasible within a short learning timeline. It demonstrates how GenAI can be integrated into lending systems without requiring enterprise-scale infrastructure.</w:t>
+      </w:r>
+    </w:p>
+    <w:p>
+      <w:pPr>
+        <w:rPr>
+          <w:rFonts w:ascii="Times New Roman" w:eastAsia="Times New Roman" w:hAnsi="Times New Roman" w:cs="Times New Roman"/>
+          <w:lang w:eastAsia="en-GB"/>
+        </w:rPr>
+      </w:pPr>
+      <w:r>
+        <w:rPr>
+          <w:rFonts w:ascii="Times New Roman" w:eastAsia="Times New Roman" w:hAnsi="Times New Roman" w:cs="Times New Roman"/>
+          <w:noProof/>
+          <w:lang w:eastAsia="en-GB"/>
+        </w:rPr>
+      </w:r>
+      <w:r>
+        <w:rPr>
+          <w:rFonts w:ascii="Times New Roman" w:eastAsia="Times New Roman" w:hAnsi="Times New Roman" w:cs="Times New Roman"/>
+          <w:noProof/>
+          <w:lang w:eastAsia="en-GB"/>
+        </w:rPr>
+        <w:pict w14:anchorId="74AC6C4C">
+          <v:rect id="_x0000_i1026" alt="" style="width:451.15pt;height:.05pt;mso-width-percent:0;mso-height-percent:0;mso-width-percent:0;mso-height-percent:0" o:hrpct="964" o:hralign="center" o:hrstd="t" o:hr="t" fillcolor="#a0a0a0" stroked="f"/>
+        </w:pict>
+      </w:r>
+    </w:p>
+    <w:p>
+      <w:pPr>
+        <w:spacing w:before="100" w:beforeAutospacing="1" w:after="100" w:afterAutospacing="1"/>
+        <w:outlineLvl w:val="1"/>
+        <w:rPr>
+          <w:rFonts w:ascii="Times New Roman" w:eastAsia="Times New Roman" w:hAnsi="Times New Roman" w:cs="Times New Roman"/>
           <w:b/>
           <w:bCs/>
-        </w:rPr>
-        <w:t>Scope &amp; Boundaries</w:t>
-      </w:r>
-    </w:p>
-    <w:p>
-      <w:pPr>
-        <w:rPr>
+          <w:sz w:val="36"/>
+          <w:szCs w:val="36"/>
+          <w:lang w:eastAsia="en-GB"/>
+        </w:rPr>
+      </w:pPr>
+      <w:r>
+        <w:rPr>
+          <w:rFonts w:ascii="Times New Roman" w:eastAsia="Times New Roman" w:hAnsi="Times New Roman" w:cs="Times New Roman"/>
           <w:b/>
           <w:bCs/>
-        </w:rPr>
-      </w:pPr>
-      <w:r>
-        <w:rPr>
+          <w:sz w:val="36"/>
+          <w:szCs w:val="36"/>
+          <w:lang w:eastAsia="en-GB"/>
+        </w:rPr>
+        <w:t>2. Objective</w:t>
+      </w:r>
+    </w:p>
+    <w:p>
+      <w:pPr>
+        <w:spacing w:before="100" w:beforeAutospacing="1" w:after="100" w:afterAutospacing="1"/>
+        <w:rPr>
+          <w:rFonts w:ascii="Times New Roman" w:eastAsia="Times New Roman" w:hAnsi="Times New Roman" w:cs="Times New Roman"/>
+          <w:lang w:eastAsia="en-GB"/>
+        </w:rPr>
+      </w:pPr>
+      <w:r>
+        <w:rPr>
+          <w:rFonts w:ascii="Times New Roman" w:eastAsia="Times New Roman" w:hAnsi="Times New Roman" w:cs="Times New Roman"/>
+          <w:lang w:eastAsia="en-GB"/>
+        </w:rPr>
+        <w:t>Design and build an intelligent conversational agent that:</w:t>
+      </w:r>
+    </w:p>
+    <w:p>
+      <w:pPr>
+        <w:numPr>
+          <w:ilvl w:val="0"/>
+          <w:numId w:val="14"/>
+        </w:numPr>
+        <w:spacing w:before="100" w:beforeAutospacing="1" w:after="100" w:afterAutospacing="1" w:line="240" w:lineRule="auto"/>
+        <w:rPr>
+          <w:rFonts w:ascii="Times New Roman" w:eastAsia="Times New Roman" w:hAnsi="Times New Roman" w:cs="Times New Roman"/>
+          <w:lang w:eastAsia="en-GB"/>
+        </w:rPr>
+      </w:pPr>
+      <w:r>
+        <w:rPr>
+          <w:rFonts w:ascii="Times New Roman" w:eastAsia="Times New Roman" w:hAnsi="Times New Roman" w:cs="Times New Roman"/>
+          <w:lang w:eastAsia="en-GB"/>
+        </w:rPr>
+        <w:t xml:space="preserve">Assists users through the loan origination journey </w:t>
+      </w:r>
+    </w:p>
+    <w:p>
+      <w:pPr>
+        <w:numPr>
+          <w:ilvl w:val="0"/>
+          <w:numId w:val="14"/>
+        </w:numPr>
+        <w:spacing w:before="100" w:beforeAutospacing="1" w:after="100" w:afterAutospacing="1" w:line="240" w:lineRule="auto"/>
+        <w:rPr>
+          <w:rFonts w:ascii="Times New Roman" w:eastAsia="Times New Roman" w:hAnsi="Times New Roman" w:cs="Times New Roman"/>
+          <w:lang w:eastAsia="en-GB"/>
+        </w:rPr>
+      </w:pPr>
+      <w:r>
+        <w:rPr>
+          <w:rFonts w:ascii="Times New Roman" w:eastAsia="Times New Roman" w:hAnsi="Times New Roman" w:cs="Times New Roman"/>
+          <w:lang w:eastAsia="en-GB"/>
+        </w:rPr>
+        <w:t xml:space="preserve">Provides eligibility insights and product guidance </w:t>
+      </w:r>
+    </w:p>
+    <w:p>
+      <w:pPr>
+        <w:numPr>
+          <w:ilvl w:val="0"/>
+          <w:numId w:val="14"/>
+        </w:numPr>
+        <w:spacing w:before="100" w:beforeAutospacing="1" w:after="100" w:afterAutospacing="1" w:line="240" w:lineRule="auto"/>
+        <w:rPr>
+          <w:rFonts w:ascii="Times New Roman" w:eastAsia="Times New Roman" w:hAnsi="Times New Roman" w:cs="Times New Roman"/>
+          <w:lang w:eastAsia="en-GB"/>
+        </w:rPr>
+      </w:pPr>
+      <w:r>
+        <w:rPr>
+          <w:rFonts w:ascii="Times New Roman" w:eastAsia="Times New Roman" w:hAnsi="Times New Roman" w:cs="Times New Roman"/>
+          <w:lang w:eastAsia="en-GB"/>
+        </w:rPr>
+        <w:t xml:space="preserve">Retrieves policy-based information using RAG </w:t>
+      </w:r>
+    </w:p>
+    <w:p>
+      <w:pPr>
+        <w:numPr>
+          <w:ilvl w:val="0"/>
+          <w:numId w:val="14"/>
+        </w:numPr>
+        <w:spacing w:before="100" w:beforeAutospacing="1" w:after="100" w:afterAutospacing="1" w:line="240" w:lineRule="auto"/>
+        <w:rPr>
+          <w:rFonts w:ascii="Times New Roman" w:eastAsia="Times New Roman" w:hAnsi="Times New Roman" w:cs="Times New Roman"/>
+          <w:lang w:eastAsia="en-GB"/>
+        </w:rPr>
+      </w:pPr>
+      <w:r>
+        <w:rPr>
+          <w:rFonts w:ascii="Times New Roman" w:eastAsia="Times New Roman" w:hAnsi="Times New Roman" w:cs="Times New Roman"/>
+          <w:lang w:eastAsia="en-GB"/>
+        </w:rPr>
+        <w:t xml:space="preserve">Integrates GenAI with rule-based decision systems </w:t>
+      </w:r>
+    </w:p>
+    <w:p>
+      <w:pPr>
+        <w:numPr>
+          <w:ilvl w:val="0"/>
+          <w:numId w:val="14"/>
+        </w:numPr>
+        <w:spacing w:before="100" w:beforeAutospacing="1" w:after="100" w:afterAutospacing="1" w:line="240" w:lineRule="auto"/>
+        <w:rPr>
+          <w:rFonts w:ascii="Times New Roman" w:eastAsia="Times New Roman" w:hAnsi="Times New Roman" w:cs="Times New Roman"/>
+          <w:lang w:eastAsia="en-GB"/>
+        </w:rPr>
+      </w:pPr>
+      <w:r>
+        <w:rPr>
+          <w:rFonts w:ascii="Times New Roman" w:eastAsia="Times New Roman" w:hAnsi="Times New Roman" w:cs="Times New Roman"/>
+          <w:lang w:eastAsia="en-GB"/>
+        </w:rPr>
+        <w:t xml:space="preserve">Simulates real-world lending workflows in a controlled environment </w:t>
+      </w:r>
+    </w:p>
+    <w:p>
+      <w:pPr>
+        <w:rPr>
+          <w:rFonts w:ascii="Times New Roman" w:eastAsia="Times New Roman" w:hAnsi="Times New Roman" w:cs="Times New Roman"/>
+          <w:lang w:eastAsia="en-GB"/>
+        </w:rPr>
+      </w:pPr>
+      <w:r>
+        <w:rPr>
+          <w:rFonts w:ascii="Times New Roman" w:eastAsia="Times New Roman" w:hAnsi="Times New Roman" w:cs="Times New Roman"/>
+          <w:noProof/>
+          <w:lang w:eastAsia="en-GB"/>
+        </w:rPr>
+      </w:r>
+      <w:r>
+        <w:rPr>
+          <w:rFonts w:ascii="Times New Roman" w:eastAsia="Times New Roman" w:hAnsi="Times New Roman" w:cs="Times New Roman"/>
+          <w:noProof/>
+          <w:lang w:eastAsia="en-GB"/>
+        </w:rPr>
+        <w:pict w14:anchorId="09A3853F">
+          <v:rect id="_x0000_i1027" alt="" style="width:451.15pt;height:.05pt;mso-width-percent:0;mso-height-percent:0;mso-width-percent:0;mso-height-percent:0" o:hrpct="964" o:hralign="center" o:hrstd="t" o:hr="t" fillcolor="#a0a0a0" stroked="f"/>
+        </w:pict>
+      </w:r>
+    </w:p>
+    <w:p>
+      <w:pPr>
+        <w:spacing w:before="100" w:beforeAutospacing="1" w:after="100" w:afterAutospacing="1"/>
+        <w:outlineLvl w:val="1"/>
+        <w:rPr>
+          <w:rFonts w:ascii="Times New Roman" w:eastAsia="Times New Roman" w:hAnsi="Times New Roman" w:cs="Times New Roman"/>
           <w:b/>
           <w:bCs/>
-        </w:rPr>
-        <w:t>Scope (What the agent WILL do)</w:t>
+          <w:sz w:val="36"/>
+          <w:szCs w:val="36"/>
+          <w:lang w:eastAsia="en-GB"/>
+        </w:rPr>
+      </w:pPr>
+      <w:r>
+        <w:rPr>
+          <w:rFonts w:ascii="Times New Roman" w:eastAsia="Times New Roman" w:hAnsi="Times New Roman" w:cs="Times New Roman"/>
+          <w:b/>
+          <w:bCs/>
+          <w:sz w:val="36"/>
+          <w:szCs w:val="36"/>
+          <w:lang w:eastAsia="en-GB"/>
+        </w:rPr>
+        <w:t>3. Scope &amp; Boundaries</w:t>
+      </w:r>
+    </w:p>
+    <w:p>
+      <w:pPr>
+        <w:spacing w:before="100" w:beforeAutospacing="1" w:after="100" w:afterAutospacing="1"/>
+        <w:outlineLvl w:val="2"/>
+        <w:rPr>
+          <w:rFonts w:ascii="Times New Roman" w:eastAsia="Times New Roman" w:hAnsi="Times New Roman" w:cs="Times New Roman"/>
+          <w:b/>
+          <w:bCs/>
+          <w:sz w:val="27"/>
+          <w:szCs w:val="27"/>
+          <w:lang w:eastAsia="en-GB"/>
+        </w:rPr>
+      </w:pPr>
+      <w:r>
+        <w:rPr>
+          <w:rFonts w:ascii="Apple Color Emoji" w:eastAsia="Times New Roman" w:hAnsi="Apple Color Emoji" w:cs="Apple Color Emoji"/>
+          <w:b/>
+          <w:bCs/>
+          <w:sz w:val="27"/>
+          <w:szCs w:val="27"/>
+          <w:lang w:eastAsia="en-GB"/>
+        </w:rPr>
+        <w:lastRenderedPageBreak/>
+        <w:t>✅</w:t>
+      </w:r>
+      <w:r>
+        <w:rPr>
+          <w:rFonts w:ascii="Times New Roman" w:eastAsia="Times New Roman" w:hAnsi="Times New Roman" w:cs="Times New Roman"/>
+          <w:b/>
+          <w:bCs/>
+          <w:sz w:val="27"/>
+          <w:szCs w:val="27"/>
+          <w:lang w:eastAsia="en-GB"/>
+        </w:rPr>
+        <w:t xml:space="preserve"> Scope (What the Agent WILL Do)</w:t>
       </w:r>
     </w:p>
     <w:p>
       <w:pPr>
         <w:numPr>
           <w:ilvl w:val="0"/>
-          <w:numId w:val="1"/>
+          <w:numId w:val="15"/>
         </w:numPr>
-      </w:pPr>
-      <w:r>
-        <w:t xml:space="preserve">Guide users through loan application steps (home, personal, auto loans) </w:t>
+        <w:spacing w:before="100" w:beforeAutospacing="1" w:after="100" w:afterAutospacing="1" w:line="240" w:lineRule="auto"/>
+        <w:rPr>
+          <w:rFonts w:ascii="Times New Roman" w:eastAsia="Times New Roman" w:hAnsi="Times New Roman" w:cs="Times New Roman"/>
+          <w:lang w:eastAsia="en-GB"/>
+        </w:rPr>
+      </w:pPr>
+      <w:r>
+        <w:rPr>
+          <w:rFonts w:ascii="Times New Roman" w:eastAsia="Times New Roman" w:hAnsi="Times New Roman" w:cs="Times New Roman"/>
+          <w:lang w:eastAsia="en-GB"/>
+        </w:rPr>
+        <w:t xml:space="preserve">Guide users through loan journeys (Home, Personal, Auto, MSME loans) </w:t>
       </w:r>
     </w:p>
     <w:p>
       <w:pPr>
         <w:numPr>
           <w:ilvl w:val="0"/>
-          <w:numId w:val="1"/>
+          <w:numId w:val="15"/>
         </w:numPr>
-      </w:pPr>
-      <w:r>
-        <w:t xml:space="preserve">Collect and validate user-provided data (income, KYC, employment details) </w:t>
+        <w:spacing w:before="100" w:beforeAutospacing="1" w:after="100" w:afterAutospacing="1" w:line="240" w:lineRule="auto"/>
+        <w:rPr>
+          <w:rFonts w:ascii="Times New Roman" w:eastAsia="Times New Roman" w:hAnsi="Times New Roman" w:cs="Times New Roman"/>
+          <w:lang w:eastAsia="en-GB"/>
+        </w:rPr>
+      </w:pPr>
+      <w:r>
+        <w:rPr>
+          <w:rFonts w:ascii="Times New Roman" w:eastAsia="Times New Roman" w:hAnsi="Times New Roman" w:cs="Times New Roman"/>
+          <w:lang w:eastAsia="en-GB"/>
+        </w:rPr>
+        <w:t xml:space="preserve">Collect and validate user-provided inputs (income, employment, basic profile) </w:t>
       </w:r>
     </w:p>
     <w:p>
       <w:pPr>
         <w:numPr>
           <w:ilvl w:val="0"/>
-          <w:numId w:val="1"/>
+          <w:numId w:val="15"/>
         </w:numPr>
-      </w:pPr>
-      <w:r>
-        <w:t xml:space="preserve">Provide eligibility estimation based on predefined rules/models </w:t>
+        <w:spacing w:before="100" w:beforeAutospacing="1" w:after="100" w:afterAutospacing="1" w:line="240" w:lineRule="auto"/>
+        <w:rPr>
+          <w:rFonts w:ascii="Times New Roman" w:eastAsia="Times New Roman" w:hAnsi="Times New Roman" w:cs="Times New Roman"/>
+          <w:lang w:eastAsia="en-GB"/>
+        </w:rPr>
+      </w:pPr>
+      <w:r>
+        <w:rPr>
+          <w:rFonts w:ascii="Times New Roman" w:eastAsia="Times New Roman" w:hAnsi="Times New Roman" w:cs="Times New Roman"/>
+          <w:lang w:eastAsia="en-GB"/>
+        </w:rPr>
+        <w:t xml:space="preserve">Provide eligibility estimation using rule-based logic </w:t>
       </w:r>
     </w:p>
     <w:p>
       <w:pPr>
         <w:numPr>
           <w:ilvl w:val="0"/>
-          <w:numId w:val="1"/>
+          <w:numId w:val="15"/>
         </w:numPr>
-      </w:pPr>
-      <w:r>
-        <w:t xml:space="preserve">Answer queries on loan products, interest rates, and documentation </w:t>
+        <w:spacing w:before="100" w:beforeAutospacing="1" w:after="100" w:afterAutospacing="1" w:line="240" w:lineRule="auto"/>
+        <w:rPr>
+          <w:rFonts w:ascii="Times New Roman" w:eastAsia="Times New Roman" w:hAnsi="Times New Roman" w:cs="Times New Roman"/>
+          <w:lang w:eastAsia="en-GB"/>
+        </w:rPr>
+      </w:pPr>
+      <w:r>
+        <w:rPr>
+          <w:rFonts w:ascii="Times New Roman" w:eastAsia="Times New Roman" w:hAnsi="Times New Roman" w:cs="Times New Roman"/>
+          <w:lang w:eastAsia="en-GB"/>
+        </w:rPr>
+        <w:t xml:space="preserve">Classify users into risk bands (Low / Medium / High) with clear explanation </w:t>
       </w:r>
     </w:p>
     <w:p>
       <w:pPr>
         <w:numPr>
           <w:ilvl w:val="0"/>
-          <w:numId w:val="1"/>
+          <w:numId w:val="15"/>
         </w:numPr>
-      </w:pPr>
-      <w:r>
-        <w:t xml:space="preserve">Retrieve policy information using knowledge base (RAG) </w:t>
+        <w:spacing w:before="100" w:beforeAutospacing="1" w:after="100" w:afterAutospacing="1" w:line="240" w:lineRule="auto"/>
+        <w:rPr>
+          <w:rFonts w:ascii="Times New Roman" w:eastAsia="Times New Roman" w:hAnsi="Times New Roman" w:cs="Times New Roman"/>
+          <w:lang w:eastAsia="en-GB"/>
+        </w:rPr>
+      </w:pPr>
+      <w:r>
+        <w:rPr>
+          <w:rFonts w:ascii="Times New Roman" w:eastAsia="Times New Roman" w:hAnsi="Times New Roman" w:cs="Times New Roman"/>
+          <w:lang w:eastAsia="en-GB"/>
+        </w:rPr>
+        <w:t xml:space="preserve">Answer queries on loan products, policies, and documentation using RAG </w:t>
       </w:r>
     </w:p>
     <w:p>
       <w:pPr>
         <w:numPr>
           <w:ilvl w:val="0"/>
-          <w:numId w:val="1"/>
+          <w:numId w:val="15"/>
         </w:numPr>
-      </w:pPr>
-      <w:r>
-        <w:t xml:space="preserve">Provide application status (read-only, simulated or API-based) </w:t>
+        <w:spacing w:before="100" w:beforeAutospacing="1" w:after="100" w:afterAutospacing="1" w:line="240" w:lineRule="auto"/>
+        <w:rPr>
+          <w:rFonts w:ascii="Times New Roman" w:eastAsia="Times New Roman" w:hAnsi="Times New Roman" w:cs="Times New Roman"/>
+          <w:lang w:eastAsia="en-GB"/>
+        </w:rPr>
+      </w:pPr>
+      <w:r>
+        <w:rPr>
+          <w:rFonts w:ascii="Times New Roman" w:eastAsia="Times New Roman" w:hAnsi="Times New Roman" w:cs="Times New Roman"/>
+          <w:lang w:eastAsia="en-GB"/>
+        </w:rPr>
+        <w:t xml:space="preserve">Recommend suitable loan product types along with: </w:t>
+      </w:r>
+    </w:p>
+    <w:p>
+      <w:pPr>
+        <w:numPr>
+          <w:ilvl w:val="1"/>
+          <w:numId w:val="15"/>
+        </w:numPr>
+        <w:spacing w:before="100" w:beforeAutospacing="1" w:after="100" w:afterAutospacing="1" w:line="240" w:lineRule="auto"/>
+        <w:rPr>
+          <w:rFonts w:ascii="Times New Roman" w:eastAsia="Times New Roman" w:hAnsi="Times New Roman" w:cs="Times New Roman"/>
+          <w:lang w:eastAsia="en-GB"/>
+        </w:rPr>
+      </w:pPr>
+      <w:r>
+        <w:rPr>
+          <w:rFonts w:ascii="Times New Roman" w:eastAsia="Times New Roman" w:hAnsi="Times New Roman" w:cs="Times New Roman"/>
+          <w:lang w:eastAsia="en-GB"/>
+        </w:rPr>
+        <w:t xml:space="preserve">Indicative loan amount range </w:t>
+      </w:r>
+    </w:p>
+    <w:p>
+      <w:pPr>
+        <w:numPr>
+          <w:ilvl w:val="1"/>
+          <w:numId w:val="15"/>
+        </w:numPr>
+        <w:spacing w:before="100" w:beforeAutospacing="1" w:after="100" w:afterAutospacing="1" w:line="240" w:lineRule="auto"/>
+        <w:rPr>
+          <w:rFonts w:ascii="Times New Roman" w:eastAsia="Times New Roman" w:hAnsi="Times New Roman" w:cs="Times New Roman"/>
+          <w:lang w:eastAsia="en-GB"/>
+        </w:rPr>
+      </w:pPr>
+      <w:r>
+        <w:rPr>
+          <w:rFonts w:ascii="Times New Roman" w:eastAsia="Times New Roman" w:hAnsi="Times New Roman" w:cs="Times New Roman"/>
+          <w:lang w:eastAsia="en-GB"/>
+        </w:rPr>
+        <w:t xml:space="preserve">Suggested tenure </w:t>
+      </w:r>
+    </w:p>
+    <w:p>
+      <w:pPr>
+        <w:numPr>
+          <w:ilvl w:val="1"/>
+          <w:numId w:val="15"/>
+        </w:numPr>
+        <w:spacing w:before="100" w:beforeAutospacing="1" w:after="100" w:afterAutospacing="1" w:line="240" w:lineRule="auto"/>
+        <w:rPr>
+          <w:rFonts w:ascii="Times New Roman" w:eastAsia="Times New Roman" w:hAnsi="Times New Roman" w:cs="Times New Roman"/>
+          <w:lang w:eastAsia="en-GB"/>
+        </w:rPr>
+      </w:pPr>
+      <w:r>
+        <w:rPr>
+          <w:rFonts w:ascii="Times New Roman" w:eastAsia="Times New Roman" w:hAnsi="Times New Roman" w:cs="Times New Roman"/>
+          <w:lang w:eastAsia="en-GB"/>
+        </w:rPr>
+        <w:t xml:space="preserve">EMI estimates </w:t>
       </w:r>
     </w:p>
     <w:p>
       <w:pPr>
         <w:numPr>
           <w:ilvl w:val="0"/>
-          <w:numId w:val="1"/>
+          <w:numId w:val="15"/>
         </w:numPr>
-      </w:pPr>
-      <w:r>
-        <w:t xml:space="preserve">Recommend next steps or missing documents </w:t>
+        <w:spacing w:before="100" w:beforeAutospacing="1" w:after="100" w:afterAutospacing="1" w:line="240" w:lineRule="auto"/>
+        <w:rPr>
+          <w:rFonts w:ascii="Times New Roman" w:eastAsia="Times New Roman" w:hAnsi="Times New Roman" w:cs="Times New Roman"/>
+          <w:lang w:eastAsia="en-GB"/>
+        </w:rPr>
+      </w:pPr>
+      <w:r>
+        <w:rPr>
+          <w:rFonts w:ascii="Times New Roman" w:eastAsia="Times New Roman" w:hAnsi="Times New Roman" w:cs="Times New Roman"/>
+          <w:lang w:eastAsia="en-GB"/>
+        </w:rPr>
+        <w:t xml:space="preserve">Maintain basic journey state (New → In-progress → Documents Pending) </w:t>
       </w:r>
     </w:p>
     <w:p>
       <w:pPr>
         <w:numPr>
           <w:ilvl w:val="0"/>
-          <w:numId w:val="1"/>
+          <w:numId w:val="15"/>
         </w:numPr>
-      </w:pPr>
-      <w:r>
-        <w:t xml:space="preserve">Escalate complex or ambiguous cases to human agents </w:t>
-      </w:r>
-    </w:p>
-    <w:p>
-      <w:pPr>
-        <w:rPr>
+        <w:spacing w:before="100" w:beforeAutospacing="1" w:after="100" w:afterAutospacing="1" w:line="240" w:lineRule="auto"/>
+        <w:rPr>
+          <w:rFonts w:ascii="Times New Roman" w:eastAsia="Times New Roman" w:hAnsi="Times New Roman" w:cs="Times New Roman"/>
+          <w:lang w:eastAsia="en-GB"/>
+        </w:rPr>
+      </w:pPr>
+      <w:r>
+        <w:rPr>
+          <w:rFonts w:ascii="Times New Roman" w:eastAsia="Times New Roman" w:hAnsi="Times New Roman" w:cs="Times New Roman"/>
+          <w:lang w:eastAsia="en-GB"/>
+        </w:rPr>
+        <w:t xml:space="preserve">Provide explainability for eligibility outcomes </w:t>
+      </w:r>
+    </w:p>
+    <w:p>
+      <w:pPr>
+        <w:numPr>
+          <w:ilvl w:val="0"/>
+          <w:numId w:val="15"/>
+        </w:numPr>
+        <w:spacing w:before="100" w:beforeAutospacing="1" w:after="100" w:afterAutospacing="1" w:line="240" w:lineRule="auto"/>
+        <w:rPr>
+          <w:rFonts w:ascii="Times New Roman" w:eastAsia="Times New Roman" w:hAnsi="Times New Roman" w:cs="Times New Roman"/>
+          <w:lang w:eastAsia="en-GB"/>
+        </w:rPr>
+      </w:pPr>
+      <w:r>
+        <w:rPr>
+          <w:rFonts w:ascii="Times New Roman" w:eastAsia="Times New Roman" w:hAnsi="Times New Roman" w:cs="Times New Roman"/>
+          <w:lang w:eastAsia="en-GB"/>
+        </w:rPr>
+        <w:t xml:space="preserve">Recommend next steps and highlight missing documents </w:t>
+      </w:r>
+    </w:p>
+    <w:p>
+      <w:pPr>
+        <w:numPr>
+          <w:ilvl w:val="0"/>
+          <w:numId w:val="15"/>
+        </w:numPr>
+        <w:spacing w:before="100" w:beforeAutospacing="1" w:after="100" w:afterAutospacing="1" w:line="240" w:lineRule="auto"/>
+        <w:rPr>
+          <w:rFonts w:ascii="Times New Roman" w:eastAsia="Times New Roman" w:hAnsi="Times New Roman" w:cs="Times New Roman"/>
+          <w:lang w:eastAsia="en-GB"/>
+        </w:rPr>
+      </w:pPr>
+      <w:r>
+        <w:rPr>
+          <w:rFonts w:ascii="Times New Roman" w:eastAsia="Times New Roman" w:hAnsi="Times New Roman" w:cs="Times New Roman"/>
+          <w:lang w:eastAsia="en-GB"/>
+        </w:rPr>
+        <w:t xml:space="preserve">Provide application status (simulated or mock API-based) </w:t>
+      </w:r>
+    </w:p>
+    <w:p>
+      <w:pPr>
+        <w:numPr>
+          <w:ilvl w:val="0"/>
+          <w:numId w:val="15"/>
+        </w:numPr>
+        <w:spacing w:before="100" w:beforeAutospacing="1" w:after="100" w:afterAutospacing="1" w:line="240" w:lineRule="auto"/>
+        <w:rPr>
+          <w:rFonts w:ascii="Times New Roman" w:eastAsia="Times New Roman" w:hAnsi="Times New Roman" w:cs="Times New Roman"/>
+          <w:lang w:eastAsia="en-GB"/>
+        </w:rPr>
+      </w:pPr>
+      <w:r>
+        <w:rPr>
+          <w:rFonts w:ascii="Times New Roman" w:eastAsia="Times New Roman" w:hAnsi="Times New Roman" w:cs="Times New Roman"/>
+          <w:lang w:eastAsia="en-GB"/>
+        </w:rPr>
+        <w:t xml:space="preserve">Support Relationship Managers (RMs) and Operations teams with quick insights </w:t>
+      </w:r>
+    </w:p>
+    <w:p>
+      <w:pPr>
+        <w:rPr>
+          <w:rFonts w:ascii="Times New Roman" w:eastAsia="Times New Roman" w:hAnsi="Times New Roman" w:cs="Times New Roman"/>
+          <w:lang w:eastAsia="en-GB"/>
+        </w:rPr>
+      </w:pPr>
+      <w:r>
+        <w:rPr>
+          <w:rFonts w:ascii="Times New Roman" w:eastAsia="Times New Roman" w:hAnsi="Times New Roman" w:cs="Times New Roman"/>
+          <w:noProof/>
+          <w:lang w:eastAsia="en-GB"/>
+        </w:rPr>
+      </w:r>
+      <w:r>
+        <w:rPr>
+          <w:rFonts w:ascii="Times New Roman" w:eastAsia="Times New Roman" w:hAnsi="Times New Roman" w:cs="Times New Roman"/>
+          <w:noProof/>
+          <w:lang w:eastAsia="en-GB"/>
+        </w:rPr>
+        <w:pict w14:anchorId="40E164A8">
+          <v:rect id="_x0000_i1028" alt="" style="width:451.15pt;height:.05pt;mso-width-percent:0;mso-height-percent:0;mso-width-percent:0;mso-height-percent:0" o:hrpct="964" o:hralign="center" o:hrstd="t" o:hr="t" fillcolor="#a0a0a0" stroked="f"/>
+        </w:pict>
+      </w:r>
+    </w:p>
+    <w:p>
+      <w:pPr>
+        <w:spacing w:before="100" w:beforeAutospacing="1" w:after="100" w:afterAutospacing="1"/>
+        <w:outlineLvl w:val="2"/>
+        <w:rPr>
+          <w:rFonts w:ascii="Times New Roman" w:eastAsia="Times New Roman" w:hAnsi="Times New Roman" w:cs="Times New Roman"/>
           <w:b/>
           <w:bCs/>
-        </w:rPr>
-      </w:pPr>
-      <w:r>
-        <w:rPr>
+          <w:sz w:val="27"/>
+          <w:szCs w:val="27"/>
+          <w:lang w:eastAsia="en-GB"/>
+        </w:rPr>
+      </w:pPr>
+      <w:r>
+        <w:rPr>
+          <w:rFonts w:ascii="Apple Color Emoji" w:eastAsia="Times New Roman" w:hAnsi="Apple Color Emoji" w:cs="Apple Color Emoji"/>
           <w:b/>
           <w:bCs/>
-        </w:rPr>
-        <w:t>Boundaries (What the agent will NOT do)</w:t>
+          <w:sz w:val="27"/>
+          <w:szCs w:val="27"/>
+          <w:lang w:eastAsia="en-GB"/>
+        </w:rPr>
+        <w:t>❌</w:t>
+      </w:r>
+      <w:r>
+        <w:rPr>
+          <w:rFonts w:ascii="Times New Roman" w:eastAsia="Times New Roman" w:hAnsi="Times New Roman" w:cs="Times New Roman"/>
+          <w:b/>
+          <w:bCs/>
+          <w:sz w:val="27"/>
+          <w:szCs w:val="27"/>
+          <w:lang w:eastAsia="en-GB"/>
+        </w:rPr>
+        <w:t xml:space="preserve"> Boundaries (What the Agent WILL NOT Do)</w:t>
       </w:r>
     </w:p>
     <w:p>
       <w:pPr>
         <w:numPr>
           <w:ilvl w:val="0"/>
-          <w:numId w:val="2"/>
+          <w:numId w:val="16"/>
         </w:numPr>
-      </w:pPr>
-      <w:r>
-        <w:rPr>
-          <w:rFonts w:ascii="Segoe UI Emoji" w:hAnsi="Segoe UI Emoji" w:cs="Segoe UI Emoji"/>
-        </w:rPr>
-        <w:t>❌</w:t>
-      </w:r>
-      <w:r>
-        <w:t xml:space="preserve"> No loan approval/rejection decisions (advisory only) </w:t>
+        <w:spacing w:before="100" w:beforeAutospacing="1" w:after="100" w:afterAutospacing="1" w:line="240" w:lineRule="auto"/>
+        <w:rPr>
+          <w:rFonts w:ascii="Times New Roman" w:eastAsia="Times New Roman" w:hAnsi="Times New Roman" w:cs="Times New Roman"/>
+          <w:lang w:eastAsia="en-GB"/>
+        </w:rPr>
+      </w:pPr>
+      <w:r>
+        <w:rPr>
+          <w:rFonts w:ascii="Times New Roman" w:eastAsia="Times New Roman" w:hAnsi="Times New Roman" w:cs="Times New Roman"/>
+          <w:lang w:eastAsia="en-GB"/>
+        </w:rPr>
+        <w:t xml:space="preserve">No final loan approval or rejection decisions (advisory only) </w:t>
       </w:r>
     </w:p>
     <w:p>
       <w:pPr>
         <w:numPr>
           <w:ilvl w:val="0"/>
-          <w:numId w:val="2"/>
+          <w:numId w:val="16"/>
         </w:numPr>
-      </w:pPr>
-      <w:r>
-        <w:rPr>
-          <w:rFonts w:ascii="Segoe UI Emoji" w:hAnsi="Segoe UI Emoji" w:cs="Segoe UI Emoji"/>
-        </w:rPr>
-        <w:t>❌</w:t>
-      </w:r>
-      <w:r>
-        <w:t xml:space="preserve"> No money movement or transaction execution </w:t>
+        <w:spacing w:before="100" w:beforeAutospacing="1" w:after="100" w:afterAutospacing="1" w:line="240" w:lineRule="auto"/>
+        <w:rPr>
+          <w:rFonts w:ascii="Times New Roman" w:eastAsia="Times New Roman" w:hAnsi="Times New Roman" w:cs="Times New Roman"/>
+          <w:lang w:eastAsia="en-GB"/>
+        </w:rPr>
+      </w:pPr>
+      <w:r>
+        <w:rPr>
+          <w:rFonts w:ascii="Times New Roman" w:eastAsia="Times New Roman" w:hAnsi="Times New Roman" w:cs="Times New Roman"/>
+          <w:lang w:eastAsia="en-GB"/>
+        </w:rPr>
+        <w:t xml:space="preserve">No real financial transactions or disbursals </w:t>
       </w:r>
     </w:p>
     <w:p>
       <w:pPr>
         <w:numPr>
           <w:ilvl w:val="0"/>
-          <w:numId w:val="2"/>
+          <w:numId w:val="16"/>
         </w:numPr>
-      </w:pPr>
-      <w:r>
-        <w:rPr>
-          <w:rFonts w:ascii="Segoe UI Emoji" w:hAnsi="Segoe UI Emoji" w:cs="Segoe UI Emoji"/>
-        </w:rPr>
-        <w:t>❌</w:t>
-      </w:r>
-      <w:r>
-        <w:t xml:space="preserve"> No storage of Personally Identifiable Information (PII) in logs </w:t>
+        <w:spacing w:before="100" w:beforeAutospacing="1" w:after="100" w:afterAutospacing="1" w:line="240" w:lineRule="auto"/>
+        <w:rPr>
+          <w:rFonts w:ascii="Times New Roman" w:eastAsia="Times New Roman" w:hAnsi="Times New Roman" w:cs="Times New Roman"/>
+          <w:lang w:eastAsia="en-GB"/>
+        </w:rPr>
+      </w:pPr>
+      <w:r>
+        <w:rPr>
+          <w:rFonts w:ascii="Times New Roman" w:eastAsia="Times New Roman" w:hAnsi="Times New Roman" w:cs="Times New Roman"/>
+          <w:lang w:eastAsia="en-GB"/>
+        </w:rPr>
+        <w:t xml:space="preserve">No integration with real external systems (CIBIL, banking systems, etc.) </w:t>
       </w:r>
     </w:p>
     <w:p>
       <w:pPr>
         <w:numPr>
           <w:ilvl w:val="0"/>
-          <w:numId w:val="2"/>
+          <w:numId w:val="16"/>
         </w:numPr>
-      </w:pPr>
-      <w:r>
-        <w:rPr>
-          <w:rFonts w:ascii="Segoe UI Emoji" w:hAnsi="Segoe UI Emoji" w:cs="Segoe UI Emoji"/>
-        </w:rPr>
-        <w:t>❌</w:t>
-      </w:r>
-      <w:r>
-        <w:t xml:space="preserve"> No legal/financial guarantees or commitments </w:t>
+        <w:spacing w:before="100" w:beforeAutospacing="1" w:after="100" w:afterAutospacing="1" w:line="240" w:lineRule="auto"/>
+        <w:rPr>
+          <w:rFonts w:ascii="Times New Roman" w:eastAsia="Times New Roman" w:hAnsi="Times New Roman" w:cs="Times New Roman"/>
+          <w:lang w:eastAsia="en-GB"/>
+        </w:rPr>
+      </w:pPr>
+      <w:r>
+        <w:rPr>
+          <w:rFonts w:ascii="Times New Roman" w:eastAsia="Times New Roman" w:hAnsi="Times New Roman" w:cs="Times New Roman"/>
+          <w:lang w:eastAsia="en-GB"/>
+        </w:rPr>
+        <w:t xml:space="preserve">No legal or financial guarantees </w:t>
+      </w:r>
+    </w:p>
+    <w:p>
+      <w:pPr>
+        <w:spacing w:before="100" w:beforeAutospacing="1" w:after="100" w:afterAutospacing="1"/>
+        <w:rPr>
+          <w:rFonts w:ascii="Times New Roman" w:eastAsia="Times New Roman" w:hAnsi="Times New Roman" w:cs="Times New Roman"/>
+          <w:lang w:eastAsia="en-GB"/>
+        </w:rPr>
+      </w:pPr>
+      <w:r>
+        <w:rPr>
+          <w:rFonts w:ascii="Times New Roman" w:eastAsia="Times New Roman" w:hAnsi="Times New Roman" w:cs="Times New Roman"/>
+          <w:lang w:eastAsia="en-GB"/>
+        </w:rPr>
+        <w:t>Additional constraints:</w:t>
       </w:r>
     </w:p>
     <w:p>
       <w:pPr>
         <w:numPr>
           <w:ilvl w:val="0"/>
-          <w:numId w:val="2"/>
+          <w:numId w:val="17"/>
         </w:numPr>
-      </w:pPr>
-      <w:r>
-        <w:rPr>
-          <w:rFonts w:ascii="Segoe UI Emoji" w:hAnsi="Segoe UI Emoji" w:cs="Segoe UI Emoji"/>
-        </w:rPr>
-        <w:t>❌</w:t>
-      </w:r>
-      <w:r>
-        <w:t xml:space="preserve"> Must refuse uncertain queries instead of hallucinating </w:t>
+        <w:spacing w:before="100" w:beforeAutospacing="1" w:after="100" w:afterAutospacing="1" w:line="240" w:lineRule="auto"/>
+        <w:rPr>
+          <w:rFonts w:ascii="Times New Roman" w:eastAsia="Times New Roman" w:hAnsi="Times New Roman" w:cs="Times New Roman"/>
+          <w:lang w:eastAsia="en-GB"/>
+        </w:rPr>
+      </w:pPr>
+      <w:r>
+        <w:rPr>
+          <w:rFonts w:ascii="Times New Roman" w:eastAsia="Times New Roman" w:hAnsi="Times New Roman" w:cs="Times New Roman"/>
+          <w:lang w:eastAsia="en-GB"/>
+        </w:rPr>
+        <w:t xml:space="preserve">Personally Identifiable Information (PII) is masked and not stored in raw logs </w:t>
       </w:r>
     </w:p>
     <w:p>
       <w:pPr>
         <w:numPr>
           <w:ilvl w:val="0"/>
-          <w:numId w:val="2"/>
+          <w:numId w:val="17"/>
         </w:numPr>
-      </w:pPr>
-      <w:r>
-        <w:rPr>
-          <w:rFonts w:ascii="Segoe UI Emoji" w:hAnsi="Segoe UI Emoji" w:cs="Segoe UI Emoji"/>
-        </w:rPr>
-        <w:lastRenderedPageBreak/>
-        <w:t>❌</w:t>
-      </w:r>
-      <w:r>
-        <w:t xml:space="preserve"> Must escalate high-risk or unclear cases </w:t>
+        <w:spacing w:before="100" w:beforeAutospacing="1" w:after="100" w:afterAutospacing="1" w:line="240" w:lineRule="auto"/>
+        <w:rPr>
+          <w:rFonts w:ascii="Times New Roman" w:eastAsia="Times New Roman" w:hAnsi="Times New Roman" w:cs="Times New Roman"/>
+          <w:lang w:eastAsia="en-GB"/>
+        </w:rPr>
+      </w:pPr>
+      <w:r>
+        <w:rPr>
+          <w:rFonts w:ascii="Times New Roman" w:eastAsia="Times New Roman" w:hAnsi="Times New Roman" w:cs="Times New Roman"/>
+          <w:lang w:eastAsia="en-GB"/>
+        </w:rPr>
+        <w:t xml:space="preserve">External data such as credit score and income is simulated for realism </w:t>
       </w:r>
     </w:p>
     <w:p>
       <w:pPr>
         <w:numPr>
           <w:ilvl w:val="0"/>
-          <w:numId w:val="2"/>
+          <w:numId w:val="17"/>
         </w:numPr>
-      </w:pPr>
-      <w:r>
-        <w:rPr>
-          <w:rFonts w:ascii="Segoe UI Emoji" w:hAnsi="Segoe UI Emoji" w:cs="Segoe UI Emoji"/>
-        </w:rPr>
-        <w:t>❌</w:t>
-      </w:r>
-      <w:r>
-        <w:t xml:space="preserve"> Limited to pre-defined loan products and policies</w:t>
-      </w:r>
-    </w:p>
-    <w:p>
-      <w:pPr>
-        <w:rPr>
+        <w:spacing w:before="100" w:beforeAutospacing="1" w:after="100" w:afterAutospacing="1" w:line="240" w:lineRule="auto"/>
+        <w:rPr>
+          <w:rFonts w:ascii="Times New Roman" w:eastAsia="Times New Roman" w:hAnsi="Times New Roman" w:cs="Times New Roman"/>
+          <w:lang w:eastAsia="en-GB"/>
+        </w:rPr>
+      </w:pPr>
+      <w:r>
+        <w:rPr>
+          <w:rFonts w:ascii="Times New Roman" w:eastAsia="Times New Roman" w:hAnsi="Times New Roman" w:cs="Times New Roman"/>
+          <w:lang w:eastAsia="en-GB"/>
+        </w:rPr>
+        <w:t xml:space="preserve">High-risk, ambiguous, or uncertain cases are escalated to human agents </w:t>
+      </w:r>
+    </w:p>
+    <w:p>
+      <w:pPr>
+        <w:rPr>
+          <w:rFonts w:ascii="Times New Roman" w:eastAsia="Times New Roman" w:hAnsi="Times New Roman" w:cs="Times New Roman"/>
+          <w:lang w:eastAsia="en-GB"/>
+        </w:rPr>
+      </w:pPr>
+      <w:r>
+        <w:rPr>
+          <w:rFonts w:ascii="Times New Roman" w:eastAsia="Times New Roman" w:hAnsi="Times New Roman" w:cs="Times New Roman"/>
+          <w:noProof/>
+          <w:lang w:eastAsia="en-GB"/>
+        </w:rPr>
+      </w:r>
+      <w:r>
+        <w:rPr>
+          <w:rFonts w:ascii="Times New Roman" w:eastAsia="Times New Roman" w:hAnsi="Times New Roman" w:cs="Times New Roman"/>
+          <w:noProof/>
+          <w:lang w:eastAsia="en-GB"/>
+        </w:rPr>
+        <w:pict w14:anchorId="0F9CDAF9">
+          <v:rect id="_x0000_i1029" alt="" style="width:451.15pt;height:.05pt;mso-width-percent:0;mso-height-percent:0;mso-width-percent:0;mso-height-percent:0" o:hrpct="964" o:hralign="center" o:hrstd="t" o:hr="t" fillcolor="#a0a0a0" stroked="f"/>
+        </w:pict>
+      </w:r>
+    </w:p>
+    <w:p>
+      <w:pPr>
+        <w:spacing w:before="100" w:beforeAutospacing="1" w:after="100" w:afterAutospacing="1"/>
+        <w:outlineLvl w:val="1"/>
+        <w:rPr>
+          <w:rFonts w:ascii="Times New Roman" w:eastAsia="Times New Roman" w:hAnsi="Times New Roman" w:cs="Times New Roman"/>
           <w:b/>
           <w:bCs/>
-        </w:rPr>
-      </w:pPr>
-      <w:r>
-        <w:rPr>
+          <w:sz w:val="36"/>
+          <w:szCs w:val="36"/>
+          <w:lang w:eastAsia="en-GB"/>
+        </w:rPr>
+      </w:pPr>
+      <w:r>
+        <w:rPr>
+          <w:rFonts w:ascii="Times New Roman" w:eastAsia="Times New Roman" w:hAnsi="Times New Roman" w:cs="Times New Roman"/>
           <w:b/>
           <w:bCs/>
-        </w:rPr>
-        <w:t>User Types (Primary Personas)</w:t>
+          <w:sz w:val="36"/>
+          <w:szCs w:val="36"/>
+          <w:lang w:eastAsia="en-GB"/>
+        </w:rPr>
+        <w:t>4. User Personas</w:t>
+      </w:r>
+    </w:p>
+    <w:p>
+      <w:pPr>
+        <w:spacing w:before="100" w:beforeAutospacing="1" w:after="100" w:afterAutospacing="1"/>
+        <w:outlineLvl w:val="2"/>
+        <w:rPr>
+          <w:rFonts w:ascii="Times New Roman" w:eastAsia="Times New Roman" w:hAnsi="Times New Roman" w:cs="Times New Roman"/>
+          <w:b/>
+          <w:bCs/>
+          <w:sz w:val="27"/>
+          <w:szCs w:val="27"/>
+          <w:lang w:eastAsia="en-GB"/>
+        </w:rPr>
+      </w:pPr>
+      <w:r>
+        <w:rPr>
+          <w:rFonts w:ascii="Times New Roman" w:eastAsia="Times New Roman" w:hAnsi="Times New Roman" w:cs="Times New Roman"/>
+          <w:b/>
+          <w:bCs/>
+          <w:sz w:val="27"/>
+          <w:szCs w:val="27"/>
+          <w:lang w:eastAsia="en-GB"/>
+        </w:rPr>
+        <w:t>1. Retail Customers</w:t>
       </w:r>
     </w:p>
     <w:p>
       <w:pPr>
         <w:numPr>
           <w:ilvl w:val="0"/>
-          <w:numId w:val="3"/>
+          <w:numId w:val="18"/>
         </w:numPr>
-      </w:pPr>
-      <w:r>
-        <w:rPr>
+        <w:spacing w:before="100" w:beforeAutospacing="1" w:after="100" w:afterAutospacing="1" w:line="240" w:lineRule="auto"/>
+        <w:rPr>
+          <w:rFonts w:ascii="Times New Roman" w:eastAsia="Times New Roman" w:hAnsi="Times New Roman" w:cs="Times New Roman"/>
+          <w:lang w:eastAsia="en-GB"/>
+        </w:rPr>
+      </w:pPr>
+      <w:r>
+        <w:rPr>
+          <w:rFonts w:ascii="Times New Roman" w:eastAsia="Times New Roman" w:hAnsi="Times New Roman" w:cs="Times New Roman"/>
+          <w:lang w:eastAsia="en-GB"/>
+        </w:rPr>
+        <w:t xml:space="preserve">Individuals applying for loans </w:t>
+      </w:r>
+    </w:p>
+    <w:p>
+      <w:pPr>
+        <w:numPr>
+          <w:ilvl w:val="0"/>
+          <w:numId w:val="18"/>
+        </w:numPr>
+        <w:spacing w:before="100" w:beforeAutospacing="1" w:after="100" w:afterAutospacing="1" w:line="240" w:lineRule="auto"/>
+        <w:rPr>
+          <w:rFonts w:ascii="Times New Roman" w:eastAsia="Times New Roman" w:hAnsi="Times New Roman" w:cs="Times New Roman"/>
+          <w:lang w:eastAsia="en-GB"/>
+        </w:rPr>
+      </w:pPr>
+      <w:r>
+        <w:rPr>
+          <w:rFonts w:ascii="Times New Roman" w:eastAsia="Times New Roman" w:hAnsi="Times New Roman" w:cs="Times New Roman"/>
+          <w:lang w:eastAsia="en-GB"/>
+        </w:rPr>
+        <w:t xml:space="preserve">Require guidance, eligibility insights, and fast responses </w:t>
+      </w:r>
+    </w:p>
+    <w:p>
+      <w:pPr>
+        <w:numPr>
+          <w:ilvl w:val="0"/>
+          <w:numId w:val="18"/>
+        </w:numPr>
+        <w:spacing w:before="100" w:beforeAutospacing="1" w:after="100" w:afterAutospacing="1" w:line="240" w:lineRule="auto"/>
+        <w:rPr>
+          <w:rFonts w:ascii="Times New Roman" w:eastAsia="Times New Roman" w:hAnsi="Times New Roman" w:cs="Times New Roman"/>
+          <w:lang w:eastAsia="en-GB"/>
+        </w:rPr>
+      </w:pPr>
+      <w:r>
+        <w:rPr>
+          <w:rFonts w:ascii="Times New Roman" w:eastAsia="Times New Roman" w:hAnsi="Times New Roman" w:cs="Times New Roman"/>
+          <w:lang w:eastAsia="en-GB"/>
+        </w:rPr>
+        <w:t xml:space="preserve">Expect intuitive and conversational interaction </w:t>
+      </w:r>
+    </w:p>
+    <w:p>
+      <w:pPr>
+        <w:spacing w:before="100" w:beforeAutospacing="1" w:after="100" w:afterAutospacing="1"/>
+        <w:outlineLvl w:val="2"/>
+        <w:rPr>
+          <w:rFonts w:ascii="Times New Roman" w:eastAsia="Times New Roman" w:hAnsi="Times New Roman" w:cs="Times New Roman"/>
           <w:b/>
           <w:bCs/>
-        </w:rPr>
-        <w:t>Retail Banking Customers</w:t>
-      </w:r>
-      <w:r>
-        <w:t xml:space="preserve"> </w:t>
+          <w:sz w:val="27"/>
+          <w:szCs w:val="27"/>
+          <w:lang w:eastAsia="en-GB"/>
+        </w:rPr>
+      </w:pPr>
+      <w:r>
+        <w:rPr>
+          <w:rFonts w:ascii="Times New Roman" w:eastAsia="Times New Roman" w:hAnsi="Times New Roman" w:cs="Times New Roman"/>
+          <w:b/>
+          <w:bCs/>
+          <w:sz w:val="27"/>
+          <w:szCs w:val="27"/>
+          <w:lang w:eastAsia="en-GB"/>
+        </w:rPr>
+        <w:t>2. Relationship Managers (RMs)</w:t>
+      </w:r>
+    </w:p>
+    <w:p>
+      <w:pPr>
+        <w:numPr>
+          <w:ilvl w:val="0"/>
+          <w:numId w:val="19"/>
+        </w:numPr>
+        <w:spacing w:before="100" w:beforeAutospacing="1" w:after="100" w:afterAutospacing="1" w:line="240" w:lineRule="auto"/>
+        <w:rPr>
+          <w:rFonts w:ascii="Times New Roman" w:eastAsia="Times New Roman" w:hAnsi="Times New Roman" w:cs="Times New Roman"/>
+          <w:lang w:eastAsia="en-GB"/>
+        </w:rPr>
+      </w:pPr>
+      <w:r>
+        <w:rPr>
+          <w:rFonts w:ascii="Times New Roman" w:eastAsia="Times New Roman" w:hAnsi="Times New Roman" w:cs="Times New Roman"/>
+          <w:lang w:eastAsia="en-GB"/>
+        </w:rPr>
+        <w:t xml:space="preserve">Assist customers during loan applications </w:t>
+      </w:r>
+    </w:p>
+    <w:p>
+      <w:pPr>
+        <w:numPr>
+          <w:ilvl w:val="0"/>
+          <w:numId w:val="19"/>
+        </w:numPr>
+        <w:spacing w:before="100" w:beforeAutospacing="1" w:after="100" w:afterAutospacing="1" w:line="240" w:lineRule="auto"/>
+        <w:rPr>
+          <w:rFonts w:ascii="Times New Roman" w:eastAsia="Times New Roman" w:hAnsi="Times New Roman" w:cs="Times New Roman"/>
+          <w:lang w:eastAsia="en-GB"/>
+        </w:rPr>
+      </w:pPr>
+      <w:r>
+        <w:rPr>
+          <w:rFonts w:ascii="Times New Roman" w:eastAsia="Times New Roman" w:hAnsi="Times New Roman" w:cs="Times New Roman"/>
+          <w:lang w:eastAsia="en-GB"/>
+        </w:rPr>
+        <w:t xml:space="preserve">Need quick eligibility checks and document validation </w:t>
+      </w:r>
+    </w:p>
+    <w:p>
+      <w:pPr>
+        <w:numPr>
+          <w:ilvl w:val="0"/>
+          <w:numId w:val="19"/>
+        </w:numPr>
+        <w:spacing w:before="100" w:beforeAutospacing="1" w:after="100" w:afterAutospacing="1" w:line="240" w:lineRule="auto"/>
+        <w:rPr>
+          <w:rFonts w:ascii="Times New Roman" w:eastAsia="Times New Roman" w:hAnsi="Times New Roman" w:cs="Times New Roman"/>
+          <w:lang w:eastAsia="en-GB"/>
+        </w:rPr>
+      </w:pPr>
+      <w:r>
+        <w:rPr>
+          <w:rFonts w:ascii="Times New Roman" w:eastAsia="Times New Roman" w:hAnsi="Times New Roman" w:cs="Times New Roman"/>
+          <w:lang w:eastAsia="en-GB"/>
+        </w:rPr>
+        <w:t xml:space="preserve">Aim to reduce manual workload and improve response time </w:t>
+      </w:r>
+    </w:p>
+    <w:p>
+      <w:pPr>
+        <w:spacing w:before="100" w:beforeAutospacing="1" w:after="100" w:afterAutospacing="1"/>
+        <w:outlineLvl w:val="2"/>
+        <w:rPr>
+          <w:rFonts w:ascii="Times New Roman" w:eastAsia="Times New Roman" w:hAnsi="Times New Roman" w:cs="Times New Roman"/>
+          <w:b/>
+          <w:bCs/>
+          <w:sz w:val="27"/>
+          <w:szCs w:val="27"/>
+          <w:lang w:eastAsia="en-GB"/>
+        </w:rPr>
+      </w:pPr>
+      <w:r>
+        <w:rPr>
+          <w:rFonts w:ascii="Times New Roman" w:eastAsia="Times New Roman" w:hAnsi="Times New Roman" w:cs="Times New Roman"/>
+          <w:b/>
+          <w:bCs/>
+          <w:sz w:val="27"/>
+          <w:szCs w:val="27"/>
+          <w:lang w:eastAsia="en-GB"/>
+        </w:rPr>
+        <w:t>3. Loan Operations Team</w:t>
+      </w:r>
+    </w:p>
+    <w:p>
+      <w:pPr>
+        <w:numPr>
+          <w:ilvl w:val="0"/>
+          <w:numId w:val="20"/>
+        </w:numPr>
+        <w:spacing w:before="100" w:beforeAutospacing="1" w:after="100" w:afterAutospacing="1" w:line="240" w:lineRule="auto"/>
+        <w:rPr>
+          <w:rFonts w:ascii="Times New Roman" w:eastAsia="Times New Roman" w:hAnsi="Times New Roman" w:cs="Times New Roman"/>
+          <w:lang w:eastAsia="en-GB"/>
+        </w:rPr>
+      </w:pPr>
+      <w:r>
+        <w:rPr>
+          <w:rFonts w:ascii="Times New Roman" w:eastAsia="Times New Roman" w:hAnsi="Times New Roman" w:cs="Times New Roman"/>
+          <w:lang w:eastAsia="en-GB"/>
+        </w:rPr>
+        <w:lastRenderedPageBreak/>
+        <w:t xml:space="preserve">Backend processing staff </w:t>
+      </w:r>
+    </w:p>
+    <w:p>
+      <w:pPr>
+        <w:numPr>
+          <w:ilvl w:val="0"/>
+          <w:numId w:val="20"/>
+        </w:numPr>
+        <w:spacing w:before="100" w:beforeAutospacing="1" w:after="100" w:afterAutospacing="1" w:line="240" w:lineRule="auto"/>
+        <w:rPr>
+          <w:rFonts w:ascii="Times New Roman" w:eastAsia="Times New Roman" w:hAnsi="Times New Roman" w:cs="Times New Roman"/>
+          <w:lang w:eastAsia="en-GB"/>
+        </w:rPr>
+      </w:pPr>
+      <w:r>
+        <w:rPr>
+          <w:rFonts w:ascii="Times New Roman" w:eastAsia="Times New Roman" w:hAnsi="Times New Roman" w:cs="Times New Roman"/>
+          <w:lang w:eastAsia="en-GB"/>
+        </w:rPr>
+        <w:t xml:space="preserve">Use system outputs for pre-screening and prioritization </w:t>
+      </w:r>
+    </w:p>
+    <w:p>
+      <w:pPr>
+        <w:rPr>
+          <w:rFonts w:ascii="Times New Roman" w:eastAsia="Times New Roman" w:hAnsi="Times New Roman" w:cs="Times New Roman"/>
+          <w:lang w:eastAsia="en-GB"/>
+        </w:rPr>
+      </w:pPr>
+      <w:r>
+        <w:rPr>
+          <w:rFonts w:ascii="Times New Roman" w:eastAsia="Times New Roman" w:hAnsi="Times New Roman" w:cs="Times New Roman"/>
+          <w:noProof/>
+          <w:lang w:eastAsia="en-GB"/>
+        </w:rPr>
+      </w:r>
+      <w:r>
+        <w:rPr>
+          <w:rFonts w:ascii="Times New Roman" w:eastAsia="Times New Roman" w:hAnsi="Times New Roman" w:cs="Times New Roman"/>
+          <w:noProof/>
+          <w:lang w:eastAsia="en-GB"/>
+        </w:rPr>
+        <w:pict w14:anchorId="1F0376B2">
+          <v:rect id="_x0000_i1030" alt="" style="width:451.15pt;height:.05pt;mso-width-percent:0;mso-height-percent:0;mso-width-percent:0;mso-height-percent:0" o:hrpct="964" o:hralign="center" o:hrstd="t" o:hr="t" fillcolor="#a0a0a0" stroked="f"/>
+        </w:pict>
+      </w:r>
+    </w:p>
+    <w:p>
+      <w:pPr>
+        <w:spacing w:before="100" w:beforeAutospacing="1" w:after="100" w:afterAutospacing="1"/>
+        <w:outlineLvl w:val="1"/>
+        <w:rPr>
+          <w:rFonts w:ascii="Times New Roman" w:eastAsia="Times New Roman" w:hAnsi="Times New Roman" w:cs="Times New Roman"/>
+          <w:b/>
+          <w:bCs/>
+          <w:sz w:val="36"/>
+          <w:szCs w:val="36"/>
+          <w:lang w:eastAsia="en-GB"/>
+        </w:rPr>
+      </w:pPr>
+      <w:r>
+        <w:rPr>
+          <w:rFonts w:ascii="Times New Roman" w:eastAsia="Times New Roman" w:hAnsi="Times New Roman" w:cs="Times New Roman"/>
+          <w:b/>
+          <w:bCs/>
+          <w:sz w:val="36"/>
+          <w:szCs w:val="36"/>
+          <w:lang w:eastAsia="en-GB"/>
+        </w:rPr>
+        <w:t>5. Key Capabilities</w:t>
+      </w:r>
+    </w:p>
+    <w:p>
+      <w:pPr>
+        <w:spacing w:before="100" w:beforeAutospacing="1" w:after="100" w:afterAutospacing="1"/>
+        <w:outlineLvl w:val="2"/>
+        <w:rPr>
+          <w:rFonts w:ascii="Times New Roman" w:eastAsia="Times New Roman" w:hAnsi="Times New Roman" w:cs="Times New Roman"/>
+          <w:b/>
+          <w:bCs/>
+          <w:sz w:val="27"/>
+          <w:szCs w:val="27"/>
+          <w:lang w:eastAsia="en-GB"/>
+        </w:rPr>
+      </w:pPr>
+      <w:r>
+        <w:rPr>
+          <w:rFonts w:ascii="Times New Roman" w:eastAsia="Times New Roman" w:hAnsi="Times New Roman" w:cs="Times New Roman"/>
+          <w:b/>
+          <w:bCs/>
+          <w:sz w:val="27"/>
+          <w:szCs w:val="27"/>
+          <w:lang w:eastAsia="en-GB"/>
+        </w:rPr>
+        <w:t>5.1 Conversational Intelligence</w:t>
+      </w:r>
+    </w:p>
+    <w:p>
+      <w:pPr>
+        <w:numPr>
+          <w:ilvl w:val="0"/>
+          <w:numId w:val="21"/>
+        </w:numPr>
+        <w:spacing w:before="100" w:beforeAutospacing="1" w:after="100" w:afterAutospacing="1" w:line="240" w:lineRule="auto"/>
+        <w:rPr>
+          <w:rFonts w:ascii="Times New Roman" w:eastAsia="Times New Roman" w:hAnsi="Times New Roman" w:cs="Times New Roman"/>
+          <w:lang w:eastAsia="en-GB"/>
+        </w:rPr>
+      </w:pPr>
+      <w:r>
+        <w:rPr>
+          <w:rFonts w:ascii="Times New Roman" w:eastAsia="Times New Roman" w:hAnsi="Times New Roman" w:cs="Times New Roman"/>
+          <w:lang w:eastAsia="en-GB"/>
+        </w:rPr>
+        <w:t xml:space="preserve">Multi-turn, context-aware conversation using LLM </w:t>
+      </w:r>
+    </w:p>
+    <w:p>
+      <w:pPr>
+        <w:numPr>
+          <w:ilvl w:val="0"/>
+          <w:numId w:val="21"/>
+        </w:numPr>
+        <w:spacing w:before="100" w:beforeAutospacing="1" w:after="100" w:afterAutospacing="1" w:line="240" w:lineRule="auto"/>
+        <w:rPr>
+          <w:rFonts w:ascii="Times New Roman" w:eastAsia="Times New Roman" w:hAnsi="Times New Roman" w:cs="Times New Roman"/>
+          <w:lang w:eastAsia="en-GB"/>
+        </w:rPr>
+      </w:pPr>
+      <w:r>
+        <w:rPr>
+          <w:rFonts w:ascii="Times New Roman" w:eastAsia="Times New Roman" w:hAnsi="Times New Roman" w:cs="Times New Roman"/>
+          <w:lang w:eastAsia="en-GB"/>
+        </w:rPr>
+        <w:t xml:space="preserve">Ability to guide users across the full loan journey </w:t>
+      </w:r>
+    </w:p>
+    <w:p>
+      <w:pPr>
+        <w:numPr>
+          <w:ilvl w:val="0"/>
+          <w:numId w:val="21"/>
+        </w:numPr>
+        <w:spacing w:before="100" w:beforeAutospacing="1" w:after="100" w:afterAutospacing="1" w:line="240" w:lineRule="auto"/>
+        <w:rPr>
+          <w:rFonts w:ascii="Times New Roman" w:eastAsia="Times New Roman" w:hAnsi="Times New Roman" w:cs="Times New Roman"/>
+          <w:lang w:eastAsia="en-GB"/>
+        </w:rPr>
+      </w:pPr>
+      <w:r>
+        <w:rPr>
+          <w:rFonts w:ascii="Times New Roman" w:eastAsia="Times New Roman" w:hAnsi="Times New Roman" w:cs="Times New Roman"/>
+          <w:lang w:eastAsia="en-GB"/>
+        </w:rPr>
+        <w:t xml:space="preserve">Structured and intuitive interaction flow </w:t>
+      </w:r>
+    </w:p>
+    <w:p>
+      <w:pPr>
+        <w:rPr>
+          <w:rFonts w:ascii="Times New Roman" w:eastAsia="Times New Roman" w:hAnsi="Times New Roman" w:cs="Times New Roman"/>
+          <w:lang w:eastAsia="en-GB"/>
+        </w:rPr>
+      </w:pPr>
+      <w:r>
+        <w:rPr>
+          <w:rFonts w:ascii="Times New Roman" w:eastAsia="Times New Roman" w:hAnsi="Times New Roman" w:cs="Times New Roman"/>
+          <w:noProof/>
+          <w:lang w:eastAsia="en-GB"/>
+        </w:rPr>
+      </w:r>
+      <w:r>
+        <w:rPr>
+          <w:rFonts w:ascii="Times New Roman" w:eastAsia="Times New Roman" w:hAnsi="Times New Roman" w:cs="Times New Roman"/>
+          <w:noProof/>
+          <w:lang w:eastAsia="en-GB"/>
+        </w:rPr>
+        <w:pict w14:anchorId="447E0558">
+          <v:rect id="_x0000_i1031" alt="" style="width:451.15pt;height:.05pt;mso-width-percent:0;mso-height-percent:0;mso-width-percent:0;mso-height-percent:0" o:hrpct="964" o:hralign="center" o:hrstd="t" o:hr="t" fillcolor="#a0a0a0" stroked="f"/>
+        </w:pict>
+      </w:r>
+    </w:p>
+    <w:p>
+      <w:pPr>
+        <w:spacing w:before="100" w:beforeAutospacing="1" w:after="100" w:afterAutospacing="1"/>
+        <w:outlineLvl w:val="2"/>
+        <w:rPr>
+          <w:rFonts w:ascii="Times New Roman" w:eastAsia="Times New Roman" w:hAnsi="Times New Roman" w:cs="Times New Roman"/>
+          <w:b/>
+          <w:bCs/>
+          <w:sz w:val="27"/>
+          <w:szCs w:val="27"/>
+          <w:lang w:eastAsia="en-GB"/>
+        </w:rPr>
+      </w:pPr>
+      <w:r>
+        <w:rPr>
+          <w:rFonts w:ascii="Times New Roman" w:eastAsia="Times New Roman" w:hAnsi="Times New Roman" w:cs="Times New Roman"/>
+          <w:b/>
+          <w:bCs/>
+          <w:sz w:val="27"/>
+          <w:szCs w:val="27"/>
+          <w:lang w:eastAsia="en-GB"/>
+        </w:rPr>
+        <w:t>5.2 Knowledge Retrieval (RAG)</w:t>
+      </w:r>
+    </w:p>
+    <w:p>
+      <w:pPr>
+        <w:numPr>
+          <w:ilvl w:val="0"/>
+          <w:numId w:val="22"/>
+        </w:numPr>
+        <w:spacing w:before="100" w:beforeAutospacing="1" w:after="100" w:afterAutospacing="1" w:line="240" w:lineRule="auto"/>
+        <w:rPr>
+          <w:rFonts w:ascii="Times New Roman" w:eastAsia="Times New Roman" w:hAnsi="Times New Roman" w:cs="Times New Roman"/>
+          <w:lang w:eastAsia="en-GB"/>
+        </w:rPr>
+      </w:pPr>
+      <w:r>
+        <w:rPr>
+          <w:rFonts w:ascii="Times New Roman" w:eastAsia="Times New Roman" w:hAnsi="Times New Roman" w:cs="Times New Roman"/>
+          <w:lang w:eastAsia="en-GB"/>
+        </w:rPr>
+        <w:t xml:space="preserve">Retrieve information from: </w:t>
       </w:r>
     </w:p>
     <w:p>
       <w:pPr>
         <w:numPr>
           <w:ilvl w:val="1"/>
-          <w:numId w:val="3"/>
+          <w:numId w:val="22"/>
         </w:numPr>
-      </w:pPr>
-      <w:r>
-        <w:t xml:space="preserve">Individuals applying for loans </w:t>
+        <w:spacing w:before="100" w:beforeAutospacing="1" w:after="100" w:afterAutospacing="1" w:line="240" w:lineRule="auto"/>
+        <w:rPr>
+          <w:rFonts w:ascii="Times New Roman" w:eastAsia="Times New Roman" w:hAnsi="Times New Roman" w:cs="Times New Roman"/>
+          <w:lang w:eastAsia="en-GB"/>
+        </w:rPr>
+      </w:pPr>
+      <w:r>
+        <w:rPr>
+          <w:rFonts w:ascii="Times New Roman" w:eastAsia="Times New Roman" w:hAnsi="Times New Roman" w:cs="Times New Roman"/>
+          <w:lang w:eastAsia="en-GB"/>
+        </w:rPr>
+        <w:t xml:space="preserve">Loan policy documents </w:t>
       </w:r>
     </w:p>
     <w:p>
       <w:pPr>
         <w:numPr>
           <w:ilvl w:val="1"/>
-          <w:numId w:val="3"/>
+          <w:numId w:val="22"/>
         </w:numPr>
-      </w:pPr>
-      <w:r>
-        <w:t xml:space="preserve">Need guidance, eligibility insights, and status updates </w:t>
+        <w:spacing w:before="100" w:beforeAutospacing="1" w:after="100" w:afterAutospacing="1" w:line="240" w:lineRule="auto"/>
+        <w:rPr>
+          <w:rFonts w:ascii="Times New Roman" w:eastAsia="Times New Roman" w:hAnsi="Times New Roman" w:cs="Times New Roman"/>
+          <w:lang w:eastAsia="en-GB"/>
+        </w:rPr>
+      </w:pPr>
+      <w:r>
+        <w:rPr>
+          <w:rFonts w:ascii="Times New Roman" w:eastAsia="Times New Roman" w:hAnsi="Times New Roman" w:cs="Times New Roman"/>
+          <w:lang w:eastAsia="en-GB"/>
+        </w:rPr>
+        <w:t xml:space="preserve">Product guidelines </w:t>
       </w:r>
     </w:p>
     <w:p>
       <w:pPr>
         <w:numPr>
           <w:ilvl w:val="1"/>
-          <w:numId w:val="3"/>
+          <w:numId w:val="22"/>
         </w:numPr>
-      </w:pPr>
-      <w:r>
-        <w:t xml:space="preserve">Expect fast, clear, and conversational support </w:t>
+        <w:spacing w:before="100" w:beforeAutospacing="1" w:after="100" w:afterAutospacing="1" w:line="240" w:lineRule="auto"/>
+        <w:rPr>
+          <w:rFonts w:ascii="Times New Roman" w:eastAsia="Times New Roman" w:hAnsi="Times New Roman" w:cs="Times New Roman"/>
+          <w:lang w:eastAsia="en-GB"/>
+        </w:rPr>
+      </w:pPr>
+      <w:r>
+        <w:rPr>
+          <w:rFonts w:ascii="Times New Roman" w:eastAsia="Times New Roman" w:hAnsi="Times New Roman" w:cs="Times New Roman"/>
+          <w:lang w:eastAsia="en-GB"/>
+        </w:rPr>
+        <w:t xml:space="preserve">FAQs </w:t>
       </w:r>
     </w:p>
     <w:p>
       <w:pPr>
         <w:numPr>
           <w:ilvl w:val="0"/>
-          <w:numId w:val="3"/>
+          <w:numId w:val="22"/>
         </w:numPr>
-      </w:pPr>
-      <w:r>
-        <w:rPr>
+        <w:spacing w:before="100" w:beforeAutospacing="1" w:after="100" w:afterAutospacing="1" w:line="240" w:lineRule="auto"/>
+        <w:rPr>
+          <w:rFonts w:ascii="Times New Roman" w:eastAsia="Times New Roman" w:hAnsi="Times New Roman" w:cs="Times New Roman"/>
+          <w:lang w:eastAsia="en-GB"/>
+        </w:rPr>
+      </w:pPr>
+      <w:r>
+        <w:rPr>
+          <w:rFonts w:ascii="Times New Roman" w:eastAsia="Times New Roman" w:hAnsi="Times New Roman" w:cs="Times New Roman"/>
+          <w:lang w:eastAsia="en-GB"/>
+        </w:rPr>
+        <w:t xml:space="preserve">Ensures responses are: </w:t>
+      </w:r>
+    </w:p>
+    <w:p>
+      <w:pPr>
+        <w:numPr>
+          <w:ilvl w:val="1"/>
+          <w:numId w:val="22"/>
+        </w:numPr>
+        <w:spacing w:before="100" w:beforeAutospacing="1" w:after="100" w:afterAutospacing="1" w:line="240" w:lineRule="auto"/>
+        <w:rPr>
+          <w:rFonts w:ascii="Times New Roman" w:eastAsia="Times New Roman" w:hAnsi="Times New Roman" w:cs="Times New Roman"/>
+          <w:lang w:eastAsia="en-GB"/>
+        </w:rPr>
+      </w:pPr>
+      <w:r>
+        <w:rPr>
+          <w:rFonts w:ascii="Times New Roman" w:eastAsia="Times New Roman" w:hAnsi="Times New Roman" w:cs="Times New Roman"/>
+          <w:lang w:eastAsia="en-GB"/>
+        </w:rPr>
+        <w:t xml:space="preserve">Accurate </w:t>
+      </w:r>
+    </w:p>
+    <w:p>
+      <w:pPr>
+        <w:numPr>
+          <w:ilvl w:val="1"/>
+          <w:numId w:val="22"/>
+        </w:numPr>
+        <w:spacing w:before="100" w:beforeAutospacing="1" w:after="100" w:afterAutospacing="1" w:line="240" w:lineRule="auto"/>
+        <w:rPr>
+          <w:rFonts w:ascii="Times New Roman" w:eastAsia="Times New Roman" w:hAnsi="Times New Roman" w:cs="Times New Roman"/>
+          <w:lang w:eastAsia="en-GB"/>
+        </w:rPr>
+      </w:pPr>
+      <w:r>
+        <w:rPr>
+          <w:rFonts w:ascii="Times New Roman" w:eastAsia="Times New Roman" w:hAnsi="Times New Roman" w:cs="Times New Roman"/>
+          <w:lang w:eastAsia="en-GB"/>
+        </w:rPr>
+        <w:t xml:space="preserve">Contextually grounded </w:t>
+      </w:r>
+    </w:p>
+    <w:p>
+      <w:pPr>
+        <w:numPr>
+          <w:ilvl w:val="1"/>
+          <w:numId w:val="22"/>
+        </w:numPr>
+        <w:spacing w:before="100" w:beforeAutospacing="1" w:after="100" w:afterAutospacing="1" w:line="240" w:lineRule="auto"/>
+        <w:rPr>
+          <w:rFonts w:ascii="Times New Roman" w:eastAsia="Times New Roman" w:hAnsi="Times New Roman" w:cs="Times New Roman"/>
+          <w:lang w:eastAsia="en-GB"/>
+        </w:rPr>
+      </w:pPr>
+      <w:r>
+        <w:rPr>
+          <w:rFonts w:ascii="Times New Roman" w:eastAsia="Times New Roman" w:hAnsi="Times New Roman" w:cs="Times New Roman"/>
+          <w:lang w:eastAsia="en-GB"/>
+        </w:rPr>
+        <w:t xml:space="preserve">Policy-compliant </w:t>
+      </w:r>
+    </w:p>
+    <w:p>
+      <w:pPr>
+        <w:numPr>
+          <w:ilvl w:val="0"/>
+          <w:numId w:val="22"/>
+        </w:numPr>
+        <w:spacing w:before="100" w:beforeAutospacing="1" w:after="100" w:afterAutospacing="1" w:line="240" w:lineRule="auto"/>
+        <w:rPr>
+          <w:rFonts w:ascii="Times New Roman" w:eastAsia="Times New Roman" w:hAnsi="Times New Roman" w:cs="Times New Roman"/>
+          <w:lang w:eastAsia="en-GB"/>
+        </w:rPr>
+      </w:pPr>
+      <w:r>
+        <w:rPr>
+          <w:rFonts w:ascii="Times New Roman" w:eastAsia="Times New Roman" w:hAnsi="Times New Roman" w:cs="Times New Roman"/>
+          <w:lang w:eastAsia="en-GB"/>
+        </w:rPr>
+        <w:t xml:space="preserve">Supports both structured and unstructured knowledge sources </w:t>
+      </w:r>
+    </w:p>
+    <w:p>
+      <w:pPr>
+        <w:numPr>
+          <w:ilvl w:val="0"/>
+          <w:numId w:val="22"/>
+        </w:numPr>
+        <w:spacing w:before="100" w:beforeAutospacing="1" w:after="100" w:afterAutospacing="1" w:line="240" w:lineRule="auto"/>
+        <w:rPr>
+          <w:rFonts w:ascii="Times New Roman" w:eastAsia="Times New Roman" w:hAnsi="Times New Roman" w:cs="Times New Roman"/>
+          <w:lang w:eastAsia="en-GB"/>
+        </w:rPr>
+      </w:pPr>
+      <w:r>
+        <w:rPr>
+          <w:rFonts w:ascii="Times New Roman" w:eastAsia="Times New Roman" w:hAnsi="Times New Roman" w:cs="Times New Roman"/>
+          <w:lang w:eastAsia="en-GB"/>
+        </w:rPr>
+        <w:t xml:space="preserve">Handles basic policy reasoning such as income thresholds and eligibility rules </w:t>
+      </w:r>
+    </w:p>
+    <w:p>
+      <w:pPr>
+        <w:rPr>
+          <w:rFonts w:ascii="Times New Roman" w:eastAsia="Times New Roman" w:hAnsi="Times New Roman" w:cs="Times New Roman"/>
+          <w:lang w:eastAsia="en-GB"/>
+        </w:rPr>
+      </w:pPr>
+      <w:r>
+        <w:rPr>
+          <w:rFonts w:ascii="Times New Roman" w:eastAsia="Times New Roman" w:hAnsi="Times New Roman" w:cs="Times New Roman"/>
+          <w:noProof/>
+          <w:lang w:eastAsia="en-GB"/>
+        </w:rPr>
+      </w:r>
+      <w:r>
+        <w:rPr>
+          <w:rFonts w:ascii="Times New Roman" w:eastAsia="Times New Roman" w:hAnsi="Times New Roman" w:cs="Times New Roman"/>
+          <w:noProof/>
+          <w:lang w:eastAsia="en-GB"/>
+        </w:rPr>
+        <w:pict w14:anchorId="59FC4701">
+          <v:rect id="_x0000_i1032" alt="" style="width:451.15pt;height:.05pt;mso-width-percent:0;mso-height-percent:0;mso-width-percent:0;mso-height-percent:0" o:hrpct="964" o:hralign="center" o:hrstd="t" o:hr="t" fillcolor="#a0a0a0" stroked="f"/>
+        </w:pict>
+      </w:r>
+    </w:p>
+    <w:p>
+      <w:pPr>
+        <w:spacing w:before="100" w:beforeAutospacing="1" w:after="100" w:afterAutospacing="1"/>
+        <w:outlineLvl w:val="2"/>
+        <w:rPr>
+          <w:rFonts w:ascii="Times New Roman" w:eastAsia="Times New Roman" w:hAnsi="Times New Roman" w:cs="Times New Roman"/>
           <w:b/>
           <w:bCs/>
-        </w:rPr>
-        <w:t>Bank Relationship Managers (RMs)</w:t>
-      </w:r>
-      <w:r>
-        <w:t xml:space="preserve"> </w:t>
+          <w:sz w:val="27"/>
+          <w:szCs w:val="27"/>
+          <w:lang w:eastAsia="en-GB"/>
+        </w:rPr>
+      </w:pPr>
+      <w:r>
+        <w:rPr>
+          <w:rFonts w:ascii="Times New Roman" w:eastAsia="Times New Roman" w:hAnsi="Times New Roman" w:cs="Times New Roman"/>
+          <w:b/>
+          <w:bCs/>
+          <w:sz w:val="27"/>
+          <w:szCs w:val="27"/>
+          <w:lang w:eastAsia="en-GB"/>
+        </w:rPr>
+        <w:t>5.3 Tool Integration</w:t>
+      </w:r>
+    </w:p>
+    <w:p>
+      <w:pPr>
+        <w:numPr>
+          <w:ilvl w:val="0"/>
+          <w:numId w:val="23"/>
+        </w:numPr>
+        <w:spacing w:before="100" w:beforeAutospacing="1" w:after="100" w:afterAutospacing="1" w:line="240" w:lineRule="auto"/>
+        <w:rPr>
+          <w:rFonts w:ascii="Times New Roman" w:eastAsia="Times New Roman" w:hAnsi="Times New Roman" w:cs="Times New Roman"/>
+          <w:lang w:eastAsia="en-GB"/>
+        </w:rPr>
+      </w:pPr>
+      <w:r>
+        <w:rPr>
+          <w:rFonts w:ascii="Times New Roman" w:eastAsia="Times New Roman" w:hAnsi="Times New Roman" w:cs="Times New Roman"/>
+          <w:lang w:eastAsia="en-GB"/>
+        </w:rPr>
+        <w:t xml:space="preserve">Eligibility calculator (rule-based) </w:t>
+      </w:r>
+    </w:p>
+    <w:p>
+      <w:pPr>
+        <w:numPr>
+          <w:ilvl w:val="0"/>
+          <w:numId w:val="23"/>
+        </w:numPr>
+        <w:spacing w:before="100" w:beforeAutospacing="1" w:after="100" w:afterAutospacing="1" w:line="240" w:lineRule="auto"/>
+        <w:rPr>
+          <w:rFonts w:ascii="Times New Roman" w:eastAsia="Times New Roman" w:hAnsi="Times New Roman" w:cs="Times New Roman"/>
+          <w:lang w:eastAsia="en-GB"/>
+        </w:rPr>
+      </w:pPr>
+      <w:r>
+        <w:rPr>
+          <w:rFonts w:ascii="Times New Roman" w:eastAsia="Times New Roman" w:hAnsi="Times New Roman" w:cs="Times New Roman"/>
+          <w:lang w:eastAsia="en-GB"/>
+        </w:rPr>
+        <w:t xml:space="preserve">EMI calculator </w:t>
+      </w:r>
+    </w:p>
+    <w:p>
+      <w:pPr>
+        <w:numPr>
+          <w:ilvl w:val="0"/>
+          <w:numId w:val="23"/>
+        </w:numPr>
+        <w:spacing w:before="100" w:beforeAutospacing="1" w:after="100" w:afterAutospacing="1" w:line="240" w:lineRule="auto"/>
+        <w:rPr>
+          <w:rFonts w:ascii="Times New Roman" w:eastAsia="Times New Roman" w:hAnsi="Times New Roman" w:cs="Times New Roman"/>
+          <w:lang w:eastAsia="en-GB"/>
+        </w:rPr>
+      </w:pPr>
+      <w:r>
+        <w:rPr>
+          <w:rFonts w:ascii="Times New Roman" w:eastAsia="Times New Roman" w:hAnsi="Times New Roman" w:cs="Times New Roman"/>
+          <w:lang w:eastAsia="en-GB"/>
+        </w:rPr>
+        <w:t xml:space="preserve">Document checklist validator </w:t>
+      </w:r>
+    </w:p>
+    <w:p>
+      <w:pPr>
+        <w:numPr>
+          <w:ilvl w:val="0"/>
+          <w:numId w:val="23"/>
+        </w:numPr>
+        <w:spacing w:before="100" w:beforeAutospacing="1" w:after="100" w:afterAutospacing="1" w:line="240" w:lineRule="auto"/>
+        <w:rPr>
+          <w:rFonts w:ascii="Times New Roman" w:eastAsia="Times New Roman" w:hAnsi="Times New Roman" w:cs="Times New Roman"/>
+          <w:lang w:eastAsia="en-GB"/>
+        </w:rPr>
+      </w:pPr>
+      <w:r>
+        <w:rPr>
+          <w:rFonts w:ascii="Times New Roman" w:eastAsia="Times New Roman" w:hAnsi="Times New Roman" w:cs="Times New Roman"/>
+          <w:lang w:eastAsia="en-GB"/>
+        </w:rPr>
+        <w:t xml:space="preserve">Agent selects appropriate tools based on user intent </w:t>
+      </w:r>
+    </w:p>
+    <w:p>
+      <w:pPr>
+        <w:numPr>
+          <w:ilvl w:val="0"/>
+          <w:numId w:val="23"/>
+        </w:numPr>
+        <w:spacing w:before="100" w:beforeAutospacing="1" w:after="100" w:afterAutospacing="1" w:line="240" w:lineRule="auto"/>
+        <w:rPr>
+          <w:rFonts w:ascii="Times New Roman" w:eastAsia="Times New Roman" w:hAnsi="Times New Roman" w:cs="Times New Roman"/>
+          <w:lang w:eastAsia="en-GB"/>
+        </w:rPr>
+      </w:pPr>
+      <w:r>
+        <w:rPr>
+          <w:rFonts w:ascii="Times New Roman" w:eastAsia="Times New Roman" w:hAnsi="Times New Roman" w:cs="Times New Roman"/>
+          <w:lang w:eastAsia="en-GB"/>
+        </w:rPr>
+        <w:t xml:space="preserve">Provides explainable outputs derived from tool results </w:t>
+      </w:r>
+    </w:p>
+    <w:p>
+      <w:pPr>
+        <w:rPr>
+          <w:rFonts w:ascii="Times New Roman" w:eastAsia="Times New Roman" w:hAnsi="Times New Roman" w:cs="Times New Roman"/>
+          <w:lang w:eastAsia="en-GB"/>
+        </w:rPr>
+      </w:pPr>
+      <w:r>
+        <w:rPr>
+          <w:rFonts w:ascii="Times New Roman" w:eastAsia="Times New Roman" w:hAnsi="Times New Roman" w:cs="Times New Roman"/>
+          <w:noProof/>
+          <w:lang w:eastAsia="en-GB"/>
+        </w:rPr>
+      </w:r>
+      <w:r>
+        <w:rPr>
+          <w:rFonts w:ascii="Times New Roman" w:eastAsia="Times New Roman" w:hAnsi="Times New Roman" w:cs="Times New Roman"/>
+          <w:noProof/>
+          <w:lang w:eastAsia="en-GB"/>
+        </w:rPr>
+        <w:pict w14:anchorId="3D663A66">
+          <v:rect id="_x0000_i1033" alt="" style="width:451.15pt;height:.05pt;mso-width-percent:0;mso-height-percent:0;mso-width-percent:0;mso-height-percent:0" o:hrpct="964" o:hralign="center" o:hrstd="t" o:hr="t" fillcolor="#a0a0a0" stroked="f"/>
+        </w:pict>
+      </w:r>
+    </w:p>
+    <w:p>
+      <w:pPr>
+        <w:spacing w:before="100" w:beforeAutospacing="1" w:after="100" w:afterAutospacing="1"/>
+        <w:outlineLvl w:val="2"/>
+        <w:rPr>
+          <w:rFonts w:ascii="Times New Roman" w:eastAsia="Times New Roman" w:hAnsi="Times New Roman" w:cs="Times New Roman"/>
+          <w:b/>
+          <w:bCs/>
+          <w:sz w:val="27"/>
+          <w:szCs w:val="27"/>
+          <w:lang w:eastAsia="en-GB"/>
+        </w:rPr>
+      </w:pPr>
+      <w:r>
+        <w:rPr>
+          <w:rFonts w:ascii="Times New Roman" w:eastAsia="Times New Roman" w:hAnsi="Times New Roman" w:cs="Times New Roman"/>
+          <w:b/>
+          <w:bCs/>
+          <w:sz w:val="27"/>
+          <w:szCs w:val="27"/>
+          <w:lang w:eastAsia="en-GB"/>
+        </w:rPr>
+        <w:t>5.4 Workflow Awareness</w:t>
+      </w:r>
+    </w:p>
+    <w:p>
+      <w:pPr>
+        <w:numPr>
+          <w:ilvl w:val="0"/>
+          <w:numId w:val="24"/>
+        </w:numPr>
+        <w:spacing w:before="100" w:beforeAutospacing="1" w:after="100" w:afterAutospacing="1" w:line="240" w:lineRule="auto"/>
+        <w:rPr>
+          <w:rFonts w:ascii="Times New Roman" w:eastAsia="Times New Roman" w:hAnsi="Times New Roman" w:cs="Times New Roman"/>
+          <w:lang w:eastAsia="en-GB"/>
+        </w:rPr>
+      </w:pPr>
+      <w:r>
+        <w:rPr>
+          <w:rFonts w:ascii="Times New Roman" w:eastAsia="Times New Roman" w:hAnsi="Times New Roman" w:cs="Times New Roman"/>
+          <w:lang w:eastAsia="en-GB"/>
+        </w:rPr>
+        <w:t xml:space="preserve">Tracks user journey stage </w:t>
+      </w:r>
+    </w:p>
+    <w:p>
+      <w:pPr>
+        <w:numPr>
+          <w:ilvl w:val="0"/>
+          <w:numId w:val="24"/>
+        </w:numPr>
+        <w:spacing w:before="100" w:beforeAutospacing="1" w:after="100" w:afterAutospacing="1" w:line="240" w:lineRule="auto"/>
+        <w:rPr>
+          <w:rFonts w:ascii="Times New Roman" w:eastAsia="Times New Roman" w:hAnsi="Times New Roman" w:cs="Times New Roman"/>
+          <w:lang w:eastAsia="en-GB"/>
+        </w:rPr>
+      </w:pPr>
+      <w:r>
+        <w:rPr>
+          <w:rFonts w:ascii="Times New Roman" w:eastAsia="Times New Roman" w:hAnsi="Times New Roman" w:cs="Times New Roman"/>
+          <w:lang w:eastAsia="en-GB"/>
+        </w:rPr>
+        <w:t xml:space="preserve">Provides contextual recommendations </w:t>
+      </w:r>
+    </w:p>
+    <w:p>
+      <w:pPr>
+        <w:numPr>
+          <w:ilvl w:val="0"/>
+          <w:numId w:val="24"/>
+        </w:numPr>
+        <w:spacing w:before="100" w:beforeAutospacing="1" w:after="100" w:afterAutospacing="1" w:line="240" w:lineRule="auto"/>
+        <w:rPr>
+          <w:rFonts w:ascii="Times New Roman" w:eastAsia="Times New Roman" w:hAnsi="Times New Roman" w:cs="Times New Roman"/>
+          <w:lang w:eastAsia="en-GB"/>
+        </w:rPr>
+      </w:pPr>
+      <w:r>
+        <w:rPr>
+          <w:rFonts w:ascii="Times New Roman" w:eastAsia="Times New Roman" w:hAnsi="Times New Roman" w:cs="Times New Roman"/>
+          <w:lang w:eastAsia="en-GB"/>
+        </w:rPr>
+        <w:t xml:space="preserve">Uses short-term session memory to maintain continuity across interactions </w:t>
+      </w:r>
+    </w:p>
+    <w:p>
+      <w:pPr>
+        <w:rPr>
+          <w:rFonts w:ascii="Times New Roman" w:eastAsia="Times New Roman" w:hAnsi="Times New Roman" w:cs="Times New Roman"/>
+          <w:lang w:eastAsia="en-GB"/>
+        </w:rPr>
+      </w:pPr>
+      <w:r>
+        <w:rPr>
+          <w:rFonts w:ascii="Times New Roman" w:eastAsia="Times New Roman" w:hAnsi="Times New Roman" w:cs="Times New Roman"/>
+          <w:noProof/>
+          <w:lang w:eastAsia="en-GB"/>
+        </w:rPr>
+      </w:r>
+      <w:r>
+        <w:rPr>
+          <w:rFonts w:ascii="Times New Roman" w:eastAsia="Times New Roman" w:hAnsi="Times New Roman" w:cs="Times New Roman"/>
+          <w:noProof/>
+          <w:lang w:eastAsia="en-GB"/>
+        </w:rPr>
+        <w:pict w14:anchorId="15A8A572">
+          <v:rect id="_x0000_i1034" alt="" style="width:451.15pt;height:.05pt;mso-width-percent:0;mso-height-percent:0;mso-width-percent:0;mso-height-percent:0" o:hrpct="964" o:hralign="center" o:hrstd="t" o:hr="t" fillcolor="#a0a0a0" stroked="f"/>
+        </w:pict>
+      </w:r>
+    </w:p>
+    <w:p>
+      <w:pPr>
+        <w:spacing w:before="100" w:beforeAutospacing="1" w:after="100" w:afterAutospacing="1"/>
+        <w:outlineLvl w:val="2"/>
+        <w:rPr>
+          <w:rFonts w:ascii="Times New Roman" w:eastAsia="Times New Roman" w:hAnsi="Times New Roman" w:cs="Times New Roman"/>
+          <w:b/>
+          <w:bCs/>
+          <w:sz w:val="27"/>
+          <w:szCs w:val="27"/>
+          <w:lang w:eastAsia="en-GB"/>
+        </w:rPr>
+      </w:pPr>
+      <w:r>
+        <w:rPr>
+          <w:rFonts w:ascii="Times New Roman" w:eastAsia="Times New Roman" w:hAnsi="Times New Roman" w:cs="Times New Roman"/>
+          <w:b/>
+          <w:bCs/>
+          <w:sz w:val="27"/>
+          <w:szCs w:val="27"/>
+          <w:lang w:eastAsia="en-GB"/>
+        </w:rPr>
+        <w:t xml:space="preserve">5.5 Adaptive </w:t>
+      </w:r>
+      <w:proofErr w:type="spellStart"/>
+      <w:r>
+        <w:rPr>
+          <w:rFonts w:ascii="Times New Roman" w:eastAsia="Times New Roman" w:hAnsi="Times New Roman" w:cs="Times New Roman"/>
+          <w:b/>
+          <w:bCs/>
+          <w:sz w:val="27"/>
+          <w:szCs w:val="27"/>
+          <w:lang w:eastAsia="en-GB"/>
+        </w:rPr>
+        <w:t>Behavior</w:t>
+      </w:r>
+      <w:proofErr w:type="spellEnd"/>
+      <w:r>
+        <w:rPr>
+          <w:rFonts w:ascii="Times New Roman" w:eastAsia="Times New Roman" w:hAnsi="Times New Roman" w:cs="Times New Roman"/>
+          <w:b/>
+          <w:bCs/>
+          <w:sz w:val="27"/>
+          <w:szCs w:val="27"/>
+          <w:lang w:eastAsia="en-GB"/>
+        </w:rPr>
+        <w:t xml:space="preserve"> (Feedback-Driven)</w:t>
+      </w:r>
+    </w:p>
+    <w:p>
+      <w:pPr>
+        <w:numPr>
+          <w:ilvl w:val="0"/>
+          <w:numId w:val="25"/>
+        </w:numPr>
+        <w:spacing w:before="100" w:beforeAutospacing="1" w:after="100" w:afterAutospacing="1" w:line="240" w:lineRule="auto"/>
+        <w:rPr>
+          <w:rFonts w:ascii="Times New Roman" w:eastAsia="Times New Roman" w:hAnsi="Times New Roman" w:cs="Times New Roman"/>
+          <w:lang w:eastAsia="en-GB"/>
+        </w:rPr>
+      </w:pPr>
+      <w:r>
+        <w:rPr>
+          <w:rFonts w:ascii="Times New Roman" w:eastAsia="Times New Roman" w:hAnsi="Times New Roman" w:cs="Times New Roman"/>
+          <w:lang w:eastAsia="en-GB"/>
+        </w:rPr>
+        <w:lastRenderedPageBreak/>
+        <w:t xml:space="preserve">Captures user feedback (e.g., thumbs up/down) </w:t>
+      </w:r>
+    </w:p>
+    <w:p>
+      <w:pPr>
+        <w:numPr>
+          <w:ilvl w:val="0"/>
+          <w:numId w:val="25"/>
+        </w:numPr>
+        <w:spacing w:before="100" w:beforeAutospacing="1" w:after="100" w:afterAutospacing="1" w:line="240" w:lineRule="auto"/>
+        <w:rPr>
+          <w:rFonts w:ascii="Times New Roman" w:eastAsia="Times New Roman" w:hAnsi="Times New Roman" w:cs="Times New Roman"/>
+          <w:lang w:eastAsia="en-GB"/>
+        </w:rPr>
+      </w:pPr>
+      <w:r>
+        <w:rPr>
+          <w:rFonts w:ascii="Times New Roman" w:eastAsia="Times New Roman" w:hAnsi="Times New Roman" w:cs="Times New Roman"/>
+          <w:lang w:eastAsia="en-GB"/>
+        </w:rPr>
+        <w:t xml:space="preserve">Uses feedback to improve: </w:t>
       </w:r>
     </w:p>
     <w:p>
       <w:pPr>
         <w:numPr>
           <w:ilvl w:val="1"/>
-          <w:numId w:val="3"/>
+          <w:numId w:val="25"/>
         </w:numPr>
-      </w:pPr>
-      <w:r>
-        <w:t xml:space="preserve">Use agent for quick customer assistance </w:t>
+        <w:spacing w:before="100" w:beforeAutospacing="1" w:after="100" w:afterAutospacing="1" w:line="240" w:lineRule="auto"/>
+        <w:rPr>
+          <w:rFonts w:ascii="Times New Roman" w:eastAsia="Times New Roman" w:hAnsi="Times New Roman" w:cs="Times New Roman"/>
+          <w:lang w:eastAsia="en-GB"/>
+        </w:rPr>
+      </w:pPr>
+      <w:r>
+        <w:rPr>
+          <w:rFonts w:ascii="Times New Roman" w:eastAsia="Times New Roman" w:hAnsi="Times New Roman" w:cs="Times New Roman"/>
+          <w:lang w:eastAsia="en-GB"/>
+        </w:rPr>
+        <w:t xml:space="preserve">Response quality </w:t>
       </w:r>
     </w:p>
     <w:p>
       <w:pPr>
         <w:numPr>
           <w:ilvl w:val="1"/>
-          <w:numId w:val="3"/>
+          <w:numId w:val="25"/>
         </w:numPr>
-      </w:pPr>
-      <w:r>
-        <w:t xml:space="preserve">Validate eligibility and required documents </w:t>
-      </w:r>
-    </w:p>
-    <w:p>
-      <w:pPr>
-        <w:numPr>
-          <w:ilvl w:val="1"/>
-          <w:numId w:val="3"/>
-        </w:numPr>
-      </w:pPr>
-      <w:r>
-        <w:t xml:space="preserve">Reduce manual workload </w:t>
+        <w:spacing w:before="100" w:beforeAutospacing="1" w:after="100" w:afterAutospacing="1" w:line="240" w:lineRule="auto"/>
+        <w:rPr>
+          <w:rFonts w:ascii="Times New Roman" w:eastAsia="Times New Roman" w:hAnsi="Times New Roman" w:cs="Times New Roman"/>
+          <w:lang w:eastAsia="en-GB"/>
+        </w:rPr>
+      </w:pPr>
+      <w:r>
+        <w:rPr>
+          <w:rFonts w:ascii="Times New Roman" w:eastAsia="Times New Roman" w:hAnsi="Times New Roman" w:cs="Times New Roman"/>
+          <w:lang w:eastAsia="en-GB"/>
+        </w:rPr>
+        <w:t xml:space="preserve">Tool usage decisions </w:t>
       </w:r>
     </w:p>
     <w:p>
       <w:pPr>
         <w:numPr>
           <w:ilvl w:val="0"/>
-          <w:numId w:val="3"/>
+          <w:numId w:val="25"/>
         </w:numPr>
-      </w:pPr>
-      <w:r>
-        <w:rPr>
+        <w:spacing w:before="100" w:beforeAutospacing="1" w:after="100" w:afterAutospacing="1" w:line="240" w:lineRule="auto"/>
+        <w:rPr>
+          <w:rFonts w:ascii="Times New Roman" w:eastAsia="Times New Roman" w:hAnsi="Times New Roman" w:cs="Times New Roman"/>
+          <w:lang w:eastAsia="en-GB"/>
+        </w:rPr>
+      </w:pPr>
+      <w:r>
+        <w:rPr>
+          <w:rFonts w:ascii="Times New Roman" w:eastAsia="Times New Roman" w:hAnsi="Times New Roman" w:cs="Times New Roman"/>
+          <w:lang w:eastAsia="en-GB"/>
+        </w:rPr>
+        <w:t xml:space="preserve">Simulates learning </w:t>
+      </w:r>
+      <w:proofErr w:type="spellStart"/>
+      <w:r>
+        <w:rPr>
+          <w:rFonts w:ascii="Times New Roman" w:eastAsia="Times New Roman" w:hAnsi="Times New Roman" w:cs="Times New Roman"/>
+          <w:lang w:eastAsia="en-GB"/>
+        </w:rPr>
+        <w:t>behavior</w:t>
+      </w:r>
+      <w:proofErr w:type="spellEnd"/>
+      <w:r>
+        <w:rPr>
+          <w:rFonts w:ascii="Times New Roman" w:eastAsia="Times New Roman" w:hAnsi="Times New Roman" w:cs="Times New Roman"/>
+          <w:lang w:eastAsia="en-GB"/>
+        </w:rPr>
+        <w:t xml:space="preserve"> without implementing full reinforcement learning </w:t>
+      </w:r>
+    </w:p>
+    <w:p>
+      <w:pPr>
+        <w:rPr>
+          <w:rFonts w:ascii="Times New Roman" w:eastAsia="Times New Roman" w:hAnsi="Times New Roman" w:cs="Times New Roman"/>
+          <w:lang w:eastAsia="en-GB"/>
+        </w:rPr>
+      </w:pPr>
+      <w:r>
+        <w:rPr>
+          <w:rFonts w:ascii="Times New Roman" w:eastAsia="Times New Roman" w:hAnsi="Times New Roman" w:cs="Times New Roman"/>
+          <w:noProof/>
+          <w:lang w:eastAsia="en-GB"/>
+        </w:rPr>
+      </w:r>
+      <w:r>
+        <w:rPr>
+          <w:rFonts w:ascii="Times New Roman" w:eastAsia="Times New Roman" w:hAnsi="Times New Roman" w:cs="Times New Roman"/>
+          <w:noProof/>
+          <w:lang w:eastAsia="en-GB"/>
+        </w:rPr>
+        <w:pict w14:anchorId="7DCE9E4D">
+          <v:rect id="_x0000_i1035" alt="" style="width:451.15pt;height:.05pt;mso-width-percent:0;mso-height-percent:0;mso-width-percent:0;mso-height-percent:0" o:hrpct="964" o:hralign="center" o:hrstd="t" o:hr="t" fillcolor="#a0a0a0" stroked="f"/>
+        </w:pict>
+      </w:r>
+    </w:p>
+    <w:p>
+      <w:pPr>
+        <w:spacing w:before="100" w:beforeAutospacing="1" w:after="100" w:afterAutospacing="1"/>
+        <w:outlineLvl w:val="2"/>
+        <w:rPr>
+          <w:rFonts w:ascii="Times New Roman" w:eastAsia="Times New Roman" w:hAnsi="Times New Roman" w:cs="Times New Roman"/>
           <w:b/>
           <w:bCs/>
-        </w:rPr>
-        <w:t>Loan Operations Team</w:t>
-      </w:r>
-      <w:r>
-        <w:t xml:space="preserve"> </w:t>
-      </w:r>
-    </w:p>
-    <w:p>
-      <w:pPr>
-        <w:numPr>
-          <w:ilvl w:val="1"/>
-          <w:numId w:val="3"/>
-        </w:numPr>
-      </w:pPr>
-      <w:r>
-        <w:t xml:space="preserve">Backend staff handling application processing </w:t>
-      </w:r>
-    </w:p>
-    <w:p>
-      <w:pPr>
-        <w:numPr>
-          <w:ilvl w:val="1"/>
-          <w:numId w:val="3"/>
-        </w:numPr>
-      </w:pPr>
-      <w:r>
-        <w:t>Use agent insights for pre-screening and prioritization</w:t>
-      </w:r>
-    </w:p>
-    <w:p>
-      <w:pPr>
-        <w:rPr>
+          <w:sz w:val="27"/>
+          <w:szCs w:val="27"/>
+          <w:lang w:eastAsia="en-GB"/>
+        </w:rPr>
+      </w:pPr>
+      <w:r>
+        <w:rPr>
+          <w:rFonts w:ascii="Times New Roman" w:eastAsia="Times New Roman" w:hAnsi="Times New Roman" w:cs="Times New Roman"/>
           <w:b/>
           <w:bCs/>
-        </w:rPr>
-      </w:pPr>
-      <w:r>
-        <w:rPr>
+          <w:sz w:val="27"/>
+          <w:szCs w:val="27"/>
+          <w:lang w:eastAsia="en-GB"/>
+        </w:rPr>
+        <w:t>5.6 Guardrails &amp; Safety</w:t>
+      </w:r>
+    </w:p>
+    <w:p>
+      <w:pPr>
+        <w:numPr>
+          <w:ilvl w:val="0"/>
+          <w:numId w:val="26"/>
+        </w:numPr>
+        <w:spacing w:before="100" w:beforeAutospacing="1" w:after="100" w:afterAutospacing="1" w:line="240" w:lineRule="auto"/>
+        <w:rPr>
+          <w:rFonts w:ascii="Times New Roman" w:eastAsia="Times New Roman" w:hAnsi="Times New Roman" w:cs="Times New Roman"/>
+          <w:lang w:eastAsia="en-GB"/>
+        </w:rPr>
+      </w:pPr>
+      <w:r>
+        <w:rPr>
+          <w:rFonts w:ascii="Times New Roman" w:eastAsia="Times New Roman" w:hAnsi="Times New Roman" w:cs="Times New Roman"/>
+          <w:lang w:eastAsia="en-GB"/>
+        </w:rPr>
+        <w:t xml:space="preserve">Prevents hallucination by grounding responses in retrieved data </w:t>
+      </w:r>
+    </w:p>
+    <w:p>
+      <w:pPr>
+        <w:numPr>
+          <w:ilvl w:val="0"/>
+          <w:numId w:val="26"/>
+        </w:numPr>
+        <w:spacing w:before="100" w:beforeAutospacing="1" w:after="100" w:afterAutospacing="1" w:line="240" w:lineRule="auto"/>
+        <w:rPr>
+          <w:rFonts w:ascii="Times New Roman" w:eastAsia="Times New Roman" w:hAnsi="Times New Roman" w:cs="Times New Roman"/>
+          <w:lang w:eastAsia="en-GB"/>
+        </w:rPr>
+      </w:pPr>
+      <w:r>
+        <w:rPr>
+          <w:rFonts w:ascii="Times New Roman" w:eastAsia="Times New Roman" w:hAnsi="Times New Roman" w:cs="Times New Roman"/>
+          <w:lang w:eastAsia="en-GB"/>
+        </w:rPr>
+        <w:t xml:space="preserve">Refuses out-of-scope queries </w:t>
+      </w:r>
+    </w:p>
+    <w:p>
+      <w:pPr>
+        <w:numPr>
+          <w:ilvl w:val="0"/>
+          <w:numId w:val="26"/>
+        </w:numPr>
+        <w:spacing w:before="100" w:beforeAutospacing="1" w:after="100" w:afterAutospacing="1" w:line="240" w:lineRule="auto"/>
+        <w:rPr>
+          <w:rFonts w:ascii="Times New Roman" w:eastAsia="Times New Roman" w:hAnsi="Times New Roman" w:cs="Times New Roman"/>
+          <w:lang w:eastAsia="en-GB"/>
+        </w:rPr>
+      </w:pPr>
+      <w:r>
+        <w:rPr>
+          <w:rFonts w:ascii="Times New Roman" w:eastAsia="Times New Roman" w:hAnsi="Times New Roman" w:cs="Times New Roman"/>
+          <w:lang w:eastAsia="en-GB"/>
+        </w:rPr>
+        <w:t xml:space="preserve">Escalates uncertain or high-risk cases </w:t>
+      </w:r>
+    </w:p>
+    <w:p>
+      <w:pPr>
+        <w:numPr>
+          <w:ilvl w:val="0"/>
+          <w:numId w:val="26"/>
+        </w:numPr>
+        <w:spacing w:before="100" w:beforeAutospacing="1" w:after="100" w:afterAutospacing="1" w:line="240" w:lineRule="auto"/>
+        <w:rPr>
+          <w:rFonts w:ascii="Times New Roman" w:eastAsia="Times New Roman" w:hAnsi="Times New Roman" w:cs="Times New Roman"/>
+          <w:lang w:eastAsia="en-GB"/>
+        </w:rPr>
+      </w:pPr>
+      <w:r>
+        <w:rPr>
+          <w:rFonts w:ascii="Times New Roman" w:eastAsia="Times New Roman" w:hAnsi="Times New Roman" w:cs="Times New Roman"/>
+          <w:lang w:eastAsia="en-GB"/>
+        </w:rPr>
+        <w:t xml:space="preserve">Maintains consistent and safe responses </w:t>
+      </w:r>
+    </w:p>
+    <w:p>
+      <w:pPr>
+        <w:rPr>
+          <w:rFonts w:ascii="Times New Roman" w:eastAsia="Times New Roman" w:hAnsi="Times New Roman" w:cs="Times New Roman"/>
+          <w:lang w:eastAsia="en-GB"/>
+        </w:rPr>
+      </w:pPr>
+      <w:r>
+        <w:rPr>
+          <w:rFonts w:ascii="Times New Roman" w:eastAsia="Times New Roman" w:hAnsi="Times New Roman" w:cs="Times New Roman"/>
+          <w:noProof/>
+          <w:lang w:eastAsia="en-GB"/>
+        </w:rPr>
+      </w:r>
+      <w:r>
+        <w:rPr>
+          <w:rFonts w:ascii="Times New Roman" w:eastAsia="Times New Roman" w:hAnsi="Times New Roman" w:cs="Times New Roman"/>
+          <w:noProof/>
+          <w:lang w:eastAsia="en-GB"/>
+        </w:rPr>
+        <w:pict w14:anchorId="492F100F">
+          <v:rect id="_x0000_i1036" alt="" style="width:451.15pt;height:.05pt;mso-width-percent:0;mso-height-percent:0;mso-width-percent:0;mso-height-percent:0" o:hrpct="964" o:hralign="center" o:hrstd="t" o:hr="t" fillcolor="#a0a0a0" stroked="f"/>
+        </w:pict>
+      </w:r>
+    </w:p>
+    <w:p>
+      <w:pPr>
+        <w:spacing w:before="100" w:beforeAutospacing="1" w:after="100" w:afterAutospacing="1"/>
+        <w:outlineLvl w:val="1"/>
+        <w:rPr>
+          <w:rFonts w:ascii="Times New Roman" w:eastAsia="Times New Roman" w:hAnsi="Times New Roman" w:cs="Times New Roman"/>
           <w:b/>
           <w:bCs/>
-        </w:rPr>
-        <w:t xml:space="preserve">Project Phases </w:t>
-      </w:r>
-    </w:p>
-    <w:p>
-      <w:pPr>
-        <w:rPr>
+          <w:sz w:val="36"/>
+          <w:szCs w:val="36"/>
+          <w:lang w:eastAsia="en-GB"/>
+        </w:rPr>
+      </w:pPr>
+      <w:r>
+        <w:rPr>
+          <w:rFonts w:ascii="Times New Roman" w:eastAsia="Times New Roman" w:hAnsi="Times New Roman" w:cs="Times New Roman"/>
           <w:b/>
           <w:bCs/>
-        </w:rPr>
-      </w:pPr>
-      <w:r>
-        <w:rPr>
+          <w:sz w:val="36"/>
+          <w:szCs w:val="36"/>
+          <w:lang w:eastAsia="en-GB"/>
+        </w:rPr>
+        <w:t>6. Product Recommendation Logic (Simplified)</w:t>
+      </w:r>
+    </w:p>
+    <w:p>
+      <w:pPr>
+        <w:spacing w:before="100" w:beforeAutospacing="1" w:after="100" w:afterAutospacing="1"/>
+        <w:rPr>
+          <w:rFonts w:ascii="Times New Roman" w:eastAsia="Times New Roman" w:hAnsi="Times New Roman" w:cs="Times New Roman"/>
+          <w:lang w:eastAsia="en-GB"/>
+        </w:rPr>
+      </w:pPr>
+      <w:r>
+        <w:rPr>
+          <w:rFonts w:ascii="Times New Roman" w:eastAsia="Times New Roman" w:hAnsi="Times New Roman" w:cs="Times New Roman"/>
+          <w:lang w:eastAsia="en-GB"/>
+        </w:rPr>
+        <w:t xml:space="preserve">The system uses </w:t>
+      </w:r>
+      <w:r>
+        <w:rPr>
+          <w:rFonts w:ascii="Times New Roman" w:eastAsia="Times New Roman" w:hAnsi="Times New Roman" w:cs="Times New Roman"/>
           <w:b/>
           <w:bCs/>
-        </w:rPr>
-        <w:t>Phase 1: Problem Understanding &amp; Success Definition</w:t>
+          <w:lang w:eastAsia="en-GB"/>
+        </w:rPr>
+        <w:t>rule-based logic</w:t>
+      </w:r>
+      <w:r>
+        <w:rPr>
+          <w:rFonts w:ascii="Times New Roman" w:eastAsia="Times New Roman" w:hAnsi="Times New Roman" w:cs="Times New Roman"/>
+          <w:lang w:eastAsia="en-GB"/>
+        </w:rPr>
+        <w:t xml:space="preserve"> to recommend suitable loan products and configurations.</w:t>
+      </w:r>
+    </w:p>
+    <w:tbl>
+      <w:tblPr>
+        <w:tblW w:w="0" w:type="auto"/>
+        <w:tblCellSpacing w:w="15" w:type="dxa"/>
+        <w:tblCellMar>
+          <w:top w:w="15" w:type="dxa"/>
+          <w:left w:w="15" w:type="dxa"/>
+          <w:bottom w:w="15" w:type="dxa"/>
+          <w:right w:w="15" w:type="dxa"/>
+        </w:tblCellMar>
+        <w:tblLook w:val="04A0" w:firstRow="1" w:lastRow="0" w:firstColumn="1" w:lastColumn="0" w:noHBand="0" w:noVBand="1"/>
+      </w:tblPr>
+      <w:tblGrid>
+        <w:gridCol w:w="3372"/>
+        <w:gridCol w:w="2159"/>
+        <w:gridCol w:w="3495"/>
+      </w:tblGrid>
+      <w:tr>
+        <w:trPr>
+          <w:tblHeader/>
+          <w:tblCellSpacing w:w="15" w:type="dxa"/>
+        </w:trPr>
+        <w:tc>
+          <w:tcPr>
+            <w:tcW w:w="0" w:type="auto"/>
+            <w:vAlign w:val="center"/>
+            <w:hideMark/>
+          </w:tcPr>
+          <w:p>
+            <w:pPr>
+              <w:jc w:val="center"/>
+              <w:rPr>
+                <w:rFonts w:ascii="Times New Roman" w:eastAsia="Times New Roman" w:hAnsi="Times New Roman" w:cs="Times New Roman"/>
+                <w:b/>
+                <w:bCs/>
+                <w:lang w:eastAsia="en-GB"/>
+              </w:rPr>
+            </w:pPr>
+            <w:r>
+              <w:rPr>
+                <w:rFonts w:ascii="Times New Roman" w:eastAsia="Times New Roman" w:hAnsi="Times New Roman" w:cs="Times New Roman"/>
+                <w:b/>
+                <w:bCs/>
+                <w:lang w:eastAsia="en-GB"/>
+              </w:rPr>
+              <w:t>User Input Condition</w:t>
+            </w:r>
+          </w:p>
+        </w:tc>
+        <w:tc>
+          <w:tcPr>
+            <w:tcW w:w="0" w:type="auto"/>
+            <w:vAlign w:val="center"/>
+            <w:hideMark/>
+          </w:tcPr>
+          <w:p>
+            <w:pPr>
+              <w:jc w:val="center"/>
+              <w:rPr>
+                <w:rFonts w:ascii="Times New Roman" w:eastAsia="Times New Roman" w:hAnsi="Times New Roman" w:cs="Times New Roman"/>
+                <w:b/>
+                <w:bCs/>
+                <w:lang w:eastAsia="en-GB"/>
+              </w:rPr>
+            </w:pPr>
+            <w:r>
+              <w:rPr>
+                <w:rFonts w:ascii="Times New Roman" w:eastAsia="Times New Roman" w:hAnsi="Times New Roman" w:cs="Times New Roman"/>
+                <w:b/>
+                <w:bCs/>
+                <w:lang w:eastAsia="en-GB"/>
+              </w:rPr>
+              <w:t>Recommended Product</w:t>
+            </w:r>
+          </w:p>
+        </w:tc>
+        <w:tc>
+          <w:tcPr>
+            <w:tcW w:w="0" w:type="auto"/>
+            <w:vAlign w:val="center"/>
+            <w:hideMark/>
+          </w:tcPr>
+          <w:p>
+            <w:pPr>
+              <w:jc w:val="center"/>
+              <w:rPr>
+                <w:rFonts w:ascii="Times New Roman" w:eastAsia="Times New Roman" w:hAnsi="Times New Roman" w:cs="Times New Roman"/>
+                <w:b/>
+                <w:bCs/>
+                <w:lang w:eastAsia="en-GB"/>
+              </w:rPr>
+            </w:pPr>
+            <w:r>
+              <w:rPr>
+                <w:rFonts w:ascii="Times New Roman" w:eastAsia="Times New Roman" w:hAnsi="Times New Roman" w:cs="Times New Roman"/>
+                <w:b/>
+                <w:bCs/>
+                <w:lang w:eastAsia="en-GB"/>
+              </w:rPr>
+              <w:t>Explanation</w:t>
+            </w:r>
+          </w:p>
+        </w:tc>
+      </w:tr>
+      <w:tr>
+        <w:trPr>
+          <w:tblCellSpacing w:w="15" w:type="dxa"/>
+        </w:trPr>
+        <w:tc>
+          <w:tcPr>
+            <w:tcW w:w="0" w:type="auto"/>
+            <w:vAlign w:val="center"/>
+            <w:hideMark/>
+          </w:tcPr>
+          <w:p>
+            <w:pPr>
+              <w:rPr>
+                <w:rFonts w:ascii="Times New Roman" w:eastAsia="Times New Roman" w:hAnsi="Times New Roman" w:cs="Times New Roman"/>
+                <w:lang w:eastAsia="en-GB"/>
+              </w:rPr>
+            </w:pPr>
+            <w:r>
+              <w:rPr>
+                <w:rFonts w:ascii="Times New Roman" w:eastAsia="Times New Roman" w:hAnsi="Times New Roman" w:cs="Times New Roman"/>
+                <w:lang w:eastAsia="en-GB"/>
+              </w:rPr>
+              <w:t>Purpose: Home Purchase</w:t>
+            </w:r>
+          </w:p>
+        </w:tc>
+        <w:tc>
+          <w:tcPr>
+            <w:tcW w:w="0" w:type="auto"/>
+            <w:vAlign w:val="center"/>
+            <w:hideMark/>
+          </w:tcPr>
+          <w:p>
+            <w:pPr>
+              <w:rPr>
+                <w:rFonts w:ascii="Times New Roman" w:eastAsia="Times New Roman" w:hAnsi="Times New Roman" w:cs="Times New Roman"/>
+                <w:lang w:eastAsia="en-GB"/>
+              </w:rPr>
+            </w:pPr>
+            <w:r>
+              <w:rPr>
+                <w:rFonts w:ascii="Times New Roman" w:eastAsia="Times New Roman" w:hAnsi="Times New Roman" w:cs="Times New Roman"/>
+                <w:lang w:eastAsia="en-GB"/>
+              </w:rPr>
+              <w:t>Home Loan</w:t>
+            </w:r>
+          </w:p>
+        </w:tc>
+        <w:tc>
+          <w:tcPr>
+            <w:tcW w:w="0" w:type="auto"/>
+            <w:vAlign w:val="center"/>
+            <w:hideMark/>
+          </w:tcPr>
+          <w:p>
+            <w:pPr>
+              <w:rPr>
+                <w:rFonts w:ascii="Times New Roman" w:eastAsia="Times New Roman" w:hAnsi="Times New Roman" w:cs="Times New Roman"/>
+                <w:lang w:eastAsia="en-GB"/>
+              </w:rPr>
+            </w:pPr>
+            <w:r>
+              <w:rPr>
+                <w:rFonts w:ascii="Times New Roman" w:eastAsia="Times New Roman" w:hAnsi="Times New Roman" w:cs="Times New Roman"/>
+                <w:lang w:eastAsia="en-GB"/>
+              </w:rPr>
+              <w:t>Based on property acquisition requirement</w:t>
+            </w:r>
+          </w:p>
+        </w:tc>
+      </w:tr>
+      <w:tr>
+        <w:trPr>
+          <w:tblCellSpacing w:w="15" w:type="dxa"/>
+        </w:trPr>
+        <w:tc>
+          <w:tcPr>
+            <w:tcW w:w="0" w:type="auto"/>
+            <w:vAlign w:val="center"/>
+            <w:hideMark/>
+          </w:tcPr>
+          <w:p>
+            <w:pPr>
+              <w:rPr>
+                <w:rFonts w:ascii="Times New Roman" w:eastAsia="Times New Roman" w:hAnsi="Times New Roman" w:cs="Times New Roman"/>
+                <w:lang w:eastAsia="en-GB"/>
+              </w:rPr>
+            </w:pPr>
+            <w:r>
+              <w:rPr>
+                <w:rFonts w:ascii="Times New Roman" w:eastAsia="Times New Roman" w:hAnsi="Times New Roman" w:cs="Times New Roman"/>
+                <w:lang w:eastAsia="en-GB"/>
+              </w:rPr>
+              <w:t>Purpose: Urgent Cash Need</w:t>
+            </w:r>
+          </w:p>
+        </w:tc>
+        <w:tc>
+          <w:tcPr>
+            <w:tcW w:w="0" w:type="auto"/>
+            <w:vAlign w:val="center"/>
+            <w:hideMark/>
+          </w:tcPr>
+          <w:p>
+            <w:pPr>
+              <w:rPr>
+                <w:rFonts w:ascii="Times New Roman" w:eastAsia="Times New Roman" w:hAnsi="Times New Roman" w:cs="Times New Roman"/>
+                <w:lang w:eastAsia="en-GB"/>
+              </w:rPr>
+            </w:pPr>
+            <w:r>
+              <w:rPr>
+                <w:rFonts w:ascii="Times New Roman" w:eastAsia="Times New Roman" w:hAnsi="Times New Roman" w:cs="Times New Roman"/>
+                <w:lang w:eastAsia="en-GB"/>
+              </w:rPr>
+              <w:t>Personal Loan</w:t>
+            </w:r>
+          </w:p>
+        </w:tc>
+        <w:tc>
+          <w:tcPr>
+            <w:tcW w:w="0" w:type="auto"/>
+            <w:vAlign w:val="center"/>
+            <w:hideMark/>
+          </w:tcPr>
+          <w:p>
+            <w:pPr>
+              <w:rPr>
+                <w:rFonts w:ascii="Times New Roman" w:eastAsia="Times New Roman" w:hAnsi="Times New Roman" w:cs="Times New Roman"/>
+                <w:lang w:eastAsia="en-GB"/>
+              </w:rPr>
+            </w:pPr>
+            <w:r>
+              <w:rPr>
+                <w:rFonts w:ascii="Times New Roman" w:eastAsia="Times New Roman" w:hAnsi="Times New Roman" w:cs="Times New Roman"/>
+                <w:lang w:eastAsia="en-GB"/>
+              </w:rPr>
+              <w:t>Faster, unsecured loan option</w:t>
+            </w:r>
+          </w:p>
+        </w:tc>
+      </w:tr>
+      <w:tr>
+        <w:trPr>
+          <w:tblCellSpacing w:w="15" w:type="dxa"/>
+        </w:trPr>
+        <w:tc>
+          <w:tcPr>
+            <w:tcW w:w="0" w:type="auto"/>
+            <w:vAlign w:val="center"/>
+            <w:hideMark/>
+          </w:tcPr>
+          <w:p>
+            <w:pPr>
+              <w:rPr>
+                <w:rFonts w:ascii="Times New Roman" w:eastAsia="Times New Roman" w:hAnsi="Times New Roman" w:cs="Times New Roman"/>
+                <w:lang w:eastAsia="en-GB"/>
+              </w:rPr>
+            </w:pPr>
+            <w:r>
+              <w:rPr>
+                <w:rFonts w:ascii="Times New Roman" w:eastAsia="Times New Roman" w:hAnsi="Times New Roman" w:cs="Times New Roman"/>
+                <w:lang w:eastAsia="en-GB"/>
+              </w:rPr>
+              <w:t>Business Owner + Working Capital Need</w:t>
+            </w:r>
+          </w:p>
+        </w:tc>
+        <w:tc>
+          <w:tcPr>
+            <w:tcW w:w="0" w:type="auto"/>
+            <w:vAlign w:val="center"/>
+            <w:hideMark/>
+          </w:tcPr>
+          <w:p>
+            <w:pPr>
+              <w:rPr>
+                <w:rFonts w:ascii="Times New Roman" w:eastAsia="Times New Roman" w:hAnsi="Times New Roman" w:cs="Times New Roman"/>
+                <w:lang w:eastAsia="en-GB"/>
+              </w:rPr>
+            </w:pPr>
+            <w:r>
+              <w:rPr>
+                <w:rFonts w:ascii="Times New Roman" w:eastAsia="Times New Roman" w:hAnsi="Times New Roman" w:cs="Times New Roman"/>
+                <w:lang w:eastAsia="en-GB"/>
+              </w:rPr>
+              <w:t>MSME Loan</w:t>
+            </w:r>
+          </w:p>
+        </w:tc>
+        <w:tc>
+          <w:tcPr>
+            <w:tcW w:w="0" w:type="auto"/>
+            <w:vAlign w:val="center"/>
+            <w:hideMark/>
+          </w:tcPr>
+          <w:p>
+            <w:pPr>
+              <w:rPr>
+                <w:rFonts w:ascii="Times New Roman" w:eastAsia="Times New Roman" w:hAnsi="Times New Roman" w:cs="Times New Roman"/>
+                <w:lang w:eastAsia="en-GB"/>
+              </w:rPr>
+            </w:pPr>
+            <w:r>
+              <w:rPr>
+                <w:rFonts w:ascii="Times New Roman" w:eastAsia="Times New Roman" w:hAnsi="Times New Roman" w:cs="Times New Roman"/>
+                <w:lang w:eastAsia="en-GB"/>
+              </w:rPr>
+              <w:t>Based on business profile</w:t>
+            </w:r>
+          </w:p>
+        </w:tc>
+      </w:tr>
+      <w:tr>
+        <w:trPr>
+          <w:tblCellSpacing w:w="15" w:type="dxa"/>
+        </w:trPr>
+        <w:tc>
+          <w:tcPr>
+            <w:tcW w:w="0" w:type="auto"/>
+            <w:vAlign w:val="center"/>
+            <w:hideMark/>
+          </w:tcPr>
+          <w:p>
+            <w:pPr>
+              <w:rPr>
+                <w:rFonts w:ascii="Times New Roman" w:eastAsia="Times New Roman" w:hAnsi="Times New Roman" w:cs="Times New Roman"/>
+                <w:lang w:eastAsia="en-GB"/>
+              </w:rPr>
+            </w:pPr>
+            <w:r>
+              <w:rPr>
+                <w:rFonts w:ascii="Times New Roman" w:eastAsia="Times New Roman" w:hAnsi="Times New Roman" w:cs="Times New Roman"/>
+                <w:lang w:eastAsia="en-GB"/>
+              </w:rPr>
+              <w:t>Has Collateral</w:t>
+            </w:r>
+          </w:p>
+        </w:tc>
+        <w:tc>
+          <w:tcPr>
+            <w:tcW w:w="0" w:type="auto"/>
+            <w:vAlign w:val="center"/>
+            <w:hideMark/>
+          </w:tcPr>
+          <w:p>
+            <w:pPr>
+              <w:rPr>
+                <w:rFonts w:ascii="Times New Roman" w:eastAsia="Times New Roman" w:hAnsi="Times New Roman" w:cs="Times New Roman"/>
+                <w:lang w:eastAsia="en-GB"/>
+              </w:rPr>
+            </w:pPr>
+            <w:r>
+              <w:rPr>
+                <w:rFonts w:ascii="Times New Roman" w:eastAsia="Times New Roman" w:hAnsi="Times New Roman" w:cs="Times New Roman"/>
+                <w:lang w:eastAsia="en-GB"/>
+              </w:rPr>
+              <w:t>Loan Against Property</w:t>
+            </w:r>
+          </w:p>
+        </w:tc>
+        <w:tc>
+          <w:tcPr>
+            <w:tcW w:w="0" w:type="auto"/>
+            <w:vAlign w:val="center"/>
+            <w:hideMark/>
+          </w:tcPr>
+          <w:p>
+            <w:pPr>
+              <w:rPr>
+                <w:rFonts w:ascii="Times New Roman" w:eastAsia="Times New Roman" w:hAnsi="Times New Roman" w:cs="Times New Roman"/>
+                <w:lang w:eastAsia="en-GB"/>
+              </w:rPr>
+            </w:pPr>
+            <w:r>
+              <w:rPr>
+                <w:rFonts w:ascii="Times New Roman" w:eastAsia="Times New Roman" w:hAnsi="Times New Roman" w:cs="Times New Roman"/>
+                <w:lang w:eastAsia="en-GB"/>
+              </w:rPr>
+              <w:t>Lower interest rate due to secured nature</w:t>
+            </w:r>
+          </w:p>
+        </w:tc>
+      </w:tr>
+    </w:tbl>
+    <w:p>
+      <w:pPr>
+        <w:spacing w:before="100" w:beforeAutospacing="1" w:after="100" w:afterAutospacing="1"/>
+        <w:outlineLvl w:val="2"/>
+        <w:rPr>
+          <w:rFonts w:ascii="Times New Roman" w:eastAsia="Times New Roman" w:hAnsi="Times New Roman" w:cs="Times New Roman"/>
+          <w:b/>
+          <w:bCs/>
+          <w:sz w:val="27"/>
+          <w:szCs w:val="27"/>
+          <w:lang w:eastAsia="en-GB"/>
+        </w:rPr>
+      </w:pPr>
+      <w:r>
+        <w:rPr>
+          <w:rFonts w:ascii="Times New Roman" w:eastAsia="Times New Roman" w:hAnsi="Times New Roman" w:cs="Times New Roman"/>
+          <w:b/>
+          <w:bCs/>
+          <w:sz w:val="27"/>
+          <w:szCs w:val="27"/>
+          <w:lang w:eastAsia="en-GB"/>
+        </w:rPr>
+        <w:t>Example Scenario</w:t>
+      </w:r>
+    </w:p>
+    <w:p>
+      <w:pPr>
+        <w:spacing w:before="100" w:beforeAutospacing="1" w:after="100" w:afterAutospacing="1"/>
+        <w:rPr>
+          <w:rFonts w:ascii="Times New Roman" w:eastAsia="Times New Roman" w:hAnsi="Times New Roman" w:cs="Times New Roman"/>
+          <w:lang w:eastAsia="en-GB"/>
+        </w:rPr>
+      </w:pPr>
+      <w:r>
+        <w:rPr>
+          <w:rFonts w:ascii="Times New Roman" w:eastAsia="Times New Roman" w:hAnsi="Times New Roman" w:cs="Times New Roman"/>
+          <w:lang w:eastAsia="en-GB"/>
+        </w:rPr>
+        <w:t>If a user earns ₹80,000/month and wants to purchase a ₹60 lakh property:</w:t>
       </w:r>
     </w:p>
     <w:p>
       <w:pPr>
         <w:numPr>
           <w:ilvl w:val="0"/>
-          <w:numId w:val="4"/>
+          <w:numId w:val="27"/>
         </w:numPr>
-      </w:pPr>
-      <w:r>
-        <w:t xml:space="preserve">Define personas, workflows, inputs/outputs, constraints </w:t>
+        <w:spacing w:before="100" w:beforeAutospacing="1" w:after="100" w:afterAutospacing="1" w:line="240" w:lineRule="auto"/>
+        <w:rPr>
+          <w:rFonts w:ascii="Times New Roman" w:eastAsia="Times New Roman" w:hAnsi="Times New Roman" w:cs="Times New Roman"/>
+          <w:lang w:eastAsia="en-GB"/>
+        </w:rPr>
+      </w:pPr>
+      <w:r>
+        <w:rPr>
+          <w:rFonts w:ascii="Times New Roman" w:eastAsia="Times New Roman" w:hAnsi="Times New Roman" w:cs="Times New Roman"/>
+          <w:lang w:eastAsia="en-GB"/>
+        </w:rPr>
+        <w:t xml:space="preserve">Recommend a Home Loan </w:t>
       </w:r>
     </w:p>
     <w:p>
       <w:pPr>
         <w:numPr>
           <w:ilvl w:val="0"/>
-          <w:numId w:val="4"/>
+          <w:numId w:val="27"/>
         </w:numPr>
-      </w:pPr>
-      <w:r>
-        <w:t xml:space="preserve">Create sample queries (e.g., “Am I eligible for a home loan?”) </w:t>
+        <w:spacing w:before="100" w:beforeAutospacing="1" w:after="100" w:afterAutospacing="1" w:line="240" w:lineRule="auto"/>
+        <w:rPr>
+          <w:rFonts w:ascii="Times New Roman" w:eastAsia="Times New Roman" w:hAnsi="Times New Roman" w:cs="Times New Roman"/>
+          <w:lang w:eastAsia="en-GB"/>
+        </w:rPr>
+      </w:pPr>
+      <w:r>
+        <w:rPr>
+          <w:rFonts w:ascii="Times New Roman" w:eastAsia="Times New Roman" w:hAnsi="Times New Roman" w:cs="Times New Roman"/>
+          <w:lang w:eastAsia="en-GB"/>
+        </w:rPr>
+        <w:t xml:space="preserve">Suggest a loan amount range aligned with affordability </w:t>
       </w:r>
     </w:p>
     <w:p>
       <w:pPr>
         <w:numPr>
           <w:ilvl w:val="0"/>
-          <w:numId w:val="4"/>
+          <w:numId w:val="27"/>
         </w:numPr>
-      </w:pPr>
-      <w:r>
-        <w:t xml:space="preserve">Define success metrics &amp; failure cases </w:t>
-      </w:r>
-    </w:p>
-    <w:p>
-      <w:pPr>
-        <w:rPr>
+        <w:spacing w:before="100" w:beforeAutospacing="1" w:after="100" w:afterAutospacing="1" w:line="240" w:lineRule="auto"/>
+        <w:rPr>
+          <w:rFonts w:ascii="Times New Roman" w:eastAsia="Times New Roman" w:hAnsi="Times New Roman" w:cs="Times New Roman"/>
+          <w:lang w:eastAsia="en-GB"/>
+        </w:rPr>
+      </w:pPr>
+      <w:r>
+        <w:rPr>
+          <w:rFonts w:ascii="Times New Roman" w:eastAsia="Times New Roman" w:hAnsi="Times New Roman" w:cs="Times New Roman"/>
+          <w:lang w:eastAsia="en-GB"/>
+        </w:rPr>
+        <w:t xml:space="preserve">Propose tenure (e.g., 20–25 years) </w:t>
+      </w:r>
+    </w:p>
+    <w:p>
+      <w:pPr>
+        <w:numPr>
+          <w:ilvl w:val="0"/>
+          <w:numId w:val="27"/>
+        </w:numPr>
+        <w:spacing w:before="100" w:beforeAutospacing="1" w:after="100" w:afterAutospacing="1" w:line="240" w:lineRule="auto"/>
+        <w:rPr>
+          <w:rFonts w:ascii="Times New Roman" w:eastAsia="Times New Roman" w:hAnsi="Times New Roman" w:cs="Times New Roman"/>
+          <w:lang w:eastAsia="en-GB"/>
+        </w:rPr>
+      </w:pPr>
+      <w:r>
+        <w:rPr>
+          <w:rFonts w:ascii="Times New Roman" w:eastAsia="Times New Roman" w:hAnsi="Times New Roman" w:cs="Times New Roman"/>
+          <w:lang w:eastAsia="en-GB"/>
+        </w:rPr>
+        <w:t xml:space="preserve">Provide EMI estimate </w:t>
+      </w:r>
+    </w:p>
+    <w:p>
+      <w:pPr>
+        <w:numPr>
+          <w:ilvl w:val="0"/>
+          <w:numId w:val="27"/>
+        </w:numPr>
+        <w:spacing w:before="100" w:beforeAutospacing="1" w:after="100" w:afterAutospacing="1" w:line="240" w:lineRule="auto"/>
+        <w:rPr>
+          <w:rFonts w:ascii="Times New Roman" w:eastAsia="Times New Roman" w:hAnsi="Times New Roman" w:cs="Times New Roman"/>
+          <w:lang w:eastAsia="en-GB"/>
+        </w:rPr>
+      </w:pPr>
+      <w:r>
+        <w:rPr>
+          <w:rFonts w:ascii="Times New Roman" w:eastAsia="Times New Roman" w:hAnsi="Times New Roman" w:cs="Times New Roman"/>
+          <w:lang w:eastAsia="en-GB"/>
+        </w:rPr>
+        <w:t xml:space="preserve">Explain affordability constraints clearly </w:t>
+      </w:r>
+    </w:p>
+    <w:p>
+      <w:pPr>
+        <w:rPr>
+          <w:rFonts w:ascii="Times New Roman" w:eastAsia="Times New Roman" w:hAnsi="Times New Roman" w:cs="Times New Roman"/>
+          <w:lang w:eastAsia="en-GB"/>
+        </w:rPr>
+      </w:pPr>
+      <w:r>
+        <w:rPr>
+          <w:rFonts w:ascii="Times New Roman" w:eastAsia="Times New Roman" w:hAnsi="Times New Roman" w:cs="Times New Roman"/>
+          <w:noProof/>
+          <w:lang w:eastAsia="en-GB"/>
+        </w:rPr>
+      </w:r>
+      <w:r>
+        <w:rPr>
+          <w:rFonts w:ascii="Times New Roman" w:eastAsia="Times New Roman" w:hAnsi="Times New Roman" w:cs="Times New Roman"/>
+          <w:noProof/>
+          <w:lang w:eastAsia="en-GB"/>
+        </w:rPr>
+        <w:pict w14:anchorId="5024E38A">
+          <v:rect id="_x0000_i1037" alt="" style="width:451.15pt;height:.05pt;mso-width-percent:0;mso-height-percent:0;mso-width-percent:0;mso-height-percent:0" o:hrpct="964" o:hralign="center" o:hrstd="t" o:hr="t" fillcolor="#a0a0a0" stroked="f"/>
+        </w:pict>
+      </w:r>
+    </w:p>
+    <w:p>
+      <w:pPr>
+        <w:spacing w:before="100" w:beforeAutospacing="1" w:after="100" w:afterAutospacing="1"/>
+        <w:outlineLvl w:val="1"/>
+        <w:rPr>
+          <w:rFonts w:ascii="Times New Roman" w:eastAsia="Times New Roman" w:hAnsi="Times New Roman" w:cs="Times New Roman"/>
           <w:b/>
           <w:bCs/>
-        </w:rPr>
-      </w:pPr>
-      <w:r>
-        <w:rPr>
+          <w:sz w:val="36"/>
+          <w:szCs w:val="36"/>
+          <w:lang w:eastAsia="en-GB"/>
+        </w:rPr>
+      </w:pPr>
+    </w:p>
+    <w:p>
+      <w:pPr>
+        <w:spacing w:before="100" w:beforeAutospacing="1" w:after="100" w:afterAutospacing="1"/>
+        <w:outlineLvl w:val="1"/>
+        <w:rPr>
+          <w:rFonts w:ascii="Times New Roman" w:eastAsia="Times New Roman" w:hAnsi="Times New Roman" w:cs="Times New Roman"/>
           <w:b/>
           <w:bCs/>
-        </w:rPr>
-        <w:t>Phase 2: Basic Agent (Rule-Based)</w:t>
+          <w:sz w:val="36"/>
+          <w:szCs w:val="36"/>
+          <w:lang w:eastAsia="en-GB"/>
+        </w:rPr>
+      </w:pPr>
+    </w:p>
+    <w:p>
+      <w:pPr>
+        <w:spacing w:before="100" w:beforeAutospacing="1" w:after="100" w:afterAutospacing="1"/>
+        <w:outlineLvl w:val="1"/>
+        <w:rPr>
+          <w:rFonts w:ascii="Times New Roman" w:eastAsia="Times New Roman" w:hAnsi="Times New Roman" w:cs="Times New Roman"/>
+          <w:b/>
+          <w:bCs/>
+          <w:sz w:val="36"/>
+          <w:szCs w:val="36"/>
+          <w:lang w:eastAsia="en-GB"/>
+        </w:rPr>
+      </w:pPr>
+    </w:p>
+    <w:p>
+      <w:pPr>
+        <w:spacing w:before="100" w:beforeAutospacing="1" w:after="100" w:afterAutospacing="1"/>
+        <w:outlineLvl w:val="1"/>
+        <w:rPr>
+          <w:rFonts w:ascii="Times New Roman" w:eastAsia="Times New Roman" w:hAnsi="Times New Roman" w:cs="Times New Roman"/>
+          <w:b/>
+          <w:bCs/>
+          <w:sz w:val="36"/>
+          <w:szCs w:val="36"/>
+          <w:lang w:eastAsia="en-GB"/>
+        </w:rPr>
+      </w:pPr>
+    </w:p>
+    <w:p>
+      <w:pPr>
+        <w:spacing w:before="100" w:beforeAutospacing="1" w:after="100" w:afterAutospacing="1"/>
+        <w:outlineLvl w:val="1"/>
+        <w:rPr>
+          <w:rFonts w:ascii="Times New Roman" w:eastAsia="Times New Roman" w:hAnsi="Times New Roman" w:cs="Times New Roman"/>
+          <w:b/>
+          <w:bCs/>
+          <w:sz w:val="36"/>
+          <w:szCs w:val="36"/>
+          <w:lang w:eastAsia="en-GB"/>
+        </w:rPr>
+      </w:pPr>
+    </w:p>
+    <w:p>
+      <w:pPr>
+        <w:spacing w:before="100" w:beforeAutospacing="1" w:after="100" w:afterAutospacing="1"/>
+        <w:outlineLvl w:val="1"/>
+        <w:rPr>
+          <w:rFonts w:ascii="Times New Roman" w:eastAsia="Times New Roman" w:hAnsi="Times New Roman" w:cs="Times New Roman"/>
+          <w:b/>
+          <w:bCs/>
+          <w:sz w:val="36"/>
+          <w:szCs w:val="36"/>
+          <w:lang w:eastAsia="en-GB"/>
+        </w:rPr>
+      </w:pPr>
+      <w:r>
+        <w:rPr>
+          <w:rFonts w:ascii="Times New Roman" w:eastAsia="Times New Roman" w:hAnsi="Times New Roman" w:cs="Times New Roman"/>
+          <w:b/>
+          <w:bCs/>
+          <w:sz w:val="36"/>
+          <w:szCs w:val="36"/>
+          <w:lang w:eastAsia="en-GB"/>
+        </w:rPr>
+        <w:t>7. Architecture Diagram (High-Level)</w:t>
+      </w:r>
+    </w:p>
+    <w:p>
+      <w:pPr>
+        <w:spacing w:before="100" w:beforeAutospacing="1" w:after="100" w:afterAutospacing="1"/>
+        <w:rPr>
+          <w:rFonts w:ascii="Times New Roman" w:eastAsia="Times New Roman" w:hAnsi="Times New Roman" w:cs="Times New Roman"/>
+          <w:lang w:eastAsia="en-GB"/>
+        </w:rPr>
+      </w:pPr>
+      <w:r>
+        <w:rPr>
+          <w:rFonts w:ascii="Times New Roman" w:eastAsia="Times New Roman" w:hAnsi="Times New Roman" w:cs="Times New Roman"/>
+          <w:lang w:eastAsia="en-GB"/>
+        </w:rPr>
+        <w:t>You can visualize the system as:</w:t>
+      </w:r>
+    </w:p>
+    <w:p>
+      <w:pPr>
+        <w:tabs>
+          <w:tab w:val="left" w:pos="916"/>
+          <w:tab w:val="left" w:pos="1832"/>
+          <w:tab w:val="left" w:pos="2748"/>
+          <w:tab w:val="left" w:pos="3664"/>
+          <w:tab w:val="left" w:pos="4580"/>
+          <w:tab w:val="left" w:pos="5496"/>
+          <w:tab w:val="left" w:pos="6412"/>
+          <w:tab w:val="left" w:pos="7328"/>
+          <w:tab w:val="left" w:pos="8244"/>
+          <w:tab w:val="left" w:pos="9160"/>
+          <w:tab w:val="left" w:pos="10076"/>
+          <w:tab w:val="left" w:pos="10992"/>
+          <w:tab w:val="left" w:pos="11908"/>
+          <w:tab w:val="left" w:pos="12824"/>
+          <w:tab w:val="left" w:pos="13740"/>
+          <w:tab w:val="left" w:pos="14656"/>
+        </w:tabs>
+        <w:rPr>
+          <w:rFonts w:ascii="Courier New" w:eastAsia="Times New Roman" w:hAnsi="Courier New" w:cs="Courier New"/>
+          <w:sz w:val="20"/>
+          <w:szCs w:val="20"/>
+          <w:lang w:eastAsia="en-GB"/>
+        </w:rPr>
+      </w:pPr>
+      <w:r>
+        <w:rPr>
+          <w:rFonts w:ascii="Courier New" w:eastAsia="Times New Roman" w:hAnsi="Courier New" w:cs="Courier New"/>
+          <w:sz w:val="20"/>
+          <w:szCs w:val="20"/>
+          <w:lang w:eastAsia="en-GB"/>
+        </w:rPr>
+        <w:t xml:space="preserve">            ┌──────────────────────────┐</w:t>
+      </w:r>
+      <w:r>
+        <w:rPr>
+          <w:rFonts w:ascii="Courier New" w:eastAsia="Times New Roman" w:hAnsi="Courier New" w:cs="Courier New"/>
+          <w:sz w:val="20"/>
+          <w:szCs w:val="20"/>
+          <w:lang w:eastAsia="en-GB"/>
+        </w:rPr>
+        <w:br/>
+        <w:t xml:space="preserve">            │   User (Customer / RM)   │</w:t>
+      </w:r>
+      <w:r>
+        <w:rPr>
+          <w:rFonts w:ascii="Courier New" w:eastAsia="Times New Roman" w:hAnsi="Courier New" w:cs="Courier New"/>
+          <w:sz w:val="20"/>
+          <w:szCs w:val="20"/>
+          <w:lang w:eastAsia="en-GB"/>
+        </w:rPr>
+        <w:br/>
+        <w:t xml:space="preserve">            └────────────┬─────────────┘</w:t>
+      </w:r>
+      <w:r>
+        <w:rPr>
+          <w:rFonts w:ascii="Courier New" w:eastAsia="Times New Roman" w:hAnsi="Courier New" w:cs="Courier New"/>
+          <w:sz w:val="20"/>
+          <w:szCs w:val="20"/>
+          <w:lang w:eastAsia="en-GB"/>
+        </w:rPr>
+        <w:br/>
+        <w:t xml:space="preserve">                         │</w:t>
+      </w:r>
+      <w:r>
+        <w:rPr>
+          <w:rFonts w:ascii="Courier New" w:eastAsia="Times New Roman" w:hAnsi="Courier New" w:cs="Courier New"/>
+          <w:sz w:val="20"/>
+          <w:szCs w:val="20"/>
+          <w:lang w:eastAsia="en-GB"/>
+        </w:rPr>
+        <w:br/>
+        <w:t xml:space="preserve">                         ▼</w:t>
+      </w:r>
+      <w:r>
+        <w:rPr>
+          <w:rFonts w:ascii="Courier New" w:eastAsia="Times New Roman" w:hAnsi="Courier New" w:cs="Courier New"/>
+          <w:sz w:val="20"/>
+          <w:szCs w:val="20"/>
+          <w:lang w:eastAsia="en-GB"/>
+        </w:rPr>
+        <w:br/>
+        <w:t xml:space="preserve">            ┌──────────────────────────┐</w:t>
+      </w:r>
+      <w:r>
+        <w:rPr>
+          <w:rFonts w:ascii="Courier New" w:eastAsia="Times New Roman" w:hAnsi="Courier New" w:cs="Courier New"/>
+          <w:sz w:val="20"/>
+          <w:szCs w:val="20"/>
+          <w:lang w:eastAsia="en-GB"/>
+        </w:rPr>
+        <w:br/>
+        <w:t xml:space="preserve">            │   LLM Conversational     │</w:t>
+      </w:r>
+      <w:r>
+        <w:rPr>
+          <w:rFonts w:ascii="Courier New" w:eastAsia="Times New Roman" w:hAnsi="Courier New" w:cs="Courier New"/>
+          <w:sz w:val="20"/>
+          <w:szCs w:val="20"/>
+          <w:lang w:eastAsia="en-GB"/>
+        </w:rPr>
+        <w:br/>
+        <w:t xml:space="preserve">            │        Agent             │</w:t>
+      </w:r>
+      <w:r>
+        <w:rPr>
+          <w:rFonts w:ascii="Courier New" w:eastAsia="Times New Roman" w:hAnsi="Courier New" w:cs="Courier New"/>
+          <w:sz w:val="20"/>
+          <w:szCs w:val="20"/>
+          <w:lang w:eastAsia="en-GB"/>
+        </w:rPr>
+        <w:br/>
+        <w:t xml:space="preserve">            └────────────┬─────────────┘</w:t>
+      </w:r>
+      <w:r>
+        <w:rPr>
+          <w:rFonts w:ascii="Courier New" w:eastAsia="Times New Roman" w:hAnsi="Courier New" w:cs="Courier New"/>
+          <w:sz w:val="20"/>
+          <w:szCs w:val="20"/>
+          <w:lang w:eastAsia="en-GB"/>
+        </w:rPr>
+        <w:br/>
+        <w:t xml:space="preserve">                         │</w:t>
+      </w:r>
+      <w:r>
+        <w:rPr>
+          <w:rFonts w:ascii="Courier New" w:eastAsia="Times New Roman" w:hAnsi="Courier New" w:cs="Courier New"/>
+          <w:sz w:val="20"/>
+          <w:szCs w:val="20"/>
+          <w:lang w:eastAsia="en-GB"/>
+        </w:rPr>
+        <w:br/>
+        <w:t xml:space="preserve">        ┌────────────────┼────────────────┐</w:t>
+      </w:r>
+      <w:r>
+        <w:rPr>
+          <w:rFonts w:ascii="Courier New" w:eastAsia="Times New Roman" w:hAnsi="Courier New" w:cs="Courier New"/>
+          <w:sz w:val="20"/>
+          <w:szCs w:val="20"/>
+          <w:lang w:eastAsia="en-GB"/>
+        </w:rPr>
+        <w:br/>
+        <w:t xml:space="preserve">        ▼                ▼                ▼</w:t>
+      </w:r>
+      <w:r>
+        <w:rPr>
+          <w:rFonts w:ascii="Courier New" w:eastAsia="Times New Roman" w:hAnsi="Courier New" w:cs="Courier New"/>
+          <w:sz w:val="20"/>
+          <w:szCs w:val="20"/>
+          <w:lang w:eastAsia="en-GB"/>
+        </w:rPr>
+        <w:br/>
+        <w:t>┌──────────────┐  ┌──────────────┐  ┌──────────────┐</w:t>
+      </w:r>
+      <w:r>
+        <w:rPr>
+          <w:rFonts w:ascii="Courier New" w:eastAsia="Times New Roman" w:hAnsi="Courier New" w:cs="Courier New"/>
+          <w:sz w:val="20"/>
+          <w:szCs w:val="20"/>
+          <w:lang w:eastAsia="en-GB"/>
+        </w:rPr>
+        <w:br/>
+        <w:t>│     RAG      │  │    Tools     │  │    Memory     │</w:t>
+      </w:r>
+      <w:r>
+        <w:rPr>
+          <w:rFonts w:ascii="Courier New" w:eastAsia="Times New Roman" w:hAnsi="Courier New" w:cs="Courier New"/>
+          <w:sz w:val="20"/>
+          <w:szCs w:val="20"/>
+          <w:lang w:eastAsia="en-GB"/>
+        </w:rPr>
+        <w:br/>
+        <w:t>│ Knowledge    │  │ Eligibility  │  │ Session State │</w:t>
+      </w:r>
+      <w:r>
+        <w:rPr>
+          <w:rFonts w:ascii="Courier New" w:eastAsia="Times New Roman" w:hAnsi="Courier New" w:cs="Courier New"/>
+          <w:sz w:val="20"/>
+          <w:szCs w:val="20"/>
+          <w:lang w:eastAsia="en-GB"/>
+        </w:rPr>
+        <w:br/>
+        <w:t>│ Base         │  │ EMI Calc     │  │ Context       │</w:t>
+      </w:r>
+      <w:r>
+        <w:rPr>
+          <w:rFonts w:ascii="Courier New" w:eastAsia="Times New Roman" w:hAnsi="Courier New" w:cs="Courier New"/>
+          <w:sz w:val="20"/>
+          <w:szCs w:val="20"/>
+          <w:lang w:eastAsia="en-GB"/>
+        </w:rPr>
+        <w:br/>
+        <w:t>└──────────────┘  │ Doc Checker  │  └──────────────┘</w:t>
+      </w:r>
+      <w:r>
+        <w:rPr>
+          <w:rFonts w:ascii="Courier New" w:eastAsia="Times New Roman" w:hAnsi="Courier New" w:cs="Courier New"/>
+          <w:sz w:val="20"/>
+          <w:szCs w:val="20"/>
+          <w:lang w:eastAsia="en-GB"/>
+        </w:rPr>
+        <w:br/>
+        <w:t xml:space="preserve">                  └──────────────┘</w:t>
+      </w:r>
+      <w:r>
+        <w:rPr>
+          <w:rFonts w:ascii="Courier New" w:eastAsia="Times New Roman" w:hAnsi="Courier New" w:cs="Courier New"/>
+          <w:sz w:val="20"/>
+          <w:szCs w:val="20"/>
+          <w:lang w:eastAsia="en-GB"/>
+        </w:rPr>
+        <w:br/>
+        <w:t xml:space="preserve">                         │</w:t>
+      </w:r>
+      <w:r>
+        <w:rPr>
+          <w:rFonts w:ascii="Courier New" w:eastAsia="Times New Roman" w:hAnsi="Courier New" w:cs="Courier New"/>
+          <w:sz w:val="20"/>
+          <w:szCs w:val="20"/>
+          <w:lang w:eastAsia="en-GB"/>
+        </w:rPr>
+        <w:br/>
+        <w:t xml:space="preserve">                         ▼</w:t>
+      </w:r>
+      <w:r>
+        <w:rPr>
+          <w:rFonts w:ascii="Courier New" w:eastAsia="Times New Roman" w:hAnsi="Courier New" w:cs="Courier New"/>
+          <w:sz w:val="20"/>
+          <w:szCs w:val="20"/>
+          <w:lang w:eastAsia="en-GB"/>
+        </w:rPr>
+        <w:br/>
+        <w:t xml:space="preserve">            ┌──────────────────────────┐</w:t>
+      </w:r>
+      <w:r>
+        <w:rPr>
+          <w:rFonts w:ascii="Courier New" w:eastAsia="Times New Roman" w:hAnsi="Courier New" w:cs="Courier New"/>
+          <w:sz w:val="20"/>
+          <w:szCs w:val="20"/>
+          <w:lang w:eastAsia="en-GB"/>
+        </w:rPr>
+        <w:br/>
+        <w:t xml:space="preserve">            │  Orchestration Layer     │</w:t>
+      </w:r>
+      <w:r>
+        <w:rPr>
+          <w:rFonts w:ascii="Courier New" w:eastAsia="Times New Roman" w:hAnsi="Courier New" w:cs="Courier New"/>
+          <w:sz w:val="20"/>
+          <w:szCs w:val="20"/>
+          <w:lang w:eastAsia="en-GB"/>
+        </w:rPr>
+        <w:br/>
+        <w:t xml:space="preserve">            │ (Intent + Tool Routing)  │</w:t>
+      </w:r>
+      <w:r>
+        <w:rPr>
+          <w:rFonts w:ascii="Courier New" w:eastAsia="Times New Roman" w:hAnsi="Courier New" w:cs="Courier New"/>
+          <w:sz w:val="20"/>
+          <w:szCs w:val="20"/>
+          <w:lang w:eastAsia="en-GB"/>
+        </w:rPr>
+        <w:br/>
+        <w:t xml:space="preserve">            └────────────┬─────────────┘</w:t>
+      </w:r>
+      <w:r>
+        <w:rPr>
+          <w:rFonts w:ascii="Courier New" w:eastAsia="Times New Roman" w:hAnsi="Courier New" w:cs="Courier New"/>
+          <w:sz w:val="20"/>
+          <w:szCs w:val="20"/>
+          <w:lang w:eastAsia="en-GB"/>
+        </w:rPr>
+        <w:br/>
+        <w:t xml:space="preserve">                         │</w:t>
+      </w:r>
+      <w:r>
+        <w:rPr>
+          <w:rFonts w:ascii="Courier New" w:eastAsia="Times New Roman" w:hAnsi="Courier New" w:cs="Courier New"/>
+          <w:sz w:val="20"/>
+          <w:szCs w:val="20"/>
+          <w:lang w:eastAsia="en-GB"/>
+        </w:rPr>
+        <w:br/>
+        <w:t xml:space="preserve">                         ▼</w:t>
+      </w:r>
+      <w:r>
+        <w:rPr>
+          <w:rFonts w:ascii="Courier New" w:eastAsia="Times New Roman" w:hAnsi="Courier New" w:cs="Courier New"/>
+          <w:sz w:val="20"/>
+          <w:szCs w:val="20"/>
+          <w:lang w:eastAsia="en-GB"/>
+        </w:rPr>
+        <w:br/>
+        <w:t xml:space="preserve">            ┌──────────────────────────┐</w:t>
+      </w:r>
+      <w:r>
+        <w:rPr>
+          <w:rFonts w:ascii="Courier New" w:eastAsia="Times New Roman" w:hAnsi="Courier New" w:cs="Courier New"/>
+          <w:sz w:val="20"/>
+          <w:szCs w:val="20"/>
+          <w:lang w:eastAsia="en-GB"/>
+        </w:rPr>
+        <w:br/>
+        <w:t xml:space="preserve">            │   Feedback Loop          │</w:t>
+      </w:r>
+      <w:r>
+        <w:rPr>
+          <w:rFonts w:ascii="Courier New" w:eastAsia="Times New Roman" w:hAnsi="Courier New" w:cs="Courier New"/>
+          <w:sz w:val="20"/>
+          <w:szCs w:val="20"/>
+          <w:lang w:eastAsia="en-GB"/>
+        </w:rPr>
+        <w:br/>
+        <w:t xml:space="preserve">            │ (Adaptive Improvement)   │</w:t>
+      </w:r>
+      <w:r>
+        <w:rPr>
+          <w:rFonts w:ascii="Courier New" w:eastAsia="Times New Roman" w:hAnsi="Courier New" w:cs="Courier New"/>
+          <w:sz w:val="20"/>
+          <w:szCs w:val="20"/>
+          <w:lang w:eastAsia="en-GB"/>
+        </w:rPr>
+        <w:br/>
+        <w:t xml:space="preserve">            └──────────────────────────┘</w:t>
+      </w:r>
+    </w:p>
+    <w:p>
+      <w:pPr>
+        <w:rPr>
+          <w:rFonts w:ascii="Times New Roman" w:eastAsia="Times New Roman" w:hAnsi="Times New Roman" w:cs="Times New Roman"/>
+          <w:lang w:eastAsia="en-GB"/>
+        </w:rPr>
+      </w:pPr>
+      <w:r>
+        <w:rPr>
+          <w:rFonts w:ascii="Times New Roman" w:eastAsia="Times New Roman" w:hAnsi="Times New Roman" w:cs="Times New Roman"/>
+          <w:noProof/>
+          <w:lang w:eastAsia="en-GB"/>
+        </w:rPr>
+      </w:r>
+      <w:r>
+        <w:rPr>
+          <w:rFonts w:ascii="Times New Roman" w:eastAsia="Times New Roman" w:hAnsi="Times New Roman" w:cs="Times New Roman"/>
+          <w:noProof/>
+          <w:lang w:eastAsia="en-GB"/>
+        </w:rPr>
+        <w:pict w14:anchorId="77675792">
+          <v:rect id="_x0000_i1038" alt="" style="width:451.15pt;height:.05pt;mso-width-percent:0;mso-height-percent:0;mso-width-percent:0;mso-height-percent:0" o:hrpct="964" o:hralign="center" o:hrstd="t" o:hr="t" fillcolor="#a0a0a0" stroked="f"/>
+        </w:pict>
+      </w:r>
+    </w:p>
+    <w:p>
+      <w:pPr>
+        <w:spacing w:before="100" w:beforeAutospacing="1" w:after="100" w:afterAutospacing="1"/>
+        <w:outlineLvl w:val="1"/>
+        <w:rPr>
+          <w:rFonts w:ascii="Times New Roman" w:eastAsia="Times New Roman" w:hAnsi="Times New Roman" w:cs="Times New Roman"/>
+          <w:b/>
+          <w:bCs/>
+          <w:sz w:val="36"/>
+          <w:szCs w:val="36"/>
+          <w:lang w:eastAsia="en-GB"/>
+        </w:rPr>
+      </w:pPr>
+      <w:r>
+        <w:rPr>
+          <w:rFonts w:ascii="Times New Roman" w:eastAsia="Times New Roman" w:hAnsi="Times New Roman" w:cs="Times New Roman"/>
+          <w:b/>
+          <w:bCs/>
+          <w:sz w:val="36"/>
+          <w:szCs w:val="36"/>
+          <w:lang w:eastAsia="en-GB"/>
+        </w:rPr>
+        <w:t>8. Project Phases</w:t>
       </w:r>
     </w:p>
     <w:p>
       <w:pPr>
         <w:numPr>
           <w:ilvl w:val="0"/>
-          <w:numId w:val="5"/>
+          <w:numId w:val="28"/>
         </w:numPr>
-      </w:pPr>
-      <w:r>
-        <w:t xml:space="preserve">Build Python agent with simple input-output handling </w:t>
+        <w:spacing w:before="100" w:beforeAutospacing="1" w:after="100" w:afterAutospacing="1" w:line="240" w:lineRule="auto"/>
+        <w:rPr>
+          <w:rFonts w:ascii="Times New Roman" w:eastAsia="Times New Roman" w:hAnsi="Times New Roman" w:cs="Times New Roman"/>
+          <w:lang w:eastAsia="en-GB"/>
+        </w:rPr>
+      </w:pPr>
+      <w:r>
+        <w:rPr>
+          <w:rFonts w:ascii="Times New Roman" w:eastAsia="Times New Roman" w:hAnsi="Times New Roman" w:cs="Times New Roman"/>
+          <w:lang w:eastAsia="en-GB"/>
+        </w:rPr>
+        <w:t xml:space="preserve">Problem Understanding </w:t>
       </w:r>
     </w:p>
     <w:p>
       <w:pPr>
         <w:numPr>
           <w:ilvl w:val="0"/>
-          <w:numId w:val="5"/>
+          <w:numId w:val="28"/>
         </w:numPr>
-      </w:pPr>
-      <w:r>
-        <w:t xml:space="preserve">Show limitations (no reasoning, rigid responses) </w:t>
-      </w:r>
-    </w:p>
-    <w:p>
-      <w:pPr>
-        <w:rPr>
+        <w:spacing w:before="100" w:beforeAutospacing="1" w:after="100" w:afterAutospacing="1" w:line="240" w:lineRule="auto"/>
+        <w:rPr>
+          <w:rFonts w:ascii="Times New Roman" w:eastAsia="Times New Roman" w:hAnsi="Times New Roman" w:cs="Times New Roman"/>
+          <w:lang w:eastAsia="en-GB"/>
+        </w:rPr>
+      </w:pPr>
+      <w:r>
+        <w:rPr>
+          <w:rFonts w:ascii="Times New Roman" w:eastAsia="Times New Roman" w:hAnsi="Times New Roman" w:cs="Times New Roman"/>
+          <w:lang w:eastAsia="en-GB"/>
+        </w:rPr>
+        <w:t xml:space="preserve">Rule-Based Prototype </w:t>
+      </w:r>
+    </w:p>
+    <w:p>
+      <w:pPr>
+        <w:numPr>
+          <w:ilvl w:val="0"/>
+          <w:numId w:val="28"/>
+        </w:numPr>
+        <w:spacing w:before="100" w:beforeAutospacing="1" w:after="100" w:afterAutospacing="1" w:line="240" w:lineRule="auto"/>
+        <w:rPr>
+          <w:rFonts w:ascii="Times New Roman" w:eastAsia="Times New Roman" w:hAnsi="Times New Roman" w:cs="Times New Roman"/>
+          <w:lang w:eastAsia="en-GB"/>
+        </w:rPr>
+      </w:pPr>
+      <w:r>
+        <w:rPr>
+          <w:rFonts w:ascii="Times New Roman" w:eastAsia="Times New Roman" w:hAnsi="Times New Roman" w:cs="Times New Roman"/>
+          <w:lang w:eastAsia="en-GB"/>
+        </w:rPr>
+        <w:t xml:space="preserve">LLM Integration </w:t>
+      </w:r>
+    </w:p>
+    <w:p>
+      <w:pPr>
+        <w:numPr>
+          <w:ilvl w:val="0"/>
+          <w:numId w:val="28"/>
+        </w:numPr>
+        <w:spacing w:before="100" w:beforeAutospacing="1" w:after="100" w:afterAutospacing="1" w:line="240" w:lineRule="auto"/>
+        <w:rPr>
+          <w:rFonts w:ascii="Times New Roman" w:eastAsia="Times New Roman" w:hAnsi="Times New Roman" w:cs="Times New Roman"/>
+          <w:lang w:eastAsia="en-GB"/>
+        </w:rPr>
+      </w:pPr>
+      <w:r>
+        <w:rPr>
+          <w:rFonts w:ascii="Times New Roman" w:eastAsia="Times New Roman" w:hAnsi="Times New Roman" w:cs="Times New Roman"/>
+          <w:lang w:eastAsia="en-GB"/>
+        </w:rPr>
+        <w:lastRenderedPageBreak/>
+        <w:t xml:space="preserve">RAG Implementation </w:t>
+      </w:r>
+    </w:p>
+    <w:p>
+      <w:pPr>
+        <w:numPr>
+          <w:ilvl w:val="0"/>
+          <w:numId w:val="28"/>
+        </w:numPr>
+        <w:spacing w:before="100" w:beforeAutospacing="1" w:after="100" w:afterAutospacing="1" w:line="240" w:lineRule="auto"/>
+        <w:rPr>
+          <w:rFonts w:ascii="Times New Roman" w:eastAsia="Times New Roman" w:hAnsi="Times New Roman" w:cs="Times New Roman"/>
+          <w:lang w:eastAsia="en-GB"/>
+        </w:rPr>
+      </w:pPr>
+      <w:r>
+        <w:rPr>
+          <w:rFonts w:ascii="Times New Roman" w:eastAsia="Times New Roman" w:hAnsi="Times New Roman" w:cs="Times New Roman"/>
+          <w:lang w:eastAsia="en-GB"/>
+        </w:rPr>
+        <w:t xml:space="preserve">Tool Integration </w:t>
+      </w:r>
+    </w:p>
+    <w:p>
+      <w:pPr>
+        <w:numPr>
+          <w:ilvl w:val="0"/>
+          <w:numId w:val="28"/>
+        </w:numPr>
+        <w:spacing w:before="100" w:beforeAutospacing="1" w:after="100" w:afterAutospacing="1" w:line="240" w:lineRule="auto"/>
+        <w:rPr>
+          <w:rFonts w:ascii="Times New Roman" w:eastAsia="Times New Roman" w:hAnsi="Times New Roman" w:cs="Times New Roman"/>
+          <w:lang w:eastAsia="en-GB"/>
+        </w:rPr>
+      </w:pPr>
+      <w:r>
+        <w:rPr>
+          <w:rFonts w:ascii="Times New Roman" w:eastAsia="Times New Roman" w:hAnsi="Times New Roman" w:cs="Times New Roman"/>
+          <w:lang w:eastAsia="en-GB"/>
+        </w:rPr>
+        <w:t xml:space="preserve">Context &amp; Workflow </w:t>
+      </w:r>
+    </w:p>
+    <w:p>
+      <w:pPr>
+        <w:numPr>
+          <w:ilvl w:val="0"/>
+          <w:numId w:val="28"/>
+        </w:numPr>
+        <w:spacing w:before="100" w:beforeAutospacing="1" w:after="100" w:afterAutospacing="1" w:line="240" w:lineRule="auto"/>
+        <w:rPr>
+          <w:rFonts w:ascii="Times New Roman" w:eastAsia="Times New Roman" w:hAnsi="Times New Roman" w:cs="Times New Roman"/>
+          <w:lang w:eastAsia="en-GB"/>
+        </w:rPr>
+      </w:pPr>
+      <w:r>
+        <w:rPr>
+          <w:rFonts w:ascii="Times New Roman" w:eastAsia="Times New Roman" w:hAnsi="Times New Roman" w:cs="Times New Roman"/>
+          <w:lang w:eastAsia="en-GB"/>
+        </w:rPr>
+        <w:t xml:space="preserve">Feedback Loop </w:t>
+      </w:r>
+    </w:p>
+    <w:p>
+      <w:pPr>
+        <w:numPr>
+          <w:ilvl w:val="0"/>
+          <w:numId w:val="28"/>
+        </w:numPr>
+        <w:spacing w:before="100" w:beforeAutospacing="1" w:after="100" w:afterAutospacing="1" w:line="240" w:lineRule="auto"/>
+        <w:rPr>
+          <w:rFonts w:ascii="Times New Roman" w:eastAsia="Times New Roman" w:hAnsi="Times New Roman" w:cs="Times New Roman"/>
+          <w:lang w:eastAsia="en-GB"/>
+        </w:rPr>
+      </w:pPr>
+      <w:r>
+        <w:rPr>
+          <w:rFonts w:ascii="Times New Roman" w:eastAsia="Times New Roman" w:hAnsi="Times New Roman" w:cs="Times New Roman"/>
+          <w:lang w:eastAsia="en-GB"/>
+        </w:rPr>
+        <w:t xml:space="preserve">Evaluation &amp; Guardrails </w:t>
+      </w:r>
+    </w:p>
+    <w:p>
+      <w:pPr>
+        <w:numPr>
+          <w:ilvl w:val="0"/>
+          <w:numId w:val="28"/>
+        </w:numPr>
+        <w:spacing w:before="100" w:beforeAutospacing="1" w:after="100" w:afterAutospacing="1" w:line="240" w:lineRule="auto"/>
+        <w:rPr>
+          <w:rFonts w:ascii="Times New Roman" w:eastAsia="Times New Roman" w:hAnsi="Times New Roman" w:cs="Times New Roman"/>
+          <w:lang w:eastAsia="en-GB"/>
+        </w:rPr>
+      </w:pPr>
+      <w:r>
+        <w:rPr>
+          <w:rFonts w:ascii="Times New Roman" w:eastAsia="Times New Roman" w:hAnsi="Times New Roman" w:cs="Times New Roman"/>
+          <w:lang w:eastAsia="en-GB"/>
+        </w:rPr>
+        <w:t xml:space="preserve">Demo &amp; Packaging </w:t>
+      </w:r>
+    </w:p>
+    <w:p>
+      <w:pPr>
+        <w:rPr>
+          <w:rFonts w:ascii="Times New Roman" w:eastAsia="Times New Roman" w:hAnsi="Times New Roman" w:cs="Times New Roman"/>
+          <w:lang w:eastAsia="en-GB"/>
+        </w:rPr>
+      </w:pPr>
+      <w:r>
+        <w:rPr>
+          <w:rFonts w:ascii="Times New Roman" w:eastAsia="Times New Roman" w:hAnsi="Times New Roman" w:cs="Times New Roman"/>
+          <w:noProof/>
+          <w:lang w:eastAsia="en-GB"/>
+        </w:rPr>
+      </w:r>
+      <w:r>
+        <w:rPr>
+          <w:rFonts w:ascii="Times New Roman" w:eastAsia="Times New Roman" w:hAnsi="Times New Roman" w:cs="Times New Roman"/>
+          <w:noProof/>
+          <w:lang w:eastAsia="en-GB"/>
+        </w:rPr>
+        <w:pict w14:anchorId="19E4D87F">
+          <v:rect id="_x0000_i1039" alt="" style="width:451.15pt;height:.05pt;mso-width-percent:0;mso-height-percent:0;mso-width-percent:0;mso-height-percent:0" o:hrpct="964" o:hralign="center" o:hrstd="t" o:hr="t" fillcolor="#a0a0a0" stroked="f"/>
+        </w:pict>
+      </w:r>
+    </w:p>
+    <w:p>
+      <w:pPr>
+        <w:spacing w:before="100" w:beforeAutospacing="1" w:after="100" w:afterAutospacing="1"/>
+        <w:outlineLvl w:val="1"/>
+        <w:rPr>
+          <w:rFonts w:ascii="Times New Roman" w:eastAsia="Times New Roman" w:hAnsi="Times New Roman" w:cs="Times New Roman"/>
           <w:b/>
           <w:bCs/>
-        </w:rPr>
-      </w:pPr>
-      <w:r>
-        <w:rPr>
+          <w:sz w:val="36"/>
+          <w:szCs w:val="36"/>
+          <w:lang w:eastAsia="en-GB"/>
+        </w:rPr>
+      </w:pPr>
+      <w:r>
+        <w:rPr>
+          <w:rFonts w:ascii="Times New Roman" w:eastAsia="Times New Roman" w:hAnsi="Times New Roman" w:cs="Times New Roman"/>
           <w:b/>
           <w:bCs/>
-        </w:rPr>
-        <w:t>Phase 3: LLM Integration</w:t>
+          <w:sz w:val="36"/>
+          <w:szCs w:val="36"/>
+          <w:lang w:eastAsia="en-GB"/>
+        </w:rPr>
+        <w:t>9. Success Metrics</w:t>
+      </w:r>
+    </w:p>
+    <w:p>
+      <w:pPr>
+        <w:spacing w:before="100" w:beforeAutospacing="1" w:after="100" w:afterAutospacing="1"/>
+        <w:outlineLvl w:val="2"/>
+        <w:rPr>
+          <w:rFonts w:ascii="Times New Roman" w:eastAsia="Times New Roman" w:hAnsi="Times New Roman" w:cs="Times New Roman"/>
+          <w:b/>
+          <w:bCs/>
+          <w:sz w:val="27"/>
+          <w:szCs w:val="27"/>
+          <w:lang w:eastAsia="en-GB"/>
+        </w:rPr>
+      </w:pPr>
+      <w:r>
+        <w:rPr>
+          <w:rFonts w:ascii="Times New Roman" w:eastAsia="Times New Roman" w:hAnsi="Times New Roman" w:cs="Times New Roman"/>
+          <w:b/>
+          <w:bCs/>
+          <w:sz w:val="27"/>
+          <w:szCs w:val="27"/>
+          <w:lang w:eastAsia="en-GB"/>
+        </w:rPr>
+        <w:t>Business-Oriented</w:t>
       </w:r>
     </w:p>
     <w:p>
       <w:pPr>
         <w:numPr>
           <w:ilvl w:val="0"/>
-          <w:numId w:val="6"/>
+          <w:numId w:val="29"/>
         </w:numPr>
-      </w:pPr>
-      <w:r>
-        <w:t xml:space="preserve">Add LLM for natural conversations </w:t>
+        <w:spacing w:before="100" w:beforeAutospacing="1" w:after="100" w:afterAutospacing="1" w:line="240" w:lineRule="auto"/>
+        <w:rPr>
+          <w:rFonts w:ascii="Times New Roman" w:eastAsia="Times New Roman" w:hAnsi="Times New Roman" w:cs="Times New Roman"/>
+          <w:lang w:eastAsia="en-GB"/>
+        </w:rPr>
+      </w:pPr>
+      <w:r>
+        <w:rPr>
+          <w:rFonts w:ascii="Times New Roman" w:eastAsia="Times New Roman" w:hAnsi="Times New Roman" w:cs="Times New Roman"/>
+          <w:lang w:eastAsia="en-GB"/>
+        </w:rPr>
+        <w:t xml:space="preserve">Reduction in user drop-off (simulated) </w:t>
       </w:r>
     </w:p>
     <w:p>
       <w:pPr>
         <w:numPr>
           <w:ilvl w:val="0"/>
-          <w:numId w:val="6"/>
+          <w:numId w:val="29"/>
         </w:numPr>
-      </w:pPr>
-      <w:r>
-        <w:t xml:space="preserve">Test prompt strategies and improve responses </w:t>
-      </w:r>
-    </w:p>
-    <w:p>
-      <w:pPr>
-        <w:rPr>
+        <w:spacing w:before="100" w:beforeAutospacing="1" w:after="100" w:afterAutospacing="1" w:line="240" w:lineRule="auto"/>
+        <w:rPr>
+          <w:rFonts w:ascii="Times New Roman" w:eastAsia="Times New Roman" w:hAnsi="Times New Roman" w:cs="Times New Roman"/>
+          <w:lang w:eastAsia="en-GB"/>
+        </w:rPr>
+      </w:pPr>
+      <w:r>
+        <w:rPr>
+          <w:rFonts w:ascii="Times New Roman" w:eastAsia="Times New Roman" w:hAnsi="Times New Roman" w:cs="Times New Roman"/>
+          <w:lang w:eastAsia="en-GB"/>
+        </w:rPr>
+        <w:t xml:space="preserve">Faster response time </w:t>
+      </w:r>
+    </w:p>
+    <w:p>
+      <w:pPr>
+        <w:numPr>
+          <w:ilvl w:val="0"/>
+          <w:numId w:val="29"/>
+        </w:numPr>
+        <w:spacing w:before="100" w:beforeAutospacing="1" w:after="100" w:afterAutospacing="1" w:line="240" w:lineRule="auto"/>
+        <w:rPr>
+          <w:rFonts w:ascii="Times New Roman" w:eastAsia="Times New Roman" w:hAnsi="Times New Roman" w:cs="Times New Roman"/>
+          <w:lang w:eastAsia="en-GB"/>
+        </w:rPr>
+      </w:pPr>
+      <w:r>
+        <w:rPr>
+          <w:rFonts w:ascii="Times New Roman" w:eastAsia="Times New Roman" w:hAnsi="Times New Roman" w:cs="Times New Roman"/>
+          <w:lang w:eastAsia="en-GB"/>
+        </w:rPr>
+        <w:t xml:space="preserve">Improved user guidance </w:t>
+      </w:r>
+    </w:p>
+    <w:p>
+      <w:pPr>
+        <w:spacing w:before="100" w:beforeAutospacing="1" w:after="100" w:afterAutospacing="1"/>
+        <w:outlineLvl w:val="2"/>
+        <w:rPr>
+          <w:rFonts w:ascii="Times New Roman" w:eastAsia="Times New Roman" w:hAnsi="Times New Roman" w:cs="Times New Roman"/>
           <w:b/>
           <w:bCs/>
-        </w:rPr>
-      </w:pPr>
-      <w:r>
-        <w:rPr>
+          <w:sz w:val="27"/>
+          <w:szCs w:val="27"/>
+          <w:lang w:eastAsia="en-GB"/>
+        </w:rPr>
+      </w:pPr>
+      <w:r>
+        <w:rPr>
+          <w:rFonts w:ascii="Times New Roman" w:eastAsia="Times New Roman" w:hAnsi="Times New Roman" w:cs="Times New Roman"/>
           <w:b/>
           <w:bCs/>
-        </w:rPr>
-        <w:t>Phase 4: Knowledge &amp; Retrieval (RAG)</w:t>
+          <w:sz w:val="27"/>
+          <w:szCs w:val="27"/>
+          <w:lang w:eastAsia="en-GB"/>
+        </w:rPr>
+        <w:t>System-Oriented</w:t>
       </w:r>
     </w:p>
     <w:p>
       <w:pPr>
         <w:numPr>
           <w:ilvl w:val="0"/>
-          <w:numId w:val="7"/>
+          <w:numId w:val="30"/>
         </w:numPr>
-      </w:pPr>
-      <w:r>
-        <w:t xml:space="preserve">Add loan policy documents and embeddings </w:t>
+        <w:spacing w:before="100" w:beforeAutospacing="1" w:after="100" w:afterAutospacing="1" w:line="240" w:lineRule="auto"/>
+        <w:rPr>
+          <w:rFonts w:ascii="Times New Roman" w:eastAsia="Times New Roman" w:hAnsi="Times New Roman" w:cs="Times New Roman"/>
+          <w:lang w:eastAsia="en-GB"/>
+        </w:rPr>
+      </w:pPr>
+      <w:r>
+        <w:rPr>
+          <w:rFonts w:ascii="Times New Roman" w:eastAsia="Times New Roman" w:hAnsi="Times New Roman" w:cs="Times New Roman"/>
+          <w:lang w:eastAsia="en-GB"/>
+        </w:rPr>
+        <w:t xml:space="preserve">Accuracy of RAG-based responses </w:t>
       </w:r>
     </w:p>
     <w:p>
       <w:pPr>
         <w:numPr>
           <w:ilvl w:val="0"/>
-          <w:numId w:val="7"/>
+          <w:numId w:val="30"/>
         </w:numPr>
-      </w:pPr>
-      <w:r>
-        <w:t xml:space="preserve">Enable contextual, accurate answers </w:t>
-      </w:r>
-    </w:p>
-    <w:p>
-      <w:pPr>
-        <w:rPr>
+        <w:spacing w:before="100" w:beforeAutospacing="1" w:after="100" w:afterAutospacing="1" w:line="240" w:lineRule="auto"/>
+        <w:rPr>
+          <w:rFonts w:ascii="Times New Roman" w:eastAsia="Times New Roman" w:hAnsi="Times New Roman" w:cs="Times New Roman"/>
+          <w:lang w:eastAsia="en-GB"/>
+        </w:rPr>
+      </w:pPr>
+      <w:r>
+        <w:rPr>
+          <w:rFonts w:ascii="Times New Roman" w:eastAsia="Times New Roman" w:hAnsi="Times New Roman" w:cs="Times New Roman"/>
+          <w:lang w:eastAsia="en-GB"/>
+        </w:rPr>
+        <w:t xml:space="preserve">Correct tool usage </w:t>
+      </w:r>
+    </w:p>
+    <w:p>
+      <w:pPr>
+        <w:numPr>
+          <w:ilvl w:val="0"/>
+          <w:numId w:val="30"/>
+        </w:numPr>
+        <w:spacing w:before="100" w:beforeAutospacing="1" w:after="100" w:afterAutospacing="1" w:line="240" w:lineRule="auto"/>
+        <w:rPr>
+          <w:rFonts w:ascii="Times New Roman" w:eastAsia="Times New Roman" w:hAnsi="Times New Roman" w:cs="Times New Roman"/>
+          <w:lang w:eastAsia="en-GB"/>
+        </w:rPr>
+      </w:pPr>
+      <w:r>
+        <w:rPr>
+          <w:rFonts w:ascii="Times New Roman" w:eastAsia="Times New Roman" w:hAnsi="Times New Roman" w:cs="Times New Roman"/>
+          <w:lang w:eastAsia="en-GB"/>
+        </w:rPr>
+        <w:t xml:space="preserve">Effective escalation handling </w:t>
+      </w:r>
+    </w:p>
+    <w:p>
+      <w:pPr>
+        <w:numPr>
+          <w:ilvl w:val="0"/>
+          <w:numId w:val="30"/>
+        </w:numPr>
+        <w:spacing w:before="100" w:beforeAutospacing="1" w:after="100" w:afterAutospacing="1" w:line="240" w:lineRule="auto"/>
+        <w:rPr>
+          <w:rFonts w:ascii="Times New Roman" w:eastAsia="Times New Roman" w:hAnsi="Times New Roman" w:cs="Times New Roman"/>
+          <w:lang w:eastAsia="en-GB"/>
+        </w:rPr>
+      </w:pPr>
+      <w:r>
+        <w:rPr>
+          <w:rFonts w:ascii="Times New Roman" w:eastAsia="Times New Roman" w:hAnsi="Times New Roman" w:cs="Times New Roman"/>
+          <w:lang w:eastAsia="en-GB"/>
+        </w:rPr>
+        <w:t xml:space="preserve">Eligibility classification accuracy </w:t>
+      </w:r>
+    </w:p>
+    <w:p>
+      <w:pPr>
+        <w:numPr>
+          <w:ilvl w:val="0"/>
+          <w:numId w:val="30"/>
+        </w:numPr>
+        <w:spacing w:before="100" w:beforeAutospacing="1" w:after="100" w:afterAutospacing="1" w:line="240" w:lineRule="auto"/>
+        <w:rPr>
+          <w:rFonts w:ascii="Times New Roman" w:eastAsia="Times New Roman" w:hAnsi="Times New Roman" w:cs="Times New Roman"/>
+          <w:lang w:eastAsia="en-GB"/>
+        </w:rPr>
+      </w:pPr>
+      <w:r>
+        <w:rPr>
+          <w:rFonts w:ascii="Times New Roman" w:eastAsia="Times New Roman" w:hAnsi="Times New Roman" w:cs="Times New Roman"/>
+          <w:lang w:eastAsia="en-GB"/>
+        </w:rPr>
+        <w:t xml:space="preserve">User satisfaction (feedback-based) </w:t>
+      </w:r>
+    </w:p>
+    <w:p>
+      <w:pPr>
+        <w:numPr>
+          <w:ilvl w:val="0"/>
+          <w:numId w:val="30"/>
+        </w:numPr>
+        <w:spacing w:before="100" w:beforeAutospacing="1" w:after="100" w:afterAutospacing="1" w:line="240" w:lineRule="auto"/>
+        <w:rPr>
+          <w:rFonts w:ascii="Times New Roman" w:eastAsia="Times New Roman" w:hAnsi="Times New Roman" w:cs="Times New Roman"/>
+          <w:lang w:eastAsia="en-GB"/>
+        </w:rPr>
+      </w:pPr>
+      <w:r>
+        <w:rPr>
+          <w:rFonts w:ascii="Times New Roman" w:eastAsia="Times New Roman" w:hAnsi="Times New Roman" w:cs="Times New Roman"/>
+          <w:lang w:eastAsia="en-GB"/>
+        </w:rPr>
+        <w:t xml:space="preserve">Conversation completion rate </w:t>
+      </w:r>
+    </w:p>
+    <w:p>
+      <w:pPr>
+        <w:rPr>
+          <w:rFonts w:ascii="Times New Roman" w:eastAsia="Times New Roman" w:hAnsi="Times New Roman" w:cs="Times New Roman"/>
+          <w:lang w:eastAsia="en-GB"/>
+        </w:rPr>
+      </w:pPr>
+      <w:r>
+        <w:rPr>
+          <w:rFonts w:ascii="Times New Roman" w:eastAsia="Times New Roman" w:hAnsi="Times New Roman" w:cs="Times New Roman"/>
+          <w:noProof/>
+          <w:lang w:eastAsia="en-GB"/>
+        </w:rPr>
+      </w:r>
+      <w:r>
+        <w:rPr>
+          <w:rFonts w:ascii="Times New Roman" w:eastAsia="Times New Roman" w:hAnsi="Times New Roman" w:cs="Times New Roman"/>
+          <w:noProof/>
+          <w:lang w:eastAsia="en-GB"/>
+        </w:rPr>
+        <w:pict w14:anchorId="1BF1BB71">
+          <v:rect id="_x0000_i1040" alt="" style="width:451.15pt;height:.05pt;mso-width-percent:0;mso-height-percent:0;mso-width-percent:0;mso-height-percent:0" o:hrpct="964" o:hralign="center" o:hrstd="t" o:hr="t" fillcolor="#a0a0a0" stroked="f"/>
+        </w:pict>
+      </w:r>
+    </w:p>
+    <w:p>
+      <w:pPr>
+        <w:spacing w:before="100" w:beforeAutospacing="1" w:after="100" w:afterAutospacing="1"/>
+        <w:outlineLvl w:val="1"/>
+        <w:rPr>
+          <w:rFonts w:ascii="Times New Roman" w:eastAsia="Times New Roman" w:hAnsi="Times New Roman" w:cs="Times New Roman"/>
           <w:b/>
           <w:bCs/>
-        </w:rPr>
-      </w:pPr>
-      <w:r>
-        <w:rPr>
+          <w:sz w:val="36"/>
+          <w:szCs w:val="36"/>
+          <w:lang w:eastAsia="en-GB"/>
+        </w:rPr>
+      </w:pPr>
+      <w:r>
+        <w:rPr>
+          <w:rFonts w:ascii="Times New Roman" w:eastAsia="Times New Roman" w:hAnsi="Times New Roman" w:cs="Times New Roman"/>
           <w:b/>
           <w:bCs/>
-        </w:rPr>
-        <w:t>Phase 5: Tool Usage</w:t>
+          <w:sz w:val="36"/>
+          <w:szCs w:val="36"/>
+          <w:lang w:eastAsia="en-GB"/>
+        </w:rPr>
+        <w:t>10. Final Positioning</w:t>
+      </w:r>
+    </w:p>
+    <w:p>
+      <w:pPr>
+        <w:spacing w:before="100" w:beforeAutospacing="1" w:after="100" w:afterAutospacing="1"/>
+        <w:rPr>
+          <w:rFonts w:ascii="Times New Roman" w:eastAsia="Times New Roman" w:hAnsi="Times New Roman" w:cs="Times New Roman"/>
+          <w:lang w:eastAsia="en-GB"/>
+        </w:rPr>
+      </w:pPr>
+      <w:r>
+        <w:rPr>
+          <w:rFonts w:ascii="Times New Roman" w:eastAsia="Times New Roman" w:hAnsi="Times New Roman" w:cs="Times New Roman"/>
+          <w:b/>
+          <w:bCs/>
+          <w:lang w:eastAsia="en-GB"/>
+        </w:rPr>
+        <w:t>AI-Powered Loan Origination Copilot</w:t>
+      </w:r>
+    </w:p>
+    <w:p>
+      <w:pPr>
+        <w:spacing w:before="100" w:beforeAutospacing="1" w:after="100" w:afterAutospacing="1"/>
+        <w:rPr>
+          <w:rFonts w:ascii="Times New Roman" w:eastAsia="Times New Roman" w:hAnsi="Times New Roman" w:cs="Times New Roman"/>
+          <w:lang w:eastAsia="en-GB"/>
+        </w:rPr>
+      </w:pPr>
+      <w:r>
+        <w:rPr>
+          <w:rFonts w:ascii="Times New Roman" w:eastAsia="Times New Roman" w:hAnsi="Times New Roman" w:cs="Times New Roman"/>
+          <w:lang w:eastAsia="en-GB"/>
+        </w:rPr>
+        <w:t>A GenAI-based assistant that combines:</w:t>
       </w:r>
     </w:p>
     <w:p>
       <w:pPr>
         <w:numPr>
           <w:ilvl w:val="0"/>
-          <w:numId w:val="8"/>
+          <w:numId w:val="31"/>
         </w:numPr>
-      </w:pPr>
-      <w:r>
-        <w:t xml:space="preserve">Integrate tools (eligibility calculator, document checker) </w:t>
+        <w:spacing w:before="100" w:beforeAutospacing="1" w:after="100" w:afterAutospacing="1" w:line="240" w:lineRule="auto"/>
+        <w:rPr>
+          <w:rFonts w:ascii="Times New Roman" w:eastAsia="Times New Roman" w:hAnsi="Times New Roman" w:cs="Times New Roman"/>
+          <w:lang w:eastAsia="en-GB"/>
+        </w:rPr>
+      </w:pPr>
+      <w:r>
+        <w:rPr>
+          <w:rFonts w:ascii="Times New Roman" w:eastAsia="Times New Roman" w:hAnsi="Times New Roman" w:cs="Times New Roman"/>
+          <w:lang w:eastAsia="en-GB"/>
+        </w:rPr>
+        <w:t xml:space="preserve">Conversational AI </w:t>
       </w:r>
     </w:p>
     <w:p>
       <w:pPr>
         <w:numPr>
           <w:ilvl w:val="0"/>
-          <w:numId w:val="8"/>
+          <w:numId w:val="31"/>
         </w:numPr>
-      </w:pPr>
-      <w:r>
-        <w:t xml:space="preserve">Add safeguards and error handling </w:t>
-      </w:r>
-    </w:p>
-    <w:p>
-      <w:pPr>
-        <w:rPr>
-          <w:b/>
-          <w:bCs/>
-        </w:rPr>
-      </w:pPr>
-      <w:r>
-        <w:rPr>
-          <w:b/>
-          <w:bCs/>
-        </w:rPr>
-        <w:lastRenderedPageBreak/>
-        <w:t>Phase 6: Planning, Memory &amp; Context</w:t>
+        <w:spacing w:before="100" w:beforeAutospacing="1" w:after="100" w:afterAutospacing="1" w:line="240" w:lineRule="auto"/>
+        <w:rPr>
+          <w:rFonts w:ascii="Times New Roman" w:eastAsia="Times New Roman" w:hAnsi="Times New Roman" w:cs="Times New Roman"/>
+          <w:lang w:eastAsia="en-GB"/>
+        </w:rPr>
+      </w:pPr>
+      <w:r>
+        <w:rPr>
+          <w:rFonts w:ascii="Times New Roman" w:eastAsia="Times New Roman" w:hAnsi="Times New Roman" w:cs="Times New Roman"/>
+          <w:lang w:eastAsia="en-GB"/>
+        </w:rPr>
+        <w:t xml:space="preserve">Policy intelligence (RAG) </w:t>
       </w:r>
     </w:p>
     <w:p>
       <w:pPr>
         <w:numPr>
           <w:ilvl w:val="0"/>
-          <w:numId w:val="9"/>
+          <w:numId w:val="31"/>
         </w:numPr>
-      </w:pPr>
-      <w:r>
-        <w:t xml:space="preserve">Enable multi-step reasoning (loan journey) </w:t>
+        <w:spacing w:before="100" w:beforeAutospacing="1" w:after="100" w:afterAutospacing="1" w:line="240" w:lineRule="auto"/>
+        <w:rPr>
+          <w:rFonts w:ascii="Times New Roman" w:eastAsia="Times New Roman" w:hAnsi="Times New Roman" w:cs="Times New Roman"/>
+          <w:lang w:eastAsia="en-GB"/>
+        </w:rPr>
+      </w:pPr>
+      <w:r>
+        <w:rPr>
+          <w:rFonts w:ascii="Times New Roman" w:eastAsia="Times New Roman" w:hAnsi="Times New Roman" w:cs="Times New Roman"/>
+          <w:lang w:eastAsia="en-GB"/>
+        </w:rPr>
+        <w:t xml:space="preserve">Rule-based eligibility assessment </w:t>
       </w:r>
     </w:p>
     <w:p>
       <w:pPr>
         <w:numPr>
           <w:ilvl w:val="0"/>
-          <w:numId w:val="9"/>
+          <w:numId w:val="31"/>
         </w:numPr>
-      </w:pPr>
-      <w:r>
-        <w:t xml:space="preserve">Add conversation memory for better UX </w:t>
-      </w:r>
-    </w:p>
-    <w:p>
-      <w:pPr>
-        <w:rPr>
-          <w:b/>
-          <w:bCs/>
-        </w:rPr>
-      </w:pPr>
-      <w:r>
-        <w:rPr>
-          <w:b/>
-          <w:bCs/>
-        </w:rPr>
-        <w:t xml:space="preserve">Phase 7: Adaptive </w:t>
-      </w:r>
-      <w:proofErr w:type="spellStart"/>
-      <w:r>
-        <w:rPr>
-          <w:b/>
-          <w:bCs/>
-        </w:rPr>
-        <w:t>Behavior</w:t>
-      </w:r>
-      <w:proofErr w:type="spellEnd"/>
-    </w:p>
-    <w:p>
-      <w:pPr>
-        <w:numPr>
-          <w:ilvl w:val="0"/>
-          <w:numId w:val="10"/>
-        </w:numPr>
-      </w:pPr>
-      <w:r>
-        <w:t xml:space="preserve">Incorporate feedback loop </w:t>
-      </w:r>
-    </w:p>
-    <w:p>
-      <w:pPr>
-        <w:numPr>
-          <w:ilvl w:val="0"/>
-          <w:numId w:val="10"/>
-        </w:numPr>
-      </w:pPr>
-      <w:r>
-        <w:t xml:space="preserve">Improve responses over time </w:t>
-      </w:r>
-    </w:p>
-    <w:p>
-      <w:pPr>
-        <w:rPr>
-          <w:b/>
-          <w:bCs/>
-        </w:rPr>
-      </w:pPr>
-      <w:r>
-        <w:rPr>
-          <w:b/>
-          <w:bCs/>
-        </w:rPr>
-        <w:t>Phase 8: Deployment Readiness</w:t>
-      </w:r>
-    </w:p>
-    <w:p>
-      <w:pPr>
-        <w:numPr>
-          <w:ilvl w:val="0"/>
-          <w:numId w:val="11"/>
-        </w:numPr>
-      </w:pPr>
-      <w:r>
-        <w:t xml:space="preserve">Add logging, monitoring, failure handling </w:t>
-      </w:r>
-    </w:p>
-    <w:p>
-      <w:pPr>
-        <w:numPr>
-          <w:ilvl w:val="0"/>
-          <w:numId w:val="11"/>
-        </w:numPr>
-      </w:pPr>
-      <w:r>
-        <w:t xml:space="preserve">Prepare for production deployment </w:t>
-      </w:r>
-    </w:p>
-    <w:p>
-      <w:pPr>
-        <w:rPr>
-          <w:b/>
-          <w:bCs/>
-        </w:rPr>
-      </w:pPr>
-      <w:r>
-        <w:rPr>
-          <w:b/>
-          <w:bCs/>
-        </w:rPr>
-        <w:t>Phase 9: Evaluation &amp; Review</w:t>
-      </w:r>
-    </w:p>
-    <w:p>
-      <w:pPr>
-        <w:numPr>
-          <w:ilvl w:val="0"/>
-          <w:numId w:val="12"/>
-        </w:numPr>
-      </w:pPr>
-      <w:r>
-        <w:t xml:space="preserve">Evaluate accuracy, safety, and consistency </w:t>
-      </w:r>
-    </w:p>
-    <w:p>
-      <w:pPr>
-        <w:numPr>
-          <w:ilvl w:val="0"/>
-          <w:numId w:val="12"/>
-        </w:numPr>
-      </w:pPr>
-      <w:r>
-        <w:t xml:space="preserve">Perform failure analysis and improvements </w:t>
-      </w:r>
-    </w:p>
-    <w:p>
-      <w:r>
-        <w:pict w14:anchorId="33DB50AD">
-          <v:rect id="_x0000_i1031" style="width:0;height:1.5pt" o:hralign="center" o:hrstd="t" o:hr="t" fillcolor="#a0a0a0" stroked="f"/>
-        </w:pict>
-      </w:r>
-    </w:p>
+        <w:spacing w:before="100" w:beforeAutospacing="1" w:after="100" w:afterAutospacing="1" w:line="240" w:lineRule="auto"/>
+        <w:rPr>
+          <w:rFonts w:ascii="Times New Roman" w:eastAsia="Times New Roman" w:hAnsi="Times New Roman" w:cs="Times New Roman"/>
+          <w:lang w:eastAsia="en-GB"/>
+        </w:rPr>
+      </w:pPr>
+      <w:r>
+        <w:rPr>
+          <w:rFonts w:ascii="Times New Roman" w:eastAsia="Times New Roman" w:hAnsi="Times New Roman" w:cs="Times New Roman"/>
+          <w:lang w:eastAsia="en-GB"/>
+        </w:rPr>
+        <w:t>Workflow guidance</w:t>
+      </w:r>
+    </w:p>
+    <w:p/>
     <w:p/>
     <w:sectPr>
       <w:pgSz w:w="11906" w:h="16838"/>
@@ -974,6 +4010,119 @@
 <file path=word/numbering.xml><?xml version="1.0" encoding="utf-8"?>
 <w:numbering xmlns:wpc="http://schemas.microsoft.com/office/word/2010/wordprocessingCanvas" xmlns:cx="http://schemas.microsoft.com/office/drawing/2014/chartex" xmlns:cx1="http://schemas.microsoft.com/office/drawing/2015/9/8/chartex" xmlns:cx2="http://schemas.microsoft.com/office/drawing/2015/10/21/chartex" xmlns:cx3="http://schemas.microsoft.com/office/drawing/2016/5/9/chartex" xmlns:cx4="http://schemas.microsoft.com/office/drawing/2016/5/10/chartex" xmlns:cx5="http://schemas.microsoft.com/office/drawing/2016/5/11/chartex" xmlns:cx6="http://schemas.microsoft.com/office/drawing/2016/5/12/chartex" xmlns:cx7="http://schemas.microsoft.com/office/drawing/2016/5/13/chartex" xmlns:cx8="http://schemas.microsoft.com/office/drawing/2016/5/14/chartex" xmlns:mc="http://schemas.openxmlformats.org/markup-compatibility/2006" xmlns:aink="http://schemas.microsoft.com/office/drawing/2016/ink" xmlns:am3d="http://schemas.microsoft.com/office/drawing/2017/model3d" xmlns:o="urn:schemas-microsoft-com:office:office" xmlns:oel="http://schemas.microsoft.com/office/2019/extlst" xmlns:r="http://schemas.openxmlformats.org/officeDocument/2006/relationships" xmlns:m="http://schemas.openxmlformats.org/officeDocument/2006/math" xmlns:v="urn:schemas-microsoft-com:vml" xmlns:wp14="http://schemas.microsoft.com/office/word/2010/wordprocessingDrawing" xmlns:wp="http://schemas.openxmlformats.org/drawingml/2006/wordprocessingDrawing" xmlns:w10="urn:schemas-microsoft-com:office:word" xmlns:w="http://schemas.openxmlformats.org/wordprocessingml/2006/main" xmlns:w14="http://schemas.microsoft.com/office/word/2010/wordml" xmlns:w15="http://schemas.microsoft.com/office/word/2012/wordml" xmlns:w16cex="http://schemas.microsoft.com/office/word/2018/wordml/cex" xmlns:w16cid="http://schemas.microsoft.com/office/word/2016/wordml/cid" xmlns:w16="http://schemas.microsoft.com/office/word/2018/wordml" xmlns:w16du="http://schemas.microsoft.com/office/word/2023/wordml/word16du" xmlns:w16sdtdh="http://schemas.microsoft.com/office/word/2020/wordml/sdtdatahash" xmlns:w16sdtfl="http://schemas.microsoft.com/office/word/2024/wordml/sdtformatlock" xmlns:w16se="http://schemas.microsoft.com/office/word/2015/wordml/symex" xmlns:wpg="http://schemas.microsoft.com/office/word/2010/wordprocessingGroup" xmlns:wpi="http://schemas.microsoft.com/office/word/2010/wordprocessingInk" xmlns:wne="http://schemas.microsoft.com/office/word/2006/wordml" xmlns:wps="http://schemas.microsoft.com/office/word/2010/wordprocessingShape" mc:Ignorable="w14 w15 w16se w16cid w16 w16cex w16sdtdh w16sdtfl w16du wp14">
   <w:abstractNum w:abstractNumId="0" w15:restartNumberingAfterBreak="0">
+    <w:nsid w:val="00B2567C"/>
+    <w:multiLevelType w:val="multilevel"/>
+    <w:tmpl w:val="22A8DCEC"/>
+    <w:lvl w:ilvl="0">
+      <w:start w:val="1"/>
+      <w:numFmt w:val="decimal"/>
+      <w:lvlText w:val="%1."/>
+      <w:lvlJc w:val="left"/>
+      <w:pPr>
+        <w:tabs>
+          <w:tab w:val="num" w:pos="720"/>
+        </w:tabs>
+        <w:ind w:left="720" w:hanging="360"/>
+      </w:pPr>
+    </w:lvl>
+    <w:lvl w:ilvl="1" w:tentative="1">
+      <w:start w:val="1"/>
+      <w:numFmt w:val="decimal"/>
+      <w:lvlText w:val="%2."/>
+      <w:lvlJc w:val="left"/>
+      <w:pPr>
+        <w:tabs>
+          <w:tab w:val="num" w:pos="1440"/>
+        </w:tabs>
+        <w:ind w:left="1440" w:hanging="360"/>
+      </w:pPr>
+    </w:lvl>
+    <w:lvl w:ilvl="2" w:tentative="1">
+      <w:start w:val="1"/>
+      <w:numFmt w:val="decimal"/>
+      <w:lvlText w:val="%3."/>
+      <w:lvlJc w:val="left"/>
+      <w:pPr>
+        <w:tabs>
+          <w:tab w:val="num" w:pos="2160"/>
+        </w:tabs>
+        <w:ind w:left="2160" w:hanging="360"/>
+      </w:pPr>
+    </w:lvl>
+    <w:lvl w:ilvl="3" w:tentative="1">
+      <w:start w:val="1"/>
+      <w:numFmt w:val="decimal"/>
+      <w:lvlText w:val="%4."/>
+      <w:lvlJc w:val="left"/>
+      <w:pPr>
+        <w:tabs>
+          <w:tab w:val="num" w:pos="2880"/>
+        </w:tabs>
+        <w:ind w:left="2880" w:hanging="360"/>
+      </w:pPr>
+    </w:lvl>
+    <w:lvl w:ilvl="4" w:tentative="1">
+      <w:start w:val="1"/>
+      <w:numFmt w:val="decimal"/>
+      <w:lvlText w:val="%5."/>
+      <w:lvlJc w:val="left"/>
+      <w:pPr>
+        <w:tabs>
+          <w:tab w:val="num" w:pos="3600"/>
+        </w:tabs>
+        <w:ind w:left="3600" w:hanging="360"/>
+      </w:pPr>
+    </w:lvl>
+    <w:lvl w:ilvl="5" w:tentative="1">
+      <w:start w:val="1"/>
+      <w:numFmt w:val="decimal"/>
+      <w:lvlText w:val="%6."/>
+      <w:lvlJc w:val="left"/>
+      <w:pPr>
+        <w:tabs>
+          <w:tab w:val="num" w:pos="4320"/>
+        </w:tabs>
+        <w:ind w:left="4320" w:hanging="360"/>
+      </w:pPr>
+    </w:lvl>
+    <w:lvl w:ilvl="6" w:tentative="1">
+      <w:start w:val="1"/>
+      <w:numFmt w:val="decimal"/>
+      <w:lvlText w:val="%7."/>
+      <w:lvlJc w:val="left"/>
+      <w:pPr>
+        <w:tabs>
+          <w:tab w:val="num" w:pos="5040"/>
+        </w:tabs>
+        <w:ind w:left="5040" w:hanging="360"/>
+      </w:pPr>
+    </w:lvl>
+    <w:lvl w:ilvl="7" w:tentative="1">
+      <w:start w:val="1"/>
+      <w:numFmt w:val="decimal"/>
+      <w:lvlText w:val="%8."/>
+      <w:lvlJc w:val="left"/>
+      <w:pPr>
+        <w:tabs>
+          <w:tab w:val="num" w:pos="5760"/>
+        </w:tabs>
+        <w:ind w:left="5760" w:hanging="360"/>
+      </w:pPr>
+    </w:lvl>
+    <w:lvl w:ilvl="8" w:tentative="1">
+      <w:start w:val="1"/>
+      <w:numFmt w:val="decimal"/>
+      <w:lvlText w:val="%9."/>
+      <w:lvlJc w:val="left"/>
+      <w:pPr>
+        <w:tabs>
+          <w:tab w:val="num" w:pos="6480"/>
+        </w:tabs>
+        <w:ind w:left="6480" w:hanging="360"/>
+      </w:pPr>
+    </w:lvl>
+  </w:abstractNum>
+  <w:abstractNum w:abstractNumId="1" w15:restartNumberingAfterBreak="0">
     <w:nsid w:val="0C2230C7"/>
     <w:multiLevelType w:val="multilevel"/>
     <w:tmpl w:val="D82C964A"/>
@@ -1122,7 +4271,7 @@
       </w:rPr>
     </w:lvl>
   </w:abstractNum>
-  <w:abstractNum w:abstractNumId="1" w15:restartNumberingAfterBreak="0">
+  <w:abstractNum w:abstractNumId="2" w15:restartNumberingAfterBreak="0">
     <w:nsid w:val="0E93417A"/>
     <w:multiLevelType w:val="multilevel"/>
     <w:tmpl w:val="5E3EF04A"/>
@@ -1271,7 +4420,305 @@
       </w:rPr>
     </w:lvl>
   </w:abstractNum>
-  <w:abstractNum w:abstractNumId="2" w15:restartNumberingAfterBreak="0">
+  <w:abstractNum w:abstractNumId="3" w15:restartNumberingAfterBreak="0">
+    <w:nsid w:val="10455405"/>
+    <w:multiLevelType w:val="multilevel"/>
+    <w:tmpl w:val="F20E9EC6"/>
+    <w:lvl w:ilvl="0">
+      <w:start w:val="1"/>
+      <w:numFmt w:val="bullet"/>
+      <w:lvlText w:val=""/>
+      <w:lvlJc w:val="left"/>
+      <w:pPr>
+        <w:tabs>
+          <w:tab w:val="num" w:pos="720"/>
+        </w:tabs>
+        <w:ind w:left="720" w:hanging="360"/>
+      </w:pPr>
+      <w:rPr>
+        <w:rFonts w:ascii="Symbol" w:hAnsi="Symbol" w:hint="default"/>
+        <w:sz w:val="20"/>
+      </w:rPr>
+    </w:lvl>
+    <w:lvl w:ilvl="1" w:tentative="1">
+      <w:start w:val="1"/>
+      <w:numFmt w:val="bullet"/>
+      <w:lvlText w:val="o"/>
+      <w:lvlJc w:val="left"/>
+      <w:pPr>
+        <w:tabs>
+          <w:tab w:val="num" w:pos="1440"/>
+        </w:tabs>
+        <w:ind w:left="1440" w:hanging="360"/>
+      </w:pPr>
+      <w:rPr>
+        <w:rFonts w:ascii="Courier New" w:hAnsi="Courier New" w:hint="default"/>
+        <w:sz w:val="20"/>
+      </w:rPr>
+    </w:lvl>
+    <w:lvl w:ilvl="2" w:tentative="1">
+      <w:start w:val="1"/>
+      <w:numFmt w:val="bullet"/>
+      <w:lvlText w:val=""/>
+      <w:lvlJc w:val="left"/>
+      <w:pPr>
+        <w:tabs>
+          <w:tab w:val="num" w:pos="2160"/>
+        </w:tabs>
+        <w:ind w:left="2160" w:hanging="360"/>
+      </w:pPr>
+      <w:rPr>
+        <w:rFonts w:ascii="Wingdings" w:hAnsi="Wingdings" w:hint="default"/>
+        <w:sz w:val="20"/>
+      </w:rPr>
+    </w:lvl>
+    <w:lvl w:ilvl="3" w:tentative="1">
+      <w:start w:val="1"/>
+      <w:numFmt w:val="bullet"/>
+      <w:lvlText w:val=""/>
+      <w:lvlJc w:val="left"/>
+      <w:pPr>
+        <w:tabs>
+          <w:tab w:val="num" w:pos="2880"/>
+        </w:tabs>
+        <w:ind w:left="2880" w:hanging="360"/>
+      </w:pPr>
+      <w:rPr>
+        <w:rFonts w:ascii="Wingdings" w:hAnsi="Wingdings" w:hint="default"/>
+        <w:sz w:val="20"/>
+      </w:rPr>
+    </w:lvl>
+    <w:lvl w:ilvl="4" w:tentative="1">
+      <w:start w:val="1"/>
+      <w:numFmt w:val="bullet"/>
+      <w:lvlText w:val=""/>
+      <w:lvlJc w:val="left"/>
+      <w:pPr>
+        <w:tabs>
+          <w:tab w:val="num" w:pos="3600"/>
+        </w:tabs>
+        <w:ind w:left="3600" w:hanging="360"/>
+      </w:pPr>
+      <w:rPr>
+        <w:rFonts w:ascii="Wingdings" w:hAnsi="Wingdings" w:hint="default"/>
+        <w:sz w:val="20"/>
+      </w:rPr>
+    </w:lvl>
+    <w:lvl w:ilvl="5" w:tentative="1">
+      <w:start w:val="1"/>
+      <w:numFmt w:val="bullet"/>
+      <w:lvlText w:val=""/>
+      <w:lvlJc w:val="left"/>
+      <w:pPr>
+        <w:tabs>
+          <w:tab w:val="num" w:pos="4320"/>
+        </w:tabs>
+        <w:ind w:left="4320" w:hanging="360"/>
+      </w:pPr>
+      <w:rPr>
+        <w:rFonts w:ascii="Wingdings" w:hAnsi="Wingdings" w:hint="default"/>
+        <w:sz w:val="20"/>
+      </w:rPr>
+    </w:lvl>
+    <w:lvl w:ilvl="6" w:tentative="1">
+      <w:start w:val="1"/>
+      <w:numFmt w:val="bullet"/>
+      <w:lvlText w:val=""/>
+      <w:lvlJc w:val="left"/>
+      <w:pPr>
+        <w:tabs>
+          <w:tab w:val="num" w:pos="5040"/>
+        </w:tabs>
+        <w:ind w:left="5040" w:hanging="360"/>
+      </w:pPr>
+      <w:rPr>
+        <w:rFonts w:ascii="Wingdings" w:hAnsi="Wingdings" w:hint="default"/>
+        <w:sz w:val="20"/>
+      </w:rPr>
+    </w:lvl>
+    <w:lvl w:ilvl="7" w:tentative="1">
+      <w:start w:val="1"/>
+      <w:numFmt w:val="bullet"/>
+      <w:lvlText w:val=""/>
+      <w:lvlJc w:val="left"/>
+      <w:pPr>
+        <w:tabs>
+          <w:tab w:val="num" w:pos="5760"/>
+        </w:tabs>
+        <w:ind w:left="5760" w:hanging="360"/>
+      </w:pPr>
+      <w:rPr>
+        <w:rFonts w:ascii="Wingdings" w:hAnsi="Wingdings" w:hint="default"/>
+        <w:sz w:val="20"/>
+      </w:rPr>
+    </w:lvl>
+    <w:lvl w:ilvl="8" w:tentative="1">
+      <w:start w:val="1"/>
+      <w:numFmt w:val="bullet"/>
+      <w:lvlText w:val=""/>
+      <w:lvlJc w:val="left"/>
+      <w:pPr>
+        <w:tabs>
+          <w:tab w:val="num" w:pos="6480"/>
+        </w:tabs>
+        <w:ind w:left="6480" w:hanging="360"/>
+      </w:pPr>
+      <w:rPr>
+        <w:rFonts w:ascii="Wingdings" w:hAnsi="Wingdings" w:hint="default"/>
+        <w:sz w:val="20"/>
+      </w:rPr>
+    </w:lvl>
+  </w:abstractNum>
+  <w:abstractNum w:abstractNumId="4" w15:restartNumberingAfterBreak="0">
+    <w:nsid w:val="11FA5EC7"/>
+    <w:multiLevelType w:val="multilevel"/>
+    <w:tmpl w:val="A7AC0734"/>
+    <w:lvl w:ilvl="0">
+      <w:start w:val="1"/>
+      <w:numFmt w:val="bullet"/>
+      <w:lvlText w:val=""/>
+      <w:lvlJc w:val="left"/>
+      <w:pPr>
+        <w:tabs>
+          <w:tab w:val="num" w:pos="720"/>
+        </w:tabs>
+        <w:ind w:left="720" w:hanging="360"/>
+      </w:pPr>
+      <w:rPr>
+        <w:rFonts w:ascii="Symbol" w:hAnsi="Symbol" w:hint="default"/>
+        <w:sz w:val="20"/>
+      </w:rPr>
+    </w:lvl>
+    <w:lvl w:ilvl="1" w:tentative="1">
+      <w:start w:val="1"/>
+      <w:numFmt w:val="bullet"/>
+      <w:lvlText w:val="o"/>
+      <w:lvlJc w:val="left"/>
+      <w:pPr>
+        <w:tabs>
+          <w:tab w:val="num" w:pos="1440"/>
+        </w:tabs>
+        <w:ind w:left="1440" w:hanging="360"/>
+      </w:pPr>
+      <w:rPr>
+        <w:rFonts w:ascii="Courier New" w:hAnsi="Courier New" w:hint="default"/>
+        <w:sz w:val="20"/>
+      </w:rPr>
+    </w:lvl>
+    <w:lvl w:ilvl="2" w:tentative="1">
+      <w:start w:val="1"/>
+      <w:numFmt w:val="bullet"/>
+      <w:lvlText w:val=""/>
+      <w:lvlJc w:val="left"/>
+      <w:pPr>
+        <w:tabs>
+          <w:tab w:val="num" w:pos="2160"/>
+        </w:tabs>
+        <w:ind w:left="2160" w:hanging="360"/>
+      </w:pPr>
+      <w:rPr>
+        <w:rFonts w:ascii="Wingdings" w:hAnsi="Wingdings" w:hint="default"/>
+        <w:sz w:val="20"/>
+      </w:rPr>
+    </w:lvl>
+    <w:lvl w:ilvl="3" w:tentative="1">
+      <w:start w:val="1"/>
+      <w:numFmt w:val="bullet"/>
+      <w:lvlText w:val=""/>
+      <w:lvlJc w:val="left"/>
+      <w:pPr>
+        <w:tabs>
+          <w:tab w:val="num" w:pos="2880"/>
+        </w:tabs>
+        <w:ind w:left="2880" w:hanging="360"/>
+      </w:pPr>
+      <w:rPr>
+        <w:rFonts w:ascii="Wingdings" w:hAnsi="Wingdings" w:hint="default"/>
+        <w:sz w:val="20"/>
+      </w:rPr>
+    </w:lvl>
+    <w:lvl w:ilvl="4" w:tentative="1">
+      <w:start w:val="1"/>
+      <w:numFmt w:val="bullet"/>
+      <w:lvlText w:val=""/>
+      <w:lvlJc w:val="left"/>
+      <w:pPr>
+        <w:tabs>
+          <w:tab w:val="num" w:pos="3600"/>
+        </w:tabs>
+        <w:ind w:left="3600" w:hanging="360"/>
+      </w:pPr>
+      <w:rPr>
+        <w:rFonts w:ascii="Wingdings" w:hAnsi="Wingdings" w:hint="default"/>
+        <w:sz w:val="20"/>
+      </w:rPr>
+    </w:lvl>
+    <w:lvl w:ilvl="5" w:tentative="1">
+      <w:start w:val="1"/>
+      <w:numFmt w:val="bullet"/>
+      <w:lvlText w:val=""/>
+      <w:lvlJc w:val="left"/>
+      <w:pPr>
+        <w:tabs>
+          <w:tab w:val="num" w:pos="4320"/>
+        </w:tabs>
+        <w:ind w:left="4320" w:hanging="360"/>
+      </w:pPr>
+      <w:rPr>
+        <w:rFonts w:ascii="Wingdings" w:hAnsi="Wingdings" w:hint="default"/>
+        <w:sz w:val="20"/>
+      </w:rPr>
+    </w:lvl>
+    <w:lvl w:ilvl="6" w:tentative="1">
+      <w:start w:val="1"/>
+      <w:numFmt w:val="bullet"/>
+      <w:lvlText w:val=""/>
+      <w:lvlJc w:val="left"/>
+      <w:pPr>
+        <w:tabs>
+          <w:tab w:val="num" w:pos="5040"/>
+        </w:tabs>
+        <w:ind w:left="5040" w:hanging="360"/>
+      </w:pPr>
+      <w:rPr>
+        <w:rFonts w:ascii="Wingdings" w:hAnsi="Wingdings" w:hint="default"/>
+        <w:sz w:val="20"/>
+      </w:rPr>
+    </w:lvl>
+    <w:lvl w:ilvl="7" w:tentative="1">
+      <w:start w:val="1"/>
+      <w:numFmt w:val="bullet"/>
+      <w:lvlText w:val=""/>
+      <w:lvlJc w:val="left"/>
+      <w:pPr>
+        <w:tabs>
+          <w:tab w:val="num" w:pos="5760"/>
+        </w:tabs>
+        <w:ind w:left="5760" w:hanging="360"/>
+      </w:pPr>
+      <w:rPr>
+        <w:rFonts w:ascii="Wingdings" w:hAnsi="Wingdings" w:hint="default"/>
+        <w:sz w:val="20"/>
+      </w:rPr>
+    </w:lvl>
+    <w:lvl w:ilvl="8" w:tentative="1">
+      <w:start w:val="1"/>
+      <w:numFmt w:val="bullet"/>
+      <w:lvlText w:val=""/>
+      <w:lvlJc w:val="left"/>
+      <w:pPr>
+        <w:tabs>
+          <w:tab w:val="num" w:pos="6480"/>
+        </w:tabs>
+        <w:ind w:left="6480" w:hanging="360"/>
+      </w:pPr>
+      <w:rPr>
+        <w:rFonts w:ascii="Wingdings" w:hAnsi="Wingdings" w:hint="default"/>
+        <w:sz w:val="20"/>
+      </w:rPr>
+    </w:lvl>
+  </w:abstractNum>
+  <w:abstractNum w:abstractNumId="5" w15:restartNumberingAfterBreak="0">
     <w:nsid w:val="129C1A2A"/>
     <w:multiLevelType w:val="multilevel"/>
     <w:tmpl w:val="02F610BE"/>
@@ -1420,7 +4867,7 @@
       </w:rPr>
     </w:lvl>
   </w:abstractNum>
-  <w:abstractNum w:abstractNumId="3" w15:restartNumberingAfterBreak="0">
+  <w:abstractNum w:abstractNumId="6" w15:restartNumberingAfterBreak="0">
     <w:nsid w:val="185A7B7C"/>
     <w:multiLevelType w:val="multilevel"/>
     <w:tmpl w:val="4D68285A"/>
@@ -1569,7 +5016,7 @@
       </w:rPr>
     </w:lvl>
   </w:abstractNum>
-  <w:abstractNum w:abstractNumId="4" w15:restartNumberingAfterBreak="0">
+  <w:abstractNum w:abstractNumId="7" w15:restartNumberingAfterBreak="0">
     <w:nsid w:val="194772E2"/>
     <w:multiLevelType w:val="multilevel"/>
     <w:tmpl w:val="2444B398"/>
@@ -1718,7 +5165,156 @@
       </w:rPr>
     </w:lvl>
   </w:abstractNum>
-  <w:abstractNum w:abstractNumId="5" w15:restartNumberingAfterBreak="0">
+  <w:abstractNum w:abstractNumId="8" w15:restartNumberingAfterBreak="0">
+    <w:nsid w:val="1DD8237C"/>
+    <w:multiLevelType w:val="multilevel"/>
+    <w:tmpl w:val="EF566E34"/>
+    <w:lvl w:ilvl="0">
+      <w:start w:val="1"/>
+      <w:numFmt w:val="bullet"/>
+      <w:lvlText w:val=""/>
+      <w:lvlJc w:val="left"/>
+      <w:pPr>
+        <w:tabs>
+          <w:tab w:val="num" w:pos="720"/>
+        </w:tabs>
+        <w:ind w:left="720" w:hanging="360"/>
+      </w:pPr>
+      <w:rPr>
+        <w:rFonts w:ascii="Symbol" w:hAnsi="Symbol" w:hint="default"/>
+        <w:sz w:val="20"/>
+      </w:rPr>
+    </w:lvl>
+    <w:lvl w:ilvl="1" w:tentative="1">
+      <w:start w:val="1"/>
+      <w:numFmt w:val="bullet"/>
+      <w:lvlText w:val="o"/>
+      <w:lvlJc w:val="left"/>
+      <w:pPr>
+        <w:tabs>
+          <w:tab w:val="num" w:pos="1440"/>
+        </w:tabs>
+        <w:ind w:left="1440" w:hanging="360"/>
+      </w:pPr>
+      <w:rPr>
+        <w:rFonts w:ascii="Courier New" w:hAnsi="Courier New" w:hint="default"/>
+        <w:sz w:val="20"/>
+      </w:rPr>
+    </w:lvl>
+    <w:lvl w:ilvl="2" w:tentative="1">
+      <w:start w:val="1"/>
+      <w:numFmt w:val="bullet"/>
+      <w:lvlText w:val=""/>
+      <w:lvlJc w:val="left"/>
+      <w:pPr>
+        <w:tabs>
+          <w:tab w:val="num" w:pos="2160"/>
+        </w:tabs>
+        <w:ind w:left="2160" w:hanging="360"/>
+      </w:pPr>
+      <w:rPr>
+        <w:rFonts w:ascii="Wingdings" w:hAnsi="Wingdings" w:hint="default"/>
+        <w:sz w:val="20"/>
+      </w:rPr>
+    </w:lvl>
+    <w:lvl w:ilvl="3" w:tentative="1">
+      <w:start w:val="1"/>
+      <w:numFmt w:val="bullet"/>
+      <w:lvlText w:val=""/>
+      <w:lvlJc w:val="left"/>
+      <w:pPr>
+        <w:tabs>
+          <w:tab w:val="num" w:pos="2880"/>
+        </w:tabs>
+        <w:ind w:left="2880" w:hanging="360"/>
+      </w:pPr>
+      <w:rPr>
+        <w:rFonts w:ascii="Wingdings" w:hAnsi="Wingdings" w:hint="default"/>
+        <w:sz w:val="20"/>
+      </w:rPr>
+    </w:lvl>
+    <w:lvl w:ilvl="4" w:tentative="1">
+      <w:start w:val="1"/>
+      <w:numFmt w:val="bullet"/>
+      <w:lvlText w:val=""/>
+      <w:lvlJc w:val="left"/>
+      <w:pPr>
+        <w:tabs>
+          <w:tab w:val="num" w:pos="3600"/>
+        </w:tabs>
+        <w:ind w:left="3600" w:hanging="360"/>
+      </w:pPr>
+      <w:rPr>
+        <w:rFonts w:ascii="Wingdings" w:hAnsi="Wingdings" w:hint="default"/>
+        <w:sz w:val="20"/>
+      </w:rPr>
+    </w:lvl>
+    <w:lvl w:ilvl="5" w:tentative="1">
+      <w:start w:val="1"/>
+      <w:numFmt w:val="bullet"/>
+      <w:lvlText w:val=""/>
+      <w:lvlJc w:val="left"/>
+      <w:pPr>
+        <w:tabs>
+          <w:tab w:val="num" w:pos="4320"/>
+        </w:tabs>
+        <w:ind w:left="4320" w:hanging="360"/>
+      </w:pPr>
+      <w:rPr>
+        <w:rFonts w:ascii="Wingdings" w:hAnsi="Wingdings" w:hint="default"/>
+        <w:sz w:val="20"/>
+      </w:rPr>
+    </w:lvl>
+    <w:lvl w:ilvl="6" w:tentative="1">
+      <w:start w:val="1"/>
+      <w:numFmt w:val="bullet"/>
+      <w:lvlText w:val=""/>
+      <w:lvlJc w:val="left"/>
+      <w:pPr>
+        <w:tabs>
+          <w:tab w:val="num" w:pos="5040"/>
+        </w:tabs>
+        <w:ind w:left="5040" w:hanging="360"/>
+      </w:pPr>
+      <w:rPr>
+        <w:rFonts w:ascii="Wingdings" w:hAnsi="Wingdings" w:hint="default"/>
+        <w:sz w:val="20"/>
+      </w:rPr>
+    </w:lvl>
+    <w:lvl w:ilvl="7" w:tentative="1">
+      <w:start w:val="1"/>
+      <w:numFmt w:val="bullet"/>
+      <w:lvlText w:val=""/>
+      <w:lvlJc w:val="left"/>
+      <w:pPr>
+        <w:tabs>
+          <w:tab w:val="num" w:pos="5760"/>
+        </w:tabs>
+        <w:ind w:left="5760" w:hanging="360"/>
+      </w:pPr>
+      <w:rPr>
+        <w:rFonts w:ascii="Wingdings" w:hAnsi="Wingdings" w:hint="default"/>
+        <w:sz w:val="20"/>
+      </w:rPr>
+    </w:lvl>
+    <w:lvl w:ilvl="8" w:tentative="1">
+      <w:start w:val="1"/>
+      <w:numFmt w:val="bullet"/>
+      <w:lvlText w:val=""/>
+      <w:lvlJc w:val="left"/>
+      <w:pPr>
+        <w:tabs>
+          <w:tab w:val="num" w:pos="6480"/>
+        </w:tabs>
+        <w:ind w:left="6480" w:hanging="360"/>
+      </w:pPr>
+      <w:rPr>
+        <w:rFonts w:ascii="Wingdings" w:hAnsi="Wingdings" w:hint="default"/>
+        <w:sz w:val="20"/>
+      </w:rPr>
+    </w:lvl>
+  </w:abstractNum>
+  <w:abstractNum w:abstractNumId="9" w15:restartNumberingAfterBreak="0">
     <w:nsid w:val="1EC811F1"/>
     <w:multiLevelType w:val="multilevel"/>
     <w:tmpl w:val="F302516A"/>
@@ -1867,7 +5463,7 @@
       </w:rPr>
     </w:lvl>
   </w:abstractNum>
-  <w:abstractNum w:abstractNumId="6" w15:restartNumberingAfterBreak="0">
+  <w:abstractNum w:abstractNumId="10" w15:restartNumberingAfterBreak="0">
     <w:nsid w:val="241F6B85"/>
     <w:multiLevelType w:val="multilevel"/>
     <w:tmpl w:val="2CE4A216"/>
@@ -1984,7 +5580,305 @@
       </w:pPr>
     </w:lvl>
   </w:abstractNum>
-  <w:abstractNum w:abstractNumId="7" w15:restartNumberingAfterBreak="0">
+  <w:abstractNum w:abstractNumId="11" w15:restartNumberingAfterBreak="0">
+    <w:nsid w:val="24F21DB9"/>
+    <w:multiLevelType w:val="multilevel"/>
+    <w:tmpl w:val="F8BC1168"/>
+    <w:lvl w:ilvl="0">
+      <w:start w:val="1"/>
+      <w:numFmt w:val="bullet"/>
+      <w:lvlText w:val=""/>
+      <w:lvlJc w:val="left"/>
+      <w:pPr>
+        <w:tabs>
+          <w:tab w:val="num" w:pos="720"/>
+        </w:tabs>
+        <w:ind w:left="720" w:hanging="360"/>
+      </w:pPr>
+      <w:rPr>
+        <w:rFonts w:ascii="Symbol" w:hAnsi="Symbol" w:hint="default"/>
+        <w:sz w:val="20"/>
+      </w:rPr>
+    </w:lvl>
+    <w:lvl w:ilvl="1" w:tentative="1">
+      <w:start w:val="1"/>
+      <w:numFmt w:val="bullet"/>
+      <w:lvlText w:val="o"/>
+      <w:lvlJc w:val="left"/>
+      <w:pPr>
+        <w:tabs>
+          <w:tab w:val="num" w:pos="1440"/>
+        </w:tabs>
+        <w:ind w:left="1440" w:hanging="360"/>
+      </w:pPr>
+      <w:rPr>
+        <w:rFonts w:ascii="Courier New" w:hAnsi="Courier New" w:hint="default"/>
+        <w:sz w:val="20"/>
+      </w:rPr>
+    </w:lvl>
+    <w:lvl w:ilvl="2" w:tentative="1">
+      <w:start w:val="1"/>
+      <w:numFmt w:val="bullet"/>
+      <w:lvlText w:val=""/>
+      <w:lvlJc w:val="left"/>
+      <w:pPr>
+        <w:tabs>
+          <w:tab w:val="num" w:pos="2160"/>
+        </w:tabs>
+        <w:ind w:left="2160" w:hanging="360"/>
+      </w:pPr>
+      <w:rPr>
+        <w:rFonts w:ascii="Wingdings" w:hAnsi="Wingdings" w:hint="default"/>
+        <w:sz w:val="20"/>
+      </w:rPr>
+    </w:lvl>
+    <w:lvl w:ilvl="3" w:tentative="1">
+      <w:start w:val="1"/>
+      <w:numFmt w:val="bullet"/>
+      <w:lvlText w:val=""/>
+      <w:lvlJc w:val="left"/>
+      <w:pPr>
+        <w:tabs>
+          <w:tab w:val="num" w:pos="2880"/>
+        </w:tabs>
+        <w:ind w:left="2880" w:hanging="360"/>
+      </w:pPr>
+      <w:rPr>
+        <w:rFonts w:ascii="Wingdings" w:hAnsi="Wingdings" w:hint="default"/>
+        <w:sz w:val="20"/>
+      </w:rPr>
+    </w:lvl>
+    <w:lvl w:ilvl="4" w:tentative="1">
+      <w:start w:val="1"/>
+      <w:numFmt w:val="bullet"/>
+      <w:lvlText w:val=""/>
+      <w:lvlJc w:val="left"/>
+      <w:pPr>
+        <w:tabs>
+          <w:tab w:val="num" w:pos="3600"/>
+        </w:tabs>
+        <w:ind w:left="3600" w:hanging="360"/>
+      </w:pPr>
+      <w:rPr>
+        <w:rFonts w:ascii="Wingdings" w:hAnsi="Wingdings" w:hint="default"/>
+        <w:sz w:val="20"/>
+      </w:rPr>
+    </w:lvl>
+    <w:lvl w:ilvl="5" w:tentative="1">
+      <w:start w:val="1"/>
+      <w:numFmt w:val="bullet"/>
+      <w:lvlText w:val=""/>
+      <w:lvlJc w:val="left"/>
+      <w:pPr>
+        <w:tabs>
+          <w:tab w:val="num" w:pos="4320"/>
+        </w:tabs>
+        <w:ind w:left="4320" w:hanging="360"/>
+      </w:pPr>
+      <w:rPr>
+        <w:rFonts w:ascii="Wingdings" w:hAnsi="Wingdings" w:hint="default"/>
+        <w:sz w:val="20"/>
+      </w:rPr>
+    </w:lvl>
+    <w:lvl w:ilvl="6" w:tentative="1">
+      <w:start w:val="1"/>
+      <w:numFmt w:val="bullet"/>
+      <w:lvlText w:val=""/>
+      <w:lvlJc w:val="left"/>
+      <w:pPr>
+        <w:tabs>
+          <w:tab w:val="num" w:pos="5040"/>
+        </w:tabs>
+        <w:ind w:left="5040" w:hanging="360"/>
+      </w:pPr>
+      <w:rPr>
+        <w:rFonts w:ascii="Wingdings" w:hAnsi="Wingdings" w:hint="default"/>
+        <w:sz w:val="20"/>
+      </w:rPr>
+    </w:lvl>
+    <w:lvl w:ilvl="7" w:tentative="1">
+      <w:start w:val="1"/>
+      <w:numFmt w:val="bullet"/>
+      <w:lvlText w:val=""/>
+      <w:lvlJc w:val="left"/>
+      <w:pPr>
+        <w:tabs>
+          <w:tab w:val="num" w:pos="5760"/>
+        </w:tabs>
+        <w:ind w:left="5760" w:hanging="360"/>
+      </w:pPr>
+      <w:rPr>
+        <w:rFonts w:ascii="Wingdings" w:hAnsi="Wingdings" w:hint="default"/>
+        <w:sz w:val="20"/>
+      </w:rPr>
+    </w:lvl>
+    <w:lvl w:ilvl="8" w:tentative="1">
+      <w:start w:val="1"/>
+      <w:numFmt w:val="bullet"/>
+      <w:lvlText w:val=""/>
+      <w:lvlJc w:val="left"/>
+      <w:pPr>
+        <w:tabs>
+          <w:tab w:val="num" w:pos="6480"/>
+        </w:tabs>
+        <w:ind w:left="6480" w:hanging="360"/>
+      </w:pPr>
+      <w:rPr>
+        <w:rFonts w:ascii="Wingdings" w:hAnsi="Wingdings" w:hint="default"/>
+        <w:sz w:val="20"/>
+      </w:rPr>
+    </w:lvl>
+  </w:abstractNum>
+  <w:abstractNum w:abstractNumId="12" w15:restartNumberingAfterBreak="0">
+    <w:nsid w:val="25980166"/>
+    <w:multiLevelType w:val="multilevel"/>
+    <w:tmpl w:val="B42C8EEC"/>
+    <w:lvl w:ilvl="0">
+      <w:start w:val="1"/>
+      <w:numFmt w:val="bullet"/>
+      <w:lvlText w:val=""/>
+      <w:lvlJc w:val="left"/>
+      <w:pPr>
+        <w:tabs>
+          <w:tab w:val="num" w:pos="720"/>
+        </w:tabs>
+        <w:ind w:left="720" w:hanging="360"/>
+      </w:pPr>
+      <w:rPr>
+        <w:rFonts w:ascii="Symbol" w:hAnsi="Symbol" w:hint="default"/>
+        <w:sz w:val="20"/>
+      </w:rPr>
+    </w:lvl>
+    <w:lvl w:ilvl="1">
+      <w:start w:val="1"/>
+      <w:numFmt w:val="bullet"/>
+      <w:lvlText w:val="o"/>
+      <w:lvlJc w:val="left"/>
+      <w:pPr>
+        <w:tabs>
+          <w:tab w:val="num" w:pos="1440"/>
+        </w:tabs>
+        <w:ind w:left="1440" w:hanging="360"/>
+      </w:pPr>
+      <w:rPr>
+        <w:rFonts w:ascii="Courier New" w:hAnsi="Courier New" w:hint="default"/>
+        <w:sz w:val="20"/>
+      </w:rPr>
+    </w:lvl>
+    <w:lvl w:ilvl="2" w:tentative="1">
+      <w:start w:val="1"/>
+      <w:numFmt w:val="bullet"/>
+      <w:lvlText w:val=""/>
+      <w:lvlJc w:val="left"/>
+      <w:pPr>
+        <w:tabs>
+          <w:tab w:val="num" w:pos="2160"/>
+        </w:tabs>
+        <w:ind w:left="2160" w:hanging="360"/>
+      </w:pPr>
+      <w:rPr>
+        <w:rFonts w:ascii="Wingdings" w:hAnsi="Wingdings" w:hint="default"/>
+        <w:sz w:val="20"/>
+      </w:rPr>
+    </w:lvl>
+    <w:lvl w:ilvl="3" w:tentative="1">
+      <w:start w:val="1"/>
+      <w:numFmt w:val="bullet"/>
+      <w:lvlText w:val=""/>
+      <w:lvlJc w:val="left"/>
+      <w:pPr>
+        <w:tabs>
+          <w:tab w:val="num" w:pos="2880"/>
+        </w:tabs>
+        <w:ind w:left="2880" w:hanging="360"/>
+      </w:pPr>
+      <w:rPr>
+        <w:rFonts w:ascii="Wingdings" w:hAnsi="Wingdings" w:hint="default"/>
+        <w:sz w:val="20"/>
+      </w:rPr>
+    </w:lvl>
+    <w:lvl w:ilvl="4" w:tentative="1">
+      <w:start w:val="1"/>
+      <w:numFmt w:val="bullet"/>
+      <w:lvlText w:val=""/>
+      <w:lvlJc w:val="left"/>
+      <w:pPr>
+        <w:tabs>
+          <w:tab w:val="num" w:pos="3600"/>
+        </w:tabs>
+        <w:ind w:left="3600" w:hanging="360"/>
+      </w:pPr>
+      <w:rPr>
+        <w:rFonts w:ascii="Wingdings" w:hAnsi="Wingdings" w:hint="default"/>
+        <w:sz w:val="20"/>
+      </w:rPr>
+    </w:lvl>
+    <w:lvl w:ilvl="5" w:tentative="1">
+      <w:start w:val="1"/>
+      <w:numFmt w:val="bullet"/>
+      <w:lvlText w:val=""/>
+      <w:lvlJc w:val="left"/>
+      <w:pPr>
+        <w:tabs>
+          <w:tab w:val="num" w:pos="4320"/>
+        </w:tabs>
+        <w:ind w:left="4320" w:hanging="360"/>
+      </w:pPr>
+      <w:rPr>
+        <w:rFonts w:ascii="Wingdings" w:hAnsi="Wingdings" w:hint="default"/>
+        <w:sz w:val="20"/>
+      </w:rPr>
+    </w:lvl>
+    <w:lvl w:ilvl="6" w:tentative="1">
+      <w:start w:val="1"/>
+      <w:numFmt w:val="bullet"/>
+      <w:lvlText w:val=""/>
+      <w:lvlJc w:val="left"/>
+      <w:pPr>
+        <w:tabs>
+          <w:tab w:val="num" w:pos="5040"/>
+        </w:tabs>
+        <w:ind w:left="5040" w:hanging="360"/>
+      </w:pPr>
+      <w:rPr>
+        <w:rFonts w:ascii="Wingdings" w:hAnsi="Wingdings" w:hint="default"/>
+        <w:sz w:val="20"/>
+      </w:rPr>
+    </w:lvl>
+    <w:lvl w:ilvl="7" w:tentative="1">
+      <w:start w:val="1"/>
+      <w:numFmt w:val="bullet"/>
+      <w:lvlText w:val=""/>
+      <w:lvlJc w:val="left"/>
+      <w:pPr>
+        <w:tabs>
+          <w:tab w:val="num" w:pos="5760"/>
+        </w:tabs>
+        <w:ind w:left="5760" w:hanging="360"/>
+      </w:pPr>
+      <w:rPr>
+        <w:rFonts w:ascii="Wingdings" w:hAnsi="Wingdings" w:hint="default"/>
+        <w:sz w:val="20"/>
+      </w:rPr>
+    </w:lvl>
+    <w:lvl w:ilvl="8" w:tentative="1">
+      <w:start w:val="1"/>
+      <w:numFmt w:val="bullet"/>
+      <w:lvlText w:val=""/>
+      <w:lvlJc w:val="left"/>
+      <w:pPr>
+        <w:tabs>
+          <w:tab w:val="num" w:pos="6480"/>
+        </w:tabs>
+        <w:ind w:left="6480" w:hanging="360"/>
+      </w:pPr>
+      <w:rPr>
+        <w:rFonts w:ascii="Wingdings" w:hAnsi="Wingdings" w:hint="default"/>
+        <w:sz w:val="20"/>
+      </w:rPr>
+    </w:lvl>
+  </w:abstractNum>
+  <w:abstractNum w:abstractNumId="13" w15:restartNumberingAfterBreak="0">
     <w:nsid w:val="2C7C4D52"/>
     <w:multiLevelType w:val="multilevel"/>
     <w:tmpl w:val="2800F4A2"/>
@@ -2133,7 +6027,7 @@
       </w:rPr>
     </w:lvl>
   </w:abstractNum>
-  <w:abstractNum w:abstractNumId="8" w15:restartNumberingAfterBreak="0">
+  <w:abstractNum w:abstractNumId="14" w15:restartNumberingAfterBreak="0">
     <w:nsid w:val="2D305334"/>
     <w:multiLevelType w:val="multilevel"/>
     <w:tmpl w:val="80BAC3C8"/>
@@ -2282,7 +6176,7 @@
       </w:rPr>
     </w:lvl>
   </w:abstractNum>
-  <w:abstractNum w:abstractNumId="9" w15:restartNumberingAfterBreak="0">
+  <w:abstractNum w:abstractNumId="15" w15:restartNumberingAfterBreak="0">
     <w:nsid w:val="35EE1CC8"/>
     <w:multiLevelType w:val="hybridMultilevel"/>
     <w:tmpl w:val="54D042C6"/>
@@ -2371,7 +6265,156 @@
       </w:pPr>
     </w:lvl>
   </w:abstractNum>
-  <w:abstractNum w:abstractNumId="10" w15:restartNumberingAfterBreak="0">
+  <w:abstractNum w:abstractNumId="16" w15:restartNumberingAfterBreak="0">
+    <w:nsid w:val="3BD06B72"/>
+    <w:multiLevelType w:val="multilevel"/>
+    <w:tmpl w:val="865E3172"/>
+    <w:lvl w:ilvl="0">
+      <w:start w:val="1"/>
+      <w:numFmt w:val="bullet"/>
+      <w:lvlText w:val=""/>
+      <w:lvlJc w:val="left"/>
+      <w:pPr>
+        <w:tabs>
+          <w:tab w:val="num" w:pos="720"/>
+        </w:tabs>
+        <w:ind w:left="720" w:hanging="360"/>
+      </w:pPr>
+      <w:rPr>
+        <w:rFonts w:ascii="Symbol" w:hAnsi="Symbol" w:hint="default"/>
+        <w:sz w:val="20"/>
+      </w:rPr>
+    </w:lvl>
+    <w:lvl w:ilvl="1" w:tentative="1">
+      <w:start w:val="1"/>
+      <w:numFmt w:val="bullet"/>
+      <w:lvlText w:val="o"/>
+      <w:lvlJc w:val="left"/>
+      <w:pPr>
+        <w:tabs>
+          <w:tab w:val="num" w:pos="1440"/>
+        </w:tabs>
+        <w:ind w:left="1440" w:hanging="360"/>
+      </w:pPr>
+      <w:rPr>
+        <w:rFonts w:ascii="Courier New" w:hAnsi="Courier New" w:hint="default"/>
+        <w:sz w:val="20"/>
+      </w:rPr>
+    </w:lvl>
+    <w:lvl w:ilvl="2" w:tentative="1">
+      <w:start w:val="1"/>
+      <w:numFmt w:val="bullet"/>
+      <w:lvlText w:val=""/>
+      <w:lvlJc w:val="left"/>
+      <w:pPr>
+        <w:tabs>
+          <w:tab w:val="num" w:pos="2160"/>
+        </w:tabs>
+        <w:ind w:left="2160" w:hanging="360"/>
+      </w:pPr>
+      <w:rPr>
+        <w:rFonts w:ascii="Wingdings" w:hAnsi="Wingdings" w:hint="default"/>
+        <w:sz w:val="20"/>
+      </w:rPr>
+    </w:lvl>
+    <w:lvl w:ilvl="3" w:tentative="1">
+      <w:start w:val="1"/>
+      <w:numFmt w:val="bullet"/>
+      <w:lvlText w:val=""/>
+      <w:lvlJc w:val="left"/>
+      <w:pPr>
+        <w:tabs>
+          <w:tab w:val="num" w:pos="2880"/>
+        </w:tabs>
+        <w:ind w:left="2880" w:hanging="360"/>
+      </w:pPr>
+      <w:rPr>
+        <w:rFonts w:ascii="Wingdings" w:hAnsi="Wingdings" w:hint="default"/>
+        <w:sz w:val="20"/>
+      </w:rPr>
+    </w:lvl>
+    <w:lvl w:ilvl="4" w:tentative="1">
+      <w:start w:val="1"/>
+      <w:numFmt w:val="bullet"/>
+      <w:lvlText w:val=""/>
+      <w:lvlJc w:val="left"/>
+      <w:pPr>
+        <w:tabs>
+          <w:tab w:val="num" w:pos="3600"/>
+        </w:tabs>
+        <w:ind w:left="3600" w:hanging="360"/>
+      </w:pPr>
+      <w:rPr>
+        <w:rFonts w:ascii="Wingdings" w:hAnsi="Wingdings" w:hint="default"/>
+        <w:sz w:val="20"/>
+      </w:rPr>
+    </w:lvl>
+    <w:lvl w:ilvl="5" w:tentative="1">
+      <w:start w:val="1"/>
+      <w:numFmt w:val="bullet"/>
+      <w:lvlText w:val=""/>
+      <w:lvlJc w:val="left"/>
+      <w:pPr>
+        <w:tabs>
+          <w:tab w:val="num" w:pos="4320"/>
+        </w:tabs>
+        <w:ind w:left="4320" w:hanging="360"/>
+      </w:pPr>
+      <w:rPr>
+        <w:rFonts w:ascii="Wingdings" w:hAnsi="Wingdings" w:hint="default"/>
+        <w:sz w:val="20"/>
+      </w:rPr>
+    </w:lvl>
+    <w:lvl w:ilvl="6" w:tentative="1">
+      <w:start w:val="1"/>
+      <w:numFmt w:val="bullet"/>
+      <w:lvlText w:val=""/>
+      <w:lvlJc w:val="left"/>
+      <w:pPr>
+        <w:tabs>
+          <w:tab w:val="num" w:pos="5040"/>
+        </w:tabs>
+        <w:ind w:left="5040" w:hanging="360"/>
+      </w:pPr>
+      <w:rPr>
+        <w:rFonts w:ascii="Wingdings" w:hAnsi="Wingdings" w:hint="default"/>
+        <w:sz w:val="20"/>
+      </w:rPr>
+    </w:lvl>
+    <w:lvl w:ilvl="7" w:tentative="1">
+      <w:start w:val="1"/>
+      <w:numFmt w:val="bullet"/>
+      <w:lvlText w:val=""/>
+      <w:lvlJc w:val="left"/>
+      <w:pPr>
+        <w:tabs>
+          <w:tab w:val="num" w:pos="5760"/>
+        </w:tabs>
+        <w:ind w:left="5760" w:hanging="360"/>
+      </w:pPr>
+      <w:rPr>
+        <w:rFonts w:ascii="Wingdings" w:hAnsi="Wingdings" w:hint="default"/>
+        <w:sz w:val="20"/>
+      </w:rPr>
+    </w:lvl>
+    <w:lvl w:ilvl="8" w:tentative="1">
+      <w:start w:val="1"/>
+      <w:numFmt w:val="bullet"/>
+      <w:lvlText w:val=""/>
+      <w:lvlJc w:val="left"/>
+      <w:pPr>
+        <w:tabs>
+          <w:tab w:val="num" w:pos="6480"/>
+        </w:tabs>
+        <w:ind w:left="6480" w:hanging="360"/>
+      </w:pPr>
+      <w:rPr>
+        <w:rFonts w:ascii="Wingdings" w:hAnsi="Wingdings" w:hint="default"/>
+        <w:sz w:val="20"/>
+      </w:rPr>
+    </w:lvl>
+  </w:abstractNum>
+  <w:abstractNum w:abstractNumId="17" w15:restartNumberingAfterBreak="0">
     <w:nsid w:val="3D9958A7"/>
     <w:multiLevelType w:val="multilevel"/>
     <w:tmpl w:val="A2288400"/>
@@ -2520,7 +6563,901 @@
       </w:rPr>
     </w:lvl>
   </w:abstractNum>
-  <w:abstractNum w:abstractNumId="11" w15:restartNumberingAfterBreak="0">
+  <w:abstractNum w:abstractNumId="18" w15:restartNumberingAfterBreak="0">
+    <w:nsid w:val="40AE07C6"/>
+    <w:multiLevelType w:val="multilevel"/>
+    <w:tmpl w:val="D2AEF03E"/>
+    <w:lvl w:ilvl="0">
+      <w:start w:val="1"/>
+      <w:numFmt w:val="bullet"/>
+      <w:lvlText w:val=""/>
+      <w:lvlJc w:val="left"/>
+      <w:pPr>
+        <w:tabs>
+          <w:tab w:val="num" w:pos="720"/>
+        </w:tabs>
+        <w:ind w:left="720" w:hanging="360"/>
+      </w:pPr>
+      <w:rPr>
+        <w:rFonts w:ascii="Symbol" w:hAnsi="Symbol" w:hint="default"/>
+        <w:sz w:val="20"/>
+      </w:rPr>
+    </w:lvl>
+    <w:lvl w:ilvl="1">
+      <w:start w:val="1"/>
+      <w:numFmt w:val="bullet"/>
+      <w:lvlText w:val="o"/>
+      <w:lvlJc w:val="left"/>
+      <w:pPr>
+        <w:tabs>
+          <w:tab w:val="num" w:pos="1440"/>
+        </w:tabs>
+        <w:ind w:left="1440" w:hanging="360"/>
+      </w:pPr>
+      <w:rPr>
+        <w:rFonts w:ascii="Courier New" w:hAnsi="Courier New" w:hint="default"/>
+        <w:sz w:val="20"/>
+      </w:rPr>
+    </w:lvl>
+    <w:lvl w:ilvl="2" w:tentative="1">
+      <w:start w:val="1"/>
+      <w:numFmt w:val="bullet"/>
+      <w:lvlText w:val=""/>
+      <w:lvlJc w:val="left"/>
+      <w:pPr>
+        <w:tabs>
+          <w:tab w:val="num" w:pos="2160"/>
+        </w:tabs>
+        <w:ind w:left="2160" w:hanging="360"/>
+      </w:pPr>
+      <w:rPr>
+        <w:rFonts w:ascii="Wingdings" w:hAnsi="Wingdings" w:hint="default"/>
+        <w:sz w:val="20"/>
+      </w:rPr>
+    </w:lvl>
+    <w:lvl w:ilvl="3" w:tentative="1">
+      <w:start w:val="1"/>
+      <w:numFmt w:val="bullet"/>
+      <w:lvlText w:val=""/>
+      <w:lvlJc w:val="left"/>
+      <w:pPr>
+        <w:tabs>
+          <w:tab w:val="num" w:pos="2880"/>
+        </w:tabs>
+        <w:ind w:left="2880" w:hanging="360"/>
+      </w:pPr>
+      <w:rPr>
+        <w:rFonts w:ascii="Wingdings" w:hAnsi="Wingdings" w:hint="default"/>
+        <w:sz w:val="20"/>
+      </w:rPr>
+    </w:lvl>
+    <w:lvl w:ilvl="4" w:tentative="1">
+      <w:start w:val="1"/>
+      <w:numFmt w:val="bullet"/>
+      <w:lvlText w:val=""/>
+      <w:lvlJc w:val="left"/>
+      <w:pPr>
+        <w:tabs>
+          <w:tab w:val="num" w:pos="3600"/>
+        </w:tabs>
+        <w:ind w:left="3600" w:hanging="360"/>
+      </w:pPr>
+      <w:rPr>
+        <w:rFonts w:ascii="Wingdings" w:hAnsi="Wingdings" w:hint="default"/>
+        <w:sz w:val="20"/>
+      </w:rPr>
+    </w:lvl>
+    <w:lvl w:ilvl="5" w:tentative="1">
+      <w:start w:val="1"/>
+      <w:numFmt w:val="bullet"/>
+      <w:lvlText w:val=""/>
+      <w:lvlJc w:val="left"/>
+      <w:pPr>
+        <w:tabs>
+          <w:tab w:val="num" w:pos="4320"/>
+        </w:tabs>
+        <w:ind w:left="4320" w:hanging="360"/>
+      </w:pPr>
+      <w:rPr>
+        <w:rFonts w:ascii="Wingdings" w:hAnsi="Wingdings" w:hint="default"/>
+        <w:sz w:val="20"/>
+      </w:rPr>
+    </w:lvl>
+    <w:lvl w:ilvl="6" w:tentative="1">
+      <w:start w:val="1"/>
+      <w:numFmt w:val="bullet"/>
+      <w:lvlText w:val=""/>
+      <w:lvlJc w:val="left"/>
+      <w:pPr>
+        <w:tabs>
+          <w:tab w:val="num" w:pos="5040"/>
+        </w:tabs>
+        <w:ind w:left="5040" w:hanging="360"/>
+      </w:pPr>
+      <w:rPr>
+        <w:rFonts w:ascii="Wingdings" w:hAnsi="Wingdings" w:hint="default"/>
+        <w:sz w:val="20"/>
+      </w:rPr>
+    </w:lvl>
+    <w:lvl w:ilvl="7" w:tentative="1">
+      <w:start w:val="1"/>
+      <w:numFmt w:val="bullet"/>
+      <w:lvlText w:val=""/>
+      <w:lvlJc w:val="left"/>
+      <w:pPr>
+        <w:tabs>
+          <w:tab w:val="num" w:pos="5760"/>
+        </w:tabs>
+        <w:ind w:left="5760" w:hanging="360"/>
+      </w:pPr>
+      <w:rPr>
+        <w:rFonts w:ascii="Wingdings" w:hAnsi="Wingdings" w:hint="default"/>
+        <w:sz w:val="20"/>
+      </w:rPr>
+    </w:lvl>
+    <w:lvl w:ilvl="8" w:tentative="1">
+      <w:start w:val="1"/>
+      <w:numFmt w:val="bullet"/>
+      <w:lvlText w:val=""/>
+      <w:lvlJc w:val="left"/>
+      <w:pPr>
+        <w:tabs>
+          <w:tab w:val="num" w:pos="6480"/>
+        </w:tabs>
+        <w:ind w:left="6480" w:hanging="360"/>
+      </w:pPr>
+      <w:rPr>
+        <w:rFonts w:ascii="Wingdings" w:hAnsi="Wingdings" w:hint="default"/>
+        <w:sz w:val="20"/>
+      </w:rPr>
+    </w:lvl>
+  </w:abstractNum>
+  <w:abstractNum w:abstractNumId="19" w15:restartNumberingAfterBreak="0">
+    <w:nsid w:val="426E347F"/>
+    <w:multiLevelType w:val="multilevel"/>
+    <w:tmpl w:val="40D69DCC"/>
+    <w:lvl w:ilvl="0">
+      <w:start w:val="1"/>
+      <w:numFmt w:val="bullet"/>
+      <w:lvlText w:val=""/>
+      <w:lvlJc w:val="left"/>
+      <w:pPr>
+        <w:tabs>
+          <w:tab w:val="num" w:pos="720"/>
+        </w:tabs>
+        <w:ind w:left="720" w:hanging="360"/>
+      </w:pPr>
+      <w:rPr>
+        <w:rFonts w:ascii="Symbol" w:hAnsi="Symbol" w:hint="default"/>
+        <w:sz w:val="20"/>
+      </w:rPr>
+    </w:lvl>
+    <w:lvl w:ilvl="1">
+      <w:start w:val="1"/>
+      <w:numFmt w:val="bullet"/>
+      <w:lvlText w:val="o"/>
+      <w:lvlJc w:val="left"/>
+      <w:pPr>
+        <w:tabs>
+          <w:tab w:val="num" w:pos="1440"/>
+        </w:tabs>
+        <w:ind w:left="1440" w:hanging="360"/>
+      </w:pPr>
+      <w:rPr>
+        <w:rFonts w:ascii="Courier New" w:hAnsi="Courier New" w:hint="default"/>
+        <w:sz w:val="20"/>
+      </w:rPr>
+    </w:lvl>
+    <w:lvl w:ilvl="2" w:tentative="1">
+      <w:start w:val="1"/>
+      <w:numFmt w:val="bullet"/>
+      <w:lvlText w:val=""/>
+      <w:lvlJc w:val="left"/>
+      <w:pPr>
+        <w:tabs>
+          <w:tab w:val="num" w:pos="2160"/>
+        </w:tabs>
+        <w:ind w:left="2160" w:hanging="360"/>
+      </w:pPr>
+      <w:rPr>
+        <w:rFonts w:ascii="Wingdings" w:hAnsi="Wingdings" w:hint="default"/>
+        <w:sz w:val="20"/>
+      </w:rPr>
+    </w:lvl>
+    <w:lvl w:ilvl="3" w:tentative="1">
+      <w:start w:val="1"/>
+      <w:numFmt w:val="bullet"/>
+      <w:lvlText w:val=""/>
+      <w:lvlJc w:val="left"/>
+      <w:pPr>
+        <w:tabs>
+          <w:tab w:val="num" w:pos="2880"/>
+        </w:tabs>
+        <w:ind w:left="2880" w:hanging="360"/>
+      </w:pPr>
+      <w:rPr>
+        <w:rFonts w:ascii="Wingdings" w:hAnsi="Wingdings" w:hint="default"/>
+        <w:sz w:val="20"/>
+      </w:rPr>
+    </w:lvl>
+    <w:lvl w:ilvl="4" w:tentative="1">
+      <w:start w:val="1"/>
+      <w:numFmt w:val="bullet"/>
+      <w:lvlText w:val=""/>
+      <w:lvlJc w:val="left"/>
+      <w:pPr>
+        <w:tabs>
+          <w:tab w:val="num" w:pos="3600"/>
+        </w:tabs>
+        <w:ind w:left="3600" w:hanging="360"/>
+      </w:pPr>
+      <w:rPr>
+        <w:rFonts w:ascii="Wingdings" w:hAnsi="Wingdings" w:hint="default"/>
+        <w:sz w:val="20"/>
+      </w:rPr>
+    </w:lvl>
+    <w:lvl w:ilvl="5" w:tentative="1">
+      <w:start w:val="1"/>
+      <w:numFmt w:val="bullet"/>
+      <w:lvlText w:val=""/>
+      <w:lvlJc w:val="left"/>
+      <w:pPr>
+        <w:tabs>
+          <w:tab w:val="num" w:pos="4320"/>
+        </w:tabs>
+        <w:ind w:left="4320" w:hanging="360"/>
+      </w:pPr>
+      <w:rPr>
+        <w:rFonts w:ascii="Wingdings" w:hAnsi="Wingdings" w:hint="default"/>
+        <w:sz w:val="20"/>
+      </w:rPr>
+    </w:lvl>
+    <w:lvl w:ilvl="6" w:tentative="1">
+      <w:start w:val="1"/>
+      <w:numFmt w:val="bullet"/>
+      <w:lvlText w:val=""/>
+      <w:lvlJc w:val="left"/>
+      <w:pPr>
+        <w:tabs>
+          <w:tab w:val="num" w:pos="5040"/>
+        </w:tabs>
+        <w:ind w:left="5040" w:hanging="360"/>
+      </w:pPr>
+      <w:rPr>
+        <w:rFonts w:ascii="Wingdings" w:hAnsi="Wingdings" w:hint="default"/>
+        <w:sz w:val="20"/>
+      </w:rPr>
+    </w:lvl>
+    <w:lvl w:ilvl="7" w:tentative="1">
+      <w:start w:val="1"/>
+      <w:numFmt w:val="bullet"/>
+      <w:lvlText w:val=""/>
+      <w:lvlJc w:val="left"/>
+      <w:pPr>
+        <w:tabs>
+          <w:tab w:val="num" w:pos="5760"/>
+        </w:tabs>
+        <w:ind w:left="5760" w:hanging="360"/>
+      </w:pPr>
+      <w:rPr>
+        <w:rFonts w:ascii="Wingdings" w:hAnsi="Wingdings" w:hint="default"/>
+        <w:sz w:val="20"/>
+      </w:rPr>
+    </w:lvl>
+    <w:lvl w:ilvl="8" w:tentative="1">
+      <w:start w:val="1"/>
+      <w:numFmt w:val="bullet"/>
+      <w:lvlText w:val=""/>
+      <w:lvlJc w:val="left"/>
+      <w:pPr>
+        <w:tabs>
+          <w:tab w:val="num" w:pos="6480"/>
+        </w:tabs>
+        <w:ind w:left="6480" w:hanging="360"/>
+      </w:pPr>
+      <w:rPr>
+        <w:rFonts w:ascii="Wingdings" w:hAnsi="Wingdings" w:hint="default"/>
+        <w:sz w:val="20"/>
+      </w:rPr>
+    </w:lvl>
+  </w:abstractNum>
+  <w:abstractNum w:abstractNumId="20" w15:restartNumberingAfterBreak="0">
+    <w:nsid w:val="501C0A46"/>
+    <w:multiLevelType w:val="multilevel"/>
+    <w:tmpl w:val="9CD04BFC"/>
+    <w:lvl w:ilvl="0">
+      <w:start w:val="1"/>
+      <w:numFmt w:val="bullet"/>
+      <w:lvlText w:val=""/>
+      <w:lvlJc w:val="left"/>
+      <w:pPr>
+        <w:tabs>
+          <w:tab w:val="num" w:pos="720"/>
+        </w:tabs>
+        <w:ind w:left="720" w:hanging="360"/>
+      </w:pPr>
+      <w:rPr>
+        <w:rFonts w:ascii="Symbol" w:hAnsi="Symbol" w:hint="default"/>
+        <w:sz w:val="20"/>
+      </w:rPr>
+    </w:lvl>
+    <w:lvl w:ilvl="1" w:tentative="1">
+      <w:start w:val="1"/>
+      <w:numFmt w:val="bullet"/>
+      <w:lvlText w:val="o"/>
+      <w:lvlJc w:val="left"/>
+      <w:pPr>
+        <w:tabs>
+          <w:tab w:val="num" w:pos="1440"/>
+        </w:tabs>
+        <w:ind w:left="1440" w:hanging="360"/>
+      </w:pPr>
+      <w:rPr>
+        <w:rFonts w:ascii="Courier New" w:hAnsi="Courier New" w:hint="default"/>
+        <w:sz w:val="20"/>
+      </w:rPr>
+    </w:lvl>
+    <w:lvl w:ilvl="2" w:tentative="1">
+      <w:start w:val="1"/>
+      <w:numFmt w:val="bullet"/>
+      <w:lvlText w:val=""/>
+      <w:lvlJc w:val="left"/>
+      <w:pPr>
+        <w:tabs>
+          <w:tab w:val="num" w:pos="2160"/>
+        </w:tabs>
+        <w:ind w:left="2160" w:hanging="360"/>
+      </w:pPr>
+      <w:rPr>
+        <w:rFonts w:ascii="Wingdings" w:hAnsi="Wingdings" w:hint="default"/>
+        <w:sz w:val="20"/>
+      </w:rPr>
+    </w:lvl>
+    <w:lvl w:ilvl="3" w:tentative="1">
+      <w:start w:val="1"/>
+      <w:numFmt w:val="bullet"/>
+      <w:lvlText w:val=""/>
+      <w:lvlJc w:val="left"/>
+      <w:pPr>
+        <w:tabs>
+          <w:tab w:val="num" w:pos="2880"/>
+        </w:tabs>
+        <w:ind w:left="2880" w:hanging="360"/>
+      </w:pPr>
+      <w:rPr>
+        <w:rFonts w:ascii="Wingdings" w:hAnsi="Wingdings" w:hint="default"/>
+        <w:sz w:val="20"/>
+      </w:rPr>
+    </w:lvl>
+    <w:lvl w:ilvl="4" w:tentative="1">
+      <w:start w:val="1"/>
+      <w:numFmt w:val="bullet"/>
+      <w:lvlText w:val=""/>
+      <w:lvlJc w:val="left"/>
+      <w:pPr>
+        <w:tabs>
+          <w:tab w:val="num" w:pos="3600"/>
+        </w:tabs>
+        <w:ind w:left="3600" w:hanging="360"/>
+      </w:pPr>
+      <w:rPr>
+        <w:rFonts w:ascii="Wingdings" w:hAnsi="Wingdings" w:hint="default"/>
+        <w:sz w:val="20"/>
+      </w:rPr>
+    </w:lvl>
+    <w:lvl w:ilvl="5" w:tentative="1">
+      <w:start w:val="1"/>
+      <w:numFmt w:val="bullet"/>
+      <w:lvlText w:val=""/>
+      <w:lvlJc w:val="left"/>
+      <w:pPr>
+        <w:tabs>
+          <w:tab w:val="num" w:pos="4320"/>
+        </w:tabs>
+        <w:ind w:left="4320" w:hanging="360"/>
+      </w:pPr>
+      <w:rPr>
+        <w:rFonts w:ascii="Wingdings" w:hAnsi="Wingdings" w:hint="default"/>
+        <w:sz w:val="20"/>
+      </w:rPr>
+    </w:lvl>
+    <w:lvl w:ilvl="6" w:tentative="1">
+      <w:start w:val="1"/>
+      <w:numFmt w:val="bullet"/>
+      <w:lvlText w:val=""/>
+      <w:lvlJc w:val="left"/>
+      <w:pPr>
+        <w:tabs>
+          <w:tab w:val="num" w:pos="5040"/>
+        </w:tabs>
+        <w:ind w:left="5040" w:hanging="360"/>
+      </w:pPr>
+      <w:rPr>
+        <w:rFonts w:ascii="Wingdings" w:hAnsi="Wingdings" w:hint="default"/>
+        <w:sz w:val="20"/>
+      </w:rPr>
+    </w:lvl>
+    <w:lvl w:ilvl="7" w:tentative="1">
+      <w:start w:val="1"/>
+      <w:numFmt w:val="bullet"/>
+      <w:lvlText w:val=""/>
+      <w:lvlJc w:val="left"/>
+      <w:pPr>
+        <w:tabs>
+          <w:tab w:val="num" w:pos="5760"/>
+        </w:tabs>
+        <w:ind w:left="5760" w:hanging="360"/>
+      </w:pPr>
+      <w:rPr>
+        <w:rFonts w:ascii="Wingdings" w:hAnsi="Wingdings" w:hint="default"/>
+        <w:sz w:val="20"/>
+      </w:rPr>
+    </w:lvl>
+    <w:lvl w:ilvl="8" w:tentative="1">
+      <w:start w:val="1"/>
+      <w:numFmt w:val="bullet"/>
+      <w:lvlText w:val=""/>
+      <w:lvlJc w:val="left"/>
+      <w:pPr>
+        <w:tabs>
+          <w:tab w:val="num" w:pos="6480"/>
+        </w:tabs>
+        <w:ind w:left="6480" w:hanging="360"/>
+      </w:pPr>
+      <w:rPr>
+        <w:rFonts w:ascii="Wingdings" w:hAnsi="Wingdings" w:hint="default"/>
+        <w:sz w:val="20"/>
+      </w:rPr>
+    </w:lvl>
+  </w:abstractNum>
+  <w:abstractNum w:abstractNumId="21" w15:restartNumberingAfterBreak="0">
+    <w:nsid w:val="50451FD7"/>
+    <w:multiLevelType w:val="multilevel"/>
+    <w:tmpl w:val="402C4CD0"/>
+    <w:lvl w:ilvl="0">
+      <w:start w:val="1"/>
+      <w:numFmt w:val="bullet"/>
+      <w:lvlText w:val=""/>
+      <w:lvlJc w:val="left"/>
+      <w:pPr>
+        <w:tabs>
+          <w:tab w:val="num" w:pos="720"/>
+        </w:tabs>
+        <w:ind w:left="720" w:hanging="360"/>
+      </w:pPr>
+      <w:rPr>
+        <w:rFonts w:ascii="Symbol" w:hAnsi="Symbol" w:hint="default"/>
+        <w:sz w:val="20"/>
+      </w:rPr>
+    </w:lvl>
+    <w:lvl w:ilvl="1" w:tentative="1">
+      <w:start w:val="1"/>
+      <w:numFmt w:val="bullet"/>
+      <w:lvlText w:val="o"/>
+      <w:lvlJc w:val="left"/>
+      <w:pPr>
+        <w:tabs>
+          <w:tab w:val="num" w:pos="1440"/>
+        </w:tabs>
+        <w:ind w:left="1440" w:hanging="360"/>
+      </w:pPr>
+      <w:rPr>
+        <w:rFonts w:ascii="Courier New" w:hAnsi="Courier New" w:hint="default"/>
+        <w:sz w:val="20"/>
+      </w:rPr>
+    </w:lvl>
+    <w:lvl w:ilvl="2" w:tentative="1">
+      <w:start w:val="1"/>
+      <w:numFmt w:val="bullet"/>
+      <w:lvlText w:val=""/>
+      <w:lvlJc w:val="left"/>
+      <w:pPr>
+        <w:tabs>
+          <w:tab w:val="num" w:pos="2160"/>
+        </w:tabs>
+        <w:ind w:left="2160" w:hanging="360"/>
+      </w:pPr>
+      <w:rPr>
+        <w:rFonts w:ascii="Wingdings" w:hAnsi="Wingdings" w:hint="default"/>
+        <w:sz w:val="20"/>
+      </w:rPr>
+    </w:lvl>
+    <w:lvl w:ilvl="3" w:tentative="1">
+      <w:start w:val="1"/>
+      <w:numFmt w:val="bullet"/>
+      <w:lvlText w:val=""/>
+      <w:lvlJc w:val="left"/>
+      <w:pPr>
+        <w:tabs>
+          <w:tab w:val="num" w:pos="2880"/>
+        </w:tabs>
+        <w:ind w:left="2880" w:hanging="360"/>
+      </w:pPr>
+      <w:rPr>
+        <w:rFonts w:ascii="Wingdings" w:hAnsi="Wingdings" w:hint="default"/>
+        <w:sz w:val="20"/>
+      </w:rPr>
+    </w:lvl>
+    <w:lvl w:ilvl="4" w:tentative="1">
+      <w:start w:val="1"/>
+      <w:numFmt w:val="bullet"/>
+      <w:lvlText w:val=""/>
+      <w:lvlJc w:val="left"/>
+      <w:pPr>
+        <w:tabs>
+          <w:tab w:val="num" w:pos="3600"/>
+        </w:tabs>
+        <w:ind w:left="3600" w:hanging="360"/>
+      </w:pPr>
+      <w:rPr>
+        <w:rFonts w:ascii="Wingdings" w:hAnsi="Wingdings" w:hint="default"/>
+        <w:sz w:val="20"/>
+      </w:rPr>
+    </w:lvl>
+    <w:lvl w:ilvl="5" w:tentative="1">
+      <w:start w:val="1"/>
+      <w:numFmt w:val="bullet"/>
+      <w:lvlText w:val=""/>
+      <w:lvlJc w:val="left"/>
+      <w:pPr>
+        <w:tabs>
+          <w:tab w:val="num" w:pos="4320"/>
+        </w:tabs>
+        <w:ind w:left="4320" w:hanging="360"/>
+      </w:pPr>
+      <w:rPr>
+        <w:rFonts w:ascii="Wingdings" w:hAnsi="Wingdings" w:hint="default"/>
+        <w:sz w:val="20"/>
+      </w:rPr>
+    </w:lvl>
+    <w:lvl w:ilvl="6" w:tentative="1">
+      <w:start w:val="1"/>
+      <w:numFmt w:val="bullet"/>
+      <w:lvlText w:val=""/>
+      <w:lvlJc w:val="left"/>
+      <w:pPr>
+        <w:tabs>
+          <w:tab w:val="num" w:pos="5040"/>
+        </w:tabs>
+        <w:ind w:left="5040" w:hanging="360"/>
+      </w:pPr>
+      <w:rPr>
+        <w:rFonts w:ascii="Wingdings" w:hAnsi="Wingdings" w:hint="default"/>
+        <w:sz w:val="20"/>
+      </w:rPr>
+    </w:lvl>
+    <w:lvl w:ilvl="7" w:tentative="1">
+      <w:start w:val="1"/>
+      <w:numFmt w:val="bullet"/>
+      <w:lvlText w:val=""/>
+      <w:lvlJc w:val="left"/>
+      <w:pPr>
+        <w:tabs>
+          <w:tab w:val="num" w:pos="5760"/>
+        </w:tabs>
+        <w:ind w:left="5760" w:hanging="360"/>
+      </w:pPr>
+      <w:rPr>
+        <w:rFonts w:ascii="Wingdings" w:hAnsi="Wingdings" w:hint="default"/>
+        <w:sz w:val="20"/>
+      </w:rPr>
+    </w:lvl>
+    <w:lvl w:ilvl="8" w:tentative="1">
+      <w:start w:val="1"/>
+      <w:numFmt w:val="bullet"/>
+      <w:lvlText w:val=""/>
+      <w:lvlJc w:val="left"/>
+      <w:pPr>
+        <w:tabs>
+          <w:tab w:val="num" w:pos="6480"/>
+        </w:tabs>
+        <w:ind w:left="6480" w:hanging="360"/>
+      </w:pPr>
+      <w:rPr>
+        <w:rFonts w:ascii="Wingdings" w:hAnsi="Wingdings" w:hint="default"/>
+        <w:sz w:val="20"/>
+      </w:rPr>
+    </w:lvl>
+  </w:abstractNum>
+  <w:abstractNum w:abstractNumId="22" w15:restartNumberingAfterBreak="0">
+    <w:nsid w:val="54D9634F"/>
+    <w:multiLevelType w:val="multilevel"/>
+    <w:tmpl w:val="2ED8862E"/>
+    <w:lvl w:ilvl="0">
+      <w:start w:val="1"/>
+      <w:numFmt w:val="bullet"/>
+      <w:lvlText w:val=""/>
+      <w:lvlJc w:val="left"/>
+      <w:pPr>
+        <w:tabs>
+          <w:tab w:val="num" w:pos="720"/>
+        </w:tabs>
+        <w:ind w:left="720" w:hanging="360"/>
+      </w:pPr>
+      <w:rPr>
+        <w:rFonts w:ascii="Symbol" w:hAnsi="Symbol" w:hint="default"/>
+        <w:sz w:val="20"/>
+      </w:rPr>
+    </w:lvl>
+    <w:lvl w:ilvl="1" w:tentative="1">
+      <w:start w:val="1"/>
+      <w:numFmt w:val="bullet"/>
+      <w:lvlText w:val="o"/>
+      <w:lvlJc w:val="left"/>
+      <w:pPr>
+        <w:tabs>
+          <w:tab w:val="num" w:pos="1440"/>
+        </w:tabs>
+        <w:ind w:left="1440" w:hanging="360"/>
+      </w:pPr>
+      <w:rPr>
+        <w:rFonts w:ascii="Courier New" w:hAnsi="Courier New" w:hint="default"/>
+        <w:sz w:val="20"/>
+      </w:rPr>
+    </w:lvl>
+    <w:lvl w:ilvl="2" w:tentative="1">
+      <w:start w:val="1"/>
+      <w:numFmt w:val="bullet"/>
+      <w:lvlText w:val=""/>
+      <w:lvlJc w:val="left"/>
+      <w:pPr>
+        <w:tabs>
+          <w:tab w:val="num" w:pos="2160"/>
+        </w:tabs>
+        <w:ind w:left="2160" w:hanging="360"/>
+      </w:pPr>
+      <w:rPr>
+        <w:rFonts w:ascii="Wingdings" w:hAnsi="Wingdings" w:hint="default"/>
+        <w:sz w:val="20"/>
+      </w:rPr>
+    </w:lvl>
+    <w:lvl w:ilvl="3" w:tentative="1">
+      <w:start w:val="1"/>
+      <w:numFmt w:val="bullet"/>
+      <w:lvlText w:val=""/>
+      <w:lvlJc w:val="left"/>
+      <w:pPr>
+        <w:tabs>
+          <w:tab w:val="num" w:pos="2880"/>
+        </w:tabs>
+        <w:ind w:left="2880" w:hanging="360"/>
+      </w:pPr>
+      <w:rPr>
+        <w:rFonts w:ascii="Wingdings" w:hAnsi="Wingdings" w:hint="default"/>
+        <w:sz w:val="20"/>
+      </w:rPr>
+    </w:lvl>
+    <w:lvl w:ilvl="4" w:tentative="1">
+      <w:start w:val="1"/>
+      <w:numFmt w:val="bullet"/>
+      <w:lvlText w:val=""/>
+      <w:lvlJc w:val="left"/>
+      <w:pPr>
+        <w:tabs>
+          <w:tab w:val="num" w:pos="3600"/>
+        </w:tabs>
+        <w:ind w:left="3600" w:hanging="360"/>
+      </w:pPr>
+      <w:rPr>
+        <w:rFonts w:ascii="Wingdings" w:hAnsi="Wingdings" w:hint="default"/>
+        <w:sz w:val="20"/>
+      </w:rPr>
+    </w:lvl>
+    <w:lvl w:ilvl="5" w:tentative="1">
+      <w:start w:val="1"/>
+      <w:numFmt w:val="bullet"/>
+      <w:lvlText w:val=""/>
+      <w:lvlJc w:val="left"/>
+      <w:pPr>
+        <w:tabs>
+          <w:tab w:val="num" w:pos="4320"/>
+        </w:tabs>
+        <w:ind w:left="4320" w:hanging="360"/>
+      </w:pPr>
+      <w:rPr>
+        <w:rFonts w:ascii="Wingdings" w:hAnsi="Wingdings" w:hint="default"/>
+        <w:sz w:val="20"/>
+      </w:rPr>
+    </w:lvl>
+    <w:lvl w:ilvl="6" w:tentative="1">
+      <w:start w:val="1"/>
+      <w:numFmt w:val="bullet"/>
+      <w:lvlText w:val=""/>
+      <w:lvlJc w:val="left"/>
+      <w:pPr>
+        <w:tabs>
+          <w:tab w:val="num" w:pos="5040"/>
+        </w:tabs>
+        <w:ind w:left="5040" w:hanging="360"/>
+      </w:pPr>
+      <w:rPr>
+        <w:rFonts w:ascii="Wingdings" w:hAnsi="Wingdings" w:hint="default"/>
+        <w:sz w:val="20"/>
+      </w:rPr>
+    </w:lvl>
+    <w:lvl w:ilvl="7" w:tentative="1">
+      <w:start w:val="1"/>
+      <w:numFmt w:val="bullet"/>
+      <w:lvlText w:val=""/>
+      <w:lvlJc w:val="left"/>
+      <w:pPr>
+        <w:tabs>
+          <w:tab w:val="num" w:pos="5760"/>
+        </w:tabs>
+        <w:ind w:left="5760" w:hanging="360"/>
+      </w:pPr>
+      <w:rPr>
+        <w:rFonts w:ascii="Wingdings" w:hAnsi="Wingdings" w:hint="default"/>
+        <w:sz w:val="20"/>
+      </w:rPr>
+    </w:lvl>
+    <w:lvl w:ilvl="8" w:tentative="1">
+      <w:start w:val="1"/>
+      <w:numFmt w:val="bullet"/>
+      <w:lvlText w:val=""/>
+      <w:lvlJc w:val="left"/>
+      <w:pPr>
+        <w:tabs>
+          <w:tab w:val="num" w:pos="6480"/>
+        </w:tabs>
+        <w:ind w:left="6480" w:hanging="360"/>
+      </w:pPr>
+      <w:rPr>
+        <w:rFonts w:ascii="Wingdings" w:hAnsi="Wingdings" w:hint="default"/>
+        <w:sz w:val="20"/>
+      </w:rPr>
+    </w:lvl>
+  </w:abstractNum>
+  <w:abstractNum w:abstractNumId="23" w15:restartNumberingAfterBreak="0">
+    <w:nsid w:val="59B9685B"/>
+    <w:multiLevelType w:val="multilevel"/>
+    <w:tmpl w:val="89E24544"/>
+    <w:lvl w:ilvl="0">
+      <w:start w:val="1"/>
+      <w:numFmt w:val="bullet"/>
+      <w:lvlText w:val=""/>
+      <w:lvlJc w:val="left"/>
+      <w:pPr>
+        <w:tabs>
+          <w:tab w:val="num" w:pos="720"/>
+        </w:tabs>
+        <w:ind w:left="720" w:hanging="360"/>
+      </w:pPr>
+      <w:rPr>
+        <w:rFonts w:ascii="Symbol" w:hAnsi="Symbol" w:hint="default"/>
+        <w:sz w:val="20"/>
+      </w:rPr>
+    </w:lvl>
+    <w:lvl w:ilvl="1" w:tentative="1">
+      <w:start w:val="1"/>
+      <w:numFmt w:val="bullet"/>
+      <w:lvlText w:val="o"/>
+      <w:lvlJc w:val="left"/>
+      <w:pPr>
+        <w:tabs>
+          <w:tab w:val="num" w:pos="1440"/>
+        </w:tabs>
+        <w:ind w:left="1440" w:hanging="360"/>
+      </w:pPr>
+      <w:rPr>
+        <w:rFonts w:ascii="Courier New" w:hAnsi="Courier New" w:hint="default"/>
+        <w:sz w:val="20"/>
+      </w:rPr>
+    </w:lvl>
+    <w:lvl w:ilvl="2" w:tentative="1">
+      <w:start w:val="1"/>
+      <w:numFmt w:val="bullet"/>
+      <w:lvlText w:val=""/>
+      <w:lvlJc w:val="left"/>
+      <w:pPr>
+        <w:tabs>
+          <w:tab w:val="num" w:pos="2160"/>
+        </w:tabs>
+        <w:ind w:left="2160" w:hanging="360"/>
+      </w:pPr>
+      <w:rPr>
+        <w:rFonts w:ascii="Wingdings" w:hAnsi="Wingdings" w:hint="default"/>
+        <w:sz w:val="20"/>
+      </w:rPr>
+    </w:lvl>
+    <w:lvl w:ilvl="3" w:tentative="1">
+      <w:start w:val="1"/>
+      <w:numFmt w:val="bullet"/>
+      <w:lvlText w:val=""/>
+      <w:lvlJc w:val="left"/>
+      <w:pPr>
+        <w:tabs>
+          <w:tab w:val="num" w:pos="2880"/>
+        </w:tabs>
+        <w:ind w:left="2880" w:hanging="360"/>
+      </w:pPr>
+      <w:rPr>
+        <w:rFonts w:ascii="Wingdings" w:hAnsi="Wingdings" w:hint="default"/>
+        <w:sz w:val="20"/>
+      </w:rPr>
+    </w:lvl>
+    <w:lvl w:ilvl="4" w:tentative="1">
+      <w:start w:val="1"/>
+      <w:numFmt w:val="bullet"/>
+      <w:lvlText w:val=""/>
+      <w:lvlJc w:val="left"/>
+      <w:pPr>
+        <w:tabs>
+          <w:tab w:val="num" w:pos="3600"/>
+        </w:tabs>
+        <w:ind w:left="3600" w:hanging="360"/>
+      </w:pPr>
+      <w:rPr>
+        <w:rFonts w:ascii="Wingdings" w:hAnsi="Wingdings" w:hint="default"/>
+        <w:sz w:val="20"/>
+      </w:rPr>
+    </w:lvl>
+    <w:lvl w:ilvl="5" w:tentative="1">
+      <w:start w:val="1"/>
+      <w:numFmt w:val="bullet"/>
+      <w:lvlText w:val=""/>
+      <w:lvlJc w:val="left"/>
+      <w:pPr>
+        <w:tabs>
+          <w:tab w:val="num" w:pos="4320"/>
+        </w:tabs>
+        <w:ind w:left="4320" w:hanging="360"/>
+      </w:pPr>
+      <w:rPr>
+        <w:rFonts w:ascii="Wingdings" w:hAnsi="Wingdings" w:hint="default"/>
+        <w:sz w:val="20"/>
+      </w:rPr>
+    </w:lvl>
+    <w:lvl w:ilvl="6" w:tentative="1">
+      <w:start w:val="1"/>
+      <w:numFmt w:val="bullet"/>
+      <w:lvlText w:val=""/>
+      <w:lvlJc w:val="left"/>
+      <w:pPr>
+        <w:tabs>
+          <w:tab w:val="num" w:pos="5040"/>
+        </w:tabs>
+        <w:ind w:left="5040" w:hanging="360"/>
+      </w:pPr>
+      <w:rPr>
+        <w:rFonts w:ascii="Wingdings" w:hAnsi="Wingdings" w:hint="default"/>
+        <w:sz w:val="20"/>
+      </w:rPr>
+    </w:lvl>
+    <w:lvl w:ilvl="7" w:tentative="1">
+      <w:start w:val="1"/>
+      <w:numFmt w:val="bullet"/>
+      <w:lvlText w:val=""/>
+      <w:lvlJc w:val="left"/>
+      <w:pPr>
+        <w:tabs>
+          <w:tab w:val="num" w:pos="5760"/>
+        </w:tabs>
+        <w:ind w:left="5760" w:hanging="360"/>
+      </w:pPr>
+      <w:rPr>
+        <w:rFonts w:ascii="Wingdings" w:hAnsi="Wingdings" w:hint="default"/>
+        <w:sz w:val="20"/>
+      </w:rPr>
+    </w:lvl>
+    <w:lvl w:ilvl="8" w:tentative="1">
+      <w:start w:val="1"/>
+      <w:numFmt w:val="bullet"/>
+      <w:lvlText w:val=""/>
+      <w:lvlJc w:val="left"/>
+      <w:pPr>
+        <w:tabs>
+          <w:tab w:val="num" w:pos="6480"/>
+        </w:tabs>
+        <w:ind w:left="6480" w:hanging="360"/>
+      </w:pPr>
+      <w:rPr>
+        <w:rFonts w:ascii="Wingdings" w:hAnsi="Wingdings" w:hint="default"/>
+        <w:sz w:val="20"/>
+      </w:rPr>
+    </w:lvl>
+  </w:abstractNum>
+  <w:abstractNum w:abstractNumId="24" w15:restartNumberingAfterBreak="0">
     <w:nsid w:val="5C393B01"/>
     <w:multiLevelType w:val="multilevel"/>
     <w:tmpl w:val="8A3E042E"/>
@@ -2669,7 +7606,7 @@
       </w:rPr>
     </w:lvl>
   </w:abstractNum>
-  <w:abstractNum w:abstractNumId="12" w15:restartNumberingAfterBreak="0">
+  <w:abstractNum w:abstractNumId="25" w15:restartNumberingAfterBreak="0">
     <w:nsid w:val="64294726"/>
     <w:multiLevelType w:val="multilevel"/>
     <w:tmpl w:val="784468FA"/>
@@ -2818,44 +7755,843 @@
       </w:rPr>
     </w:lvl>
   </w:abstractNum>
+  <w:abstractNum w:abstractNumId="26" w15:restartNumberingAfterBreak="0">
+    <w:nsid w:val="6F3F12E0"/>
+    <w:multiLevelType w:val="multilevel"/>
+    <w:tmpl w:val="B24A5460"/>
+    <w:lvl w:ilvl="0">
+      <w:start w:val="1"/>
+      <w:numFmt w:val="bullet"/>
+      <w:lvlText w:val=""/>
+      <w:lvlJc w:val="left"/>
+      <w:pPr>
+        <w:tabs>
+          <w:tab w:val="num" w:pos="720"/>
+        </w:tabs>
+        <w:ind w:left="720" w:hanging="360"/>
+      </w:pPr>
+      <w:rPr>
+        <w:rFonts w:ascii="Symbol" w:hAnsi="Symbol" w:hint="default"/>
+        <w:sz w:val="20"/>
+      </w:rPr>
+    </w:lvl>
+    <w:lvl w:ilvl="1" w:tentative="1">
+      <w:start w:val="1"/>
+      <w:numFmt w:val="bullet"/>
+      <w:lvlText w:val="o"/>
+      <w:lvlJc w:val="left"/>
+      <w:pPr>
+        <w:tabs>
+          <w:tab w:val="num" w:pos="1440"/>
+        </w:tabs>
+        <w:ind w:left="1440" w:hanging="360"/>
+      </w:pPr>
+      <w:rPr>
+        <w:rFonts w:ascii="Courier New" w:hAnsi="Courier New" w:hint="default"/>
+        <w:sz w:val="20"/>
+      </w:rPr>
+    </w:lvl>
+    <w:lvl w:ilvl="2" w:tentative="1">
+      <w:start w:val="1"/>
+      <w:numFmt w:val="bullet"/>
+      <w:lvlText w:val=""/>
+      <w:lvlJc w:val="left"/>
+      <w:pPr>
+        <w:tabs>
+          <w:tab w:val="num" w:pos="2160"/>
+        </w:tabs>
+        <w:ind w:left="2160" w:hanging="360"/>
+      </w:pPr>
+      <w:rPr>
+        <w:rFonts w:ascii="Wingdings" w:hAnsi="Wingdings" w:hint="default"/>
+        <w:sz w:val="20"/>
+      </w:rPr>
+    </w:lvl>
+    <w:lvl w:ilvl="3" w:tentative="1">
+      <w:start w:val="1"/>
+      <w:numFmt w:val="bullet"/>
+      <w:lvlText w:val=""/>
+      <w:lvlJc w:val="left"/>
+      <w:pPr>
+        <w:tabs>
+          <w:tab w:val="num" w:pos="2880"/>
+        </w:tabs>
+        <w:ind w:left="2880" w:hanging="360"/>
+      </w:pPr>
+      <w:rPr>
+        <w:rFonts w:ascii="Wingdings" w:hAnsi="Wingdings" w:hint="default"/>
+        <w:sz w:val="20"/>
+      </w:rPr>
+    </w:lvl>
+    <w:lvl w:ilvl="4" w:tentative="1">
+      <w:start w:val="1"/>
+      <w:numFmt w:val="bullet"/>
+      <w:lvlText w:val=""/>
+      <w:lvlJc w:val="left"/>
+      <w:pPr>
+        <w:tabs>
+          <w:tab w:val="num" w:pos="3600"/>
+        </w:tabs>
+        <w:ind w:left="3600" w:hanging="360"/>
+      </w:pPr>
+      <w:rPr>
+        <w:rFonts w:ascii="Wingdings" w:hAnsi="Wingdings" w:hint="default"/>
+        <w:sz w:val="20"/>
+      </w:rPr>
+    </w:lvl>
+    <w:lvl w:ilvl="5" w:tentative="1">
+      <w:start w:val="1"/>
+      <w:numFmt w:val="bullet"/>
+      <w:lvlText w:val=""/>
+      <w:lvlJc w:val="left"/>
+      <w:pPr>
+        <w:tabs>
+          <w:tab w:val="num" w:pos="4320"/>
+        </w:tabs>
+        <w:ind w:left="4320" w:hanging="360"/>
+      </w:pPr>
+      <w:rPr>
+        <w:rFonts w:ascii="Wingdings" w:hAnsi="Wingdings" w:hint="default"/>
+        <w:sz w:val="20"/>
+      </w:rPr>
+    </w:lvl>
+    <w:lvl w:ilvl="6" w:tentative="1">
+      <w:start w:val="1"/>
+      <w:numFmt w:val="bullet"/>
+      <w:lvlText w:val=""/>
+      <w:lvlJc w:val="left"/>
+      <w:pPr>
+        <w:tabs>
+          <w:tab w:val="num" w:pos="5040"/>
+        </w:tabs>
+        <w:ind w:left="5040" w:hanging="360"/>
+      </w:pPr>
+      <w:rPr>
+        <w:rFonts w:ascii="Wingdings" w:hAnsi="Wingdings" w:hint="default"/>
+        <w:sz w:val="20"/>
+      </w:rPr>
+    </w:lvl>
+    <w:lvl w:ilvl="7" w:tentative="1">
+      <w:start w:val="1"/>
+      <w:numFmt w:val="bullet"/>
+      <w:lvlText w:val=""/>
+      <w:lvlJc w:val="left"/>
+      <w:pPr>
+        <w:tabs>
+          <w:tab w:val="num" w:pos="5760"/>
+        </w:tabs>
+        <w:ind w:left="5760" w:hanging="360"/>
+      </w:pPr>
+      <w:rPr>
+        <w:rFonts w:ascii="Wingdings" w:hAnsi="Wingdings" w:hint="default"/>
+        <w:sz w:val="20"/>
+      </w:rPr>
+    </w:lvl>
+    <w:lvl w:ilvl="8" w:tentative="1">
+      <w:start w:val="1"/>
+      <w:numFmt w:val="bullet"/>
+      <w:lvlText w:val=""/>
+      <w:lvlJc w:val="left"/>
+      <w:pPr>
+        <w:tabs>
+          <w:tab w:val="num" w:pos="6480"/>
+        </w:tabs>
+        <w:ind w:left="6480" w:hanging="360"/>
+      </w:pPr>
+      <w:rPr>
+        <w:rFonts w:ascii="Wingdings" w:hAnsi="Wingdings" w:hint="default"/>
+        <w:sz w:val="20"/>
+      </w:rPr>
+    </w:lvl>
+  </w:abstractNum>
+  <w:abstractNum w:abstractNumId="27" w15:restartNumberingAfterBreak="0">
+    <w:nsid w:val="7247712C"/>
+    <w:multiLevelType w:val="multilevel"/>
+    <w:tmpl w:val="0C9E5FE2"/>
+    <w:lvl w:ilvl="0">
+      <w:start w:val="1"/>
+      <w:numFmt w:val="bullet"/>
+      <w:lvlText w:val=""/>
+      <w:lvlJc w:val="left"/>
+      <w:pPr>
+        <w:tabs>
+          <w:tab w:val="num" w:pos="720"/>
+        </w:tabs>
+        <w:ind w:left="720" w:hanging="360"/>
+      </w:pPr>
+      <w:rPr>
+        <w:rFonts w:ascii="Symbol" w:hAnsi="Symbol" w:hint="default"/>
+        <w:sz w:val="20"/>
+      </w:rPr>
+    </w:lvl>
+    <w:lvl w:ilvl="1" w:tentative="1">
+      <w:start w:val="1"/>
+      <w:numFmt w:val="bullet"/>
+      <w:lvlText w:val="o"/>
+      <w:lvlJc w:val="left"/>
+      <w:pPr>
+        <w:tabs>
+          <w:tab w:val="num" w:pos="1440"/>
+        </w:tabs>
+        <w:ind w:left="1440" w:hanging="360"/>
+      </w:pPr>
+      <w:rPr>
+        <w:rFonts w:ascii="Courier New" w:hAnsi="Courier New" w:hint="default"/>
+        <w:sz w:val="20"/>
+      </w:rPr>
+    </w:lvl>
+    <w:lvl w:ilvl="2" w:tentative="1">
+      <w:start w:val="1"/>
+      <w:numFmt w:val="bullet"/>
+      <w:lvlText w:val=""/>
+      <w:lvlJc w:val="left"/>
+      <w:pPr>
+        <w:tabs>
+          <w:tab w:val="num" w:pos="2160"/>
+        </w:tabs>
+        <w:ind w:left="2160" w:hanging="360"/>
+      </w:pPr>
+      <w:rPr>
+        <w:rFonts w:ascii="Wingdings" w:hAnsi="Wingdings" w:hint="default"/>
+        <w:sz w:val="20"/>
+      </w:rPr>
+    </w:lvl>
+    <w:lvl w:ilvl="3" w:tentative="1">
+      <w:start w:val="1"/>
+      <w:numFmt w:val="bullet"/>
+      <w:lvlText w:val=""/>
+      <w:lvlJc w:val="left"/>
+      <w:pPr>
+        <w:tabs>
+          <w:tab w:val="num" w:pos="2880"/>
+        </w:tabs>
+        <w:ind w:left="2880" w:hanging="360"/>
+      </w:pPr>
+      <w:rPr>
+        <w:rFonts w:ascii="Wingdings" w:hAnsi="Wingdings" w:hint="default"/>
+        <w:sz w:val="20"/>
+      </w:rPr>
+    </w:lvl>
+    <w:lvl w:ilvl="4" w:tentative="1">
+      <w:start w:val="1"/>
+      <w:numFmt w:val="bullet"/>
+      <w:lvlText w:val=""/>
+      <w:lvlJc w:val="left"/>
+      <w:pPr>
+        <w:tabs>
+          <w:tab w:val="num" w:pos="3600"/>
+        </w:tabs>
+        <w:ind w:left="3600" w:hanging="360"/>
+      </w:pPr>
+      <w:rPr>
+        <w:rFonts w:ascii="Wingdings" w:hAnsi="Wingdings" w:hint="default"/>
+        <w:sz w:val="20"/>
+      </w:rPr>
+    </w:lvl>
+    <w:lvl w:ilvl="5" w:tentative="1">
+      <w:start w:val="1"/>
+      <w:numFmt w:val="bullet"/>
+      <w:lvlText w:val=""/>
+      <w:lvlJc w:val="left"/>
+      <w:pPr>
+        <w:tabs>
+          <w:tab w:val="num" w:pos="4320"/>
+        </w:tabs>
+        <w:ind w:left="4320" w:hanging="360"/>
+      </w:pPr>
+      <w:rPr>
+        <w:rFonts w:ascii="Wingdings" w:hAnsi="Wingdings" w:hint="default"/>
+        <w:sz w:val="20"/>
+      </w:rPr>
+    </w:lvl>
+    <w:lvl w:ilvl="6" w:tentative="1">
+      <w:start w:val="1"/>
+      <w:numFmt w:val="bullet"/>
+      <w:lvlText w:val=""/>
+      <w:lvlJc w:val="left"/>
+      <w:pPr>
+        <w:tabs>
+          <w:tab w:val="num" w:pos="5040"/>
+        </w:tabs>
+        <w:ind w:left="5040" w:hanging="360"/>
+      </w:pPr>
+      <w:rPr>
+        <w:rFonts w:ascii="Wingdings" w:hAnsi="Wingdings" w:hint="default"/>
+        <w:sz w:val="20"/>
+      </w:rPr>
+    </w:lvl>
+    <w:lvl w:ilvl="7" w:tentative="1">
+      <w:start w:val="1"/>
+      <w:numFmt w:val="bullet"/>
+      <w:lvlText w:val=""/>
+      <w:lvlJc w:val="left"/>
+      <w:pPr>
+        <w:tabs>
+          <w:tab w:val="num" w:pos="5760"/>
+        </w:tabs>
+        <w:ind w:left="5760" w:hanging="360"/>
+      </w:pPr>
+      <w:rPr>
+        <w:rFonts w:ascii="Wingdings" w:hAnsi="Wingdings" w:hint="default"/>
+        <w:sz w:val="20"/>
+      </w:rPr>
+    </w:lvl>
+    <w:lvl w:ilvl="8" w:tentative="1">
+      <w:start w:val="1"/>
+      <w:numFmt w:val="bullet"/>
+      <w:lvlText w:val=""/>
+      <w:lvlJc w:val="left"/>
+      <w:pPr>
+        <w:tabs>
+          <w:tab w:val="num" w:pos="6480"/>
+        </w:tabs>
+        <w:ind w:left="6480" w:hanging="360"/>
+      </w:pPr>
+      <w:rPr>
+        <w:rFonts w:ascii="Wingdings" w:hAnsi="Wingdings" w:hint="default"/>
+        <w:sz w:val="20"/>
+      </w:rPr>
+    </w:lvl>
+  </w:abstractNum>
+  <w:abstractNum w:abstractNumId="28" w15:restartNumberingAfterBreak="0">
+    <w:nsid w:val="76600B39"/>
+    <w:multiLevelType w:val="multilevel"/>
+    <w:tmpl w:val="86169B6E"/>
+    <w:lvl w:ilvl="0">
+      <w:start w:val="1"/>
+      <w:numFmt w:val="bullet"/>
+      <w:lvlText w:val=""/>
+      <w:lvlJc w:val="left"/>
+      <w:pPr>
+        <w:tabs>
+          <w:tab w:val="num" w:pos="720"/>
+        </w:tabs>
+        <w:ind w:left="720" w:hanging="360"/>
+      </w:pPr>
+      <w:rPr>
+        <w:rFonts w:ascii="Symbol" w:hAnsi="Symbol" w:hint="default"/>
+        <w:sz w:val="20"/>
+      </w:rPr>
+    </w:lvl>
+    <w:lvl w:ilvl="1" w:tentative="1">
+      <w:start w:val="1"/>
+      <w:numFmt w:val="bullet"/>
+      <w:lvlText w:val="o"/>
+      <w:lvlJc w:val="left"/>
+      <w:pPr>
+        <w:tabs>
+          <w:tab w:val="num" w:pos="1440"/>
+        </w:tabs>
+        <w:ind w:left="1440" w:hanging="360"/>
+      </w:pPr>
+      <w:rPr>
+        <w:rFonts w:ascii="Courier New" w:hAnsi="Courier New" w:hint="default"/>
+        <w:sz w:val="20"/>
+      </w:rPr>
+    </w:lvl>
+    <w:lvl w:ilvl="2" w:tentative="1">
+      <w:start w:val="1"/>
+      <w:numFmt w:val="bullet"/>
+      <w:lvlText w:val=""/>
+      <w:lvlJc w:val="left"/>
+      <w:pPr>
+        <w:tabs>
+          <w:tab w:val="num" w:pos="2160"/>
+        </w:tabs>
+        <w:ind w:left="2160" w:hanging="360"/>
+      </w:pPr>
+      <w:rPr>
+        <w:rFonts w:ascii="Wingdings" w:hAnsi="Wingdings" w:hint="default"/>
+        <w:sz w:val="20"/>
+      </w:rPr>
+    </w:lvl>
+    <w:lvl w:ilvl="3" w:tentative="1">
+      <w:start w:val="1"/>
+      <w:numFmt w:val="bullet"/>
+      <w:lvlText w:val=""/>
+      <w:lvlJc w:val="left"/>
+      <w:pPr>
+        <w:tabs>
+          <w:tab w:val="num" w:pos="2880"/>
+        </w:tabs>
+        <w:ind w:left="2880" w:hanging="360"/>
+      </w:pPr>
+      <w:rPr>
+        <w:rFonts w:ascii="Wingdings" w:hAnsi="Wingdings" w:hint="default"/>
+        <w:sz w:val="20"/>
+      </w:rPr>
+    </w:lvl>
+    <w:lvl w:ilvl="4" w:tentative="1">
+      <w:start w:val="1"/>
+      <w:numFmt w:val="bullet"/>
+      <w:lvlText w:val=""/>
+      <w:lvlJc w:val="left"/>
+      <w:pPr>
+        <w:tabs>
+          <w:tab w:val="num" w:pos="3600"/>
+        </w:tabs>
+        <w:ind w:left="3600" w:hanging="360"/>
+      </w:pPr>
+      <w:rPr>
+        <w:rFonts w:ascii="Wingdings" w:hAnsi="Wingdings" w:hint="default"/>
+        <w:sz w:val="20"/>
+      </w:rPr>
+    </w:lvl>
+    <w:lvl w:ilvl="5" w:tentative="1">
+      <w:start w:val="1"/>
+      <w:numFmt w:val="bullet"/>
+      <w:lvlText w:val=""/>
+      <w:lvlJc w:val="left"/>
+      <w:pPr>
+        <w:tabs>
+          <w:tab w:val="num" w:pos="4320"/>
+        </w:tabs>
+        <w:ind w:left="4320" w:hanging="360"/>
+      </w:pPr>
+      <w:rPr>
+        <w:rFonts w:ascii="Wingdings" w:hAnsi="Wingdings" w:hint="default"/>
+        <w:sz w:val="20"/>
+      </w:rPr>
+    </w:lvl>
+    <w:lvl w:ilvl="6" w:tentative="1">
+      <w:start w:val="1"/>
+      <w:numFmt w:val="bullet"/>
+      <w:lvlText w:val=""/>
+      <w:lvlJc w:val="left"/>
+      <w:pPr>
+        <w:tabs>
+          <w:tab w:val="num" w:pos="5040"/>
+        </w:tabs>
+        <w:ind w:left="5040" w:hanging="360"/>
+      </w:pPr>
+      <w:rPr>
+        <w:rFonts w:ascii="Wingdings" w:hAnsi="Wingdings" w:hint="default"/>
+        <w:sz w:val="20"/>
+      </w:rPr>
+    </w:lvl>
+    <w:lvl w:ilvl="7" w:tentative="1">
+      <w:start w:val="1"/>
+      <w:numFmt w:val="bullet"/>
+      <w:lvlText w:val=""/>
+      <w:lvlJc w:val="left"/>
+      <w:pPr>
+        <w:tabs>
+          <w:tab w:val="num" w:pos="5760"/>
+        </w:tabs>
+        <w:ind w:left="5760" w:hanging="360"/>
+      </w:pPr>
+      <w:rPr>
+        <w:rFonts w:ascii="Wingdings" w:hAnsi="Wingdings" w:hint="default"/>
+        <w:sz w:val="20"/>
+      </w:rPr>
+    </w:lvl>
+    <w:lvl w:ilvl="8" w:tentative="1">
+      <w:start w:val="1"/>
+      <w:numFmt w:val="bullet"/>
+      <w:lvlText w:val=""/>
+      <w:lvlJc w:val="left"/>
+      <w:pPr>
+        <w:tabs>
+          <w:tab w:val="num" w:pos="6480"/>
+        </w:tabs>
+        <w:ind w:left="6480" w:hanging="360"/>
+      </w:pPr>
+      <w:rPr>
+        <w:rFonts w:ascii="Wingdings" w:hAnsi="Wingdings" w:hint="default"/>
+        <w:sz w:val="20"/>
+      </w:rPr>
+    </w:lvl>
+  </w:abstractNum>
+  <w:abstractNum w:abstractNumId="29" w15:restartNumberingAfterBreak="0">
+    <w:nsid w:val="7A224102"/>
+    <w:multiLevelType w:val="multilevel"/>
+    <w:tmpl w:val="3FB2DD58"/>
+    <w:lvl w:ilvl="0">
+      <w:start w:val="1"/>
+      <w:numFmt w:val="bullet"/>
+      <w:lvlText w:val=""/>
+      <w:lvlJc w:val="left"/>
+      <w:pPr>
+        <w:tabs>
+          <w:tab w:val="num" w:pos="720"/>
+        </w:tabs>
+        <w:ind w:left="720" w:hanging="360"/>
+      </w:pPr>
+      <w:rPr>
+        <w:rFonts w:ascii="Symbol" w:hAnsi="Symbol" w:hint="default"/>
+        <w:sz w:val="20"/>
+      </w:rPr>
+    </w:lvl>
+    <w:lvl w:ilvl="1" w:tentative="1">
+      <w:start w:val="1"/>
+      <w:numFmt w:val="bullet"/>
+      <w:lvlText w:val="o"/>
+      <w:lvlJc w:val="left"/>
+      <w:pPr>
+        <w:tabs>
+          <w:tab w:val="num" w:pos="1440"/>
+        </w:tabs>
+        <w:ind w:left="1440" w:hanging="360"/>
+      </w:pPr>
+      <w:rPr>
+        <w:rFonts w:ascii="Courier New" w:hAnsi="Courier New" w:hint="default"/>
+        <w:sz w:val="20"/>
+      </w:rPr>
+    </w:lvl>
+    <w:lvl w:ilvl="2" w:tentative="1">
+      <w:start w:val="1"/>
+      <w:numFmt w:val="bullet"/>
+      <w:lvlText w:val=""/>
+      <w:lvlJc w:val="left"/>
+      <w:pPr>
+        <w:tabs>
+          <w:tab w:val="num" w:pos="2160"/>
+        </w:tabs>
+        <w:ind w:left="2160" w:hanging="360"/>
+      </w:pPr>
+      <w:rPr>
+        <w:rFonts w:ascii="Wingdings" w:hAnsi="Wingdings" w:hint="default"/>
+        <w:sz w:val="20"/>
+      </w:rPr>
+    </w:lvl>
+    <w:lvl w:ilvl="3" w:tentative="1">
+      <w:start w:val="1"/>
+      <w:numFmt w:val="bullet"/>
+      <w:lvlText w:val=""/>
+      <w:lvlJc w:val="left"/>
+      <w:pPr>
+        <w:tabs>
+          <w:tab w:val="num" w:pos="2880"/>
+        </w:tabs>
+        <w:ind w:left="2880" w:hanging="360"/>
+      </w:pPr>
+      <w:rPr>
+        <w:rFonts w:ascii="Wingdings" w:hAnsi="Wingdings" w:hint="default"/>
+        <w:sz w:val="20"/>
+      </w:rPr>
+    </w:lvl>
+    <w:lvl w:ilvl="4" w:tentative="1">
+      <w:start w:val="1"/>
+      <w:numFmt w:val="bullet"/>
+      <w:lvlText w:val=""/>
+      <w:lvlJc w:val="left"/>
+      <w:pPr>
+        <w:tabs>
+          <w:tab w:val="num" w:pos="3600"/>
+        </w:tabs>
+        <w:ind w:left="3600" w:hanging="360"/>
+      </w:pPr>
+      <w:rPr>
+        <w:rFonts w:ascii="Wingdings" w:hAnsi="Wingdings" w:hint="default"/>
+        <w:sz w:val="20"/>
+      </w:rPr>
+    </w:lvl>
+    <w:lvl w:ilvl="5" w:tentative="1">
+      <w:start w:val="1"/>
+      <w:numFmt w:val="bullet"/>
+      <w:lvlText w:val=""/>
+      <w:lvlJc w:val="left"/>
+      <w:pPr>
+        <w:tabs>
+          <w:tab w:val="num" w:pos="4320"/>
+        </w:tabs>
+        <w:ind w:left="4320" w:hanging="360"/>
+      </w:pPr>
+      <w:rPr>
+        <w:rFonts w:ascii="Wingdings" w:hAnsi="Wingdings" w:hint="default"/>
+        <w:sz w:val="20"/>
+      </w:rPr>
+    </w:lvl>
+    <w:lvl w:ilvl="6" w:tentative="1">
+      <w:start w:val="1"/>
+      <w:numFmt w:val="bullet"/>
+      <w:lvlText w:val=""/>
+      <w:lvlJc w:val="left"/>
+      <w:pPr>
+        <w:tabs>
+          <w:tab w:val="num" w:pos="5040"/>
+        </w:tabs>
+        <w:ind w:left="5040" w:hanging="360"/>
+      </w:pPr>
+      <w:rPr>
+        <w:rFonts w:ascii="Wingdings" w:hAnsi="Wingdings" w:hint="default"/>
+        <w:sz w:val="20"/>
+      </w:rPr>
+    </w:lvl>
+    <w:lvl w:ilvl="7" w:tentative="1">
+      <w:start w:val="1"/>
+      <w:numFmt w:val="bullet"/>
+      <w:lvlText w:val=""/>
+      <w:lvlJc w:val="left"/>
+      <w:pPr>
+        <w:tabs>
+          <w:tab w:val="num" w:pos="5760"/>
+        </w:tabs>
+        <w:ind w:left="5760" w:hanging="360"/>
+      </w:pPr>
+      <w:rPr>
+        <w:rFonts w:ascii="Wingdings" w:hAnsi="Wingdings" w:hint="default"/>
+        <w:sz w:val="20"/>
+      </w:rPr>
+    </w:lvl>
+    <w:lvl w:ilvl="8" w:tentative="1">
+      <w:start w:val="1"/>
+      <w:numFmt w:val="bullet"/>
+      <w:lvlText w:val=""/>
+      <w:lvlJc w:val="left"/>
+      <w:pPr>
+        <w:tabs>
+          <w:tab w:val="num" w:pos="6480"/>
+        </w:tabs>
+        <w:ind w:left="6480" w:hanging="360"/>
+      </w:pPr>
+      <w:rPr>
+        <w:rFonts w:ascii="Wingdings" w:hAnsi="Wingdings" w:hint="default"/>
+        <w:sz w:val="20"/>
+      </w:rPr>
+    </w:lvl>
+  </w:abstractNum>
+  <w:abstractNum w:abstractNumId="30" w15:restartNumberingAfterBreak="0">
+    <w:nsid w:val="7AAF58C4"/>
+    <w:multiLevelType w:val="multilevel"/>
+    <w:tmpl w:val="568EDC08"/>
+    <w:lvl w:ilvl="0">
+      <w:start w:val="1"/>
+      <w:numFmt w:val="bullet"/>
+      <w:lvlText w:val=""/>
+      <w:lvlJc w:val="left"/>
+      <w:pPr>
+        <w:tabs>
+          <w:tab w:val="num" w:pos="720"/>
+        </w:tabs>
+        <w:ind w:left="720" w:hanging="360"/>
+      </w:pPr>
+      <w:rPr>
+        <w:rFonts w:ascii="Symbol" w:hAnsi="Symbol" w:hint="default"/>
+        <w:sz w:val="20"/>
+      </w:rPr>
+    </w:lvl>
+    <w:lvl w:ilvl="1" w:tentative="1">
+      <w:start w:val="1"/>
+      <w:numFmt w:val="bullet"/>
+      <w:lvlText w:val="o"/>
+      <w:lvlJc w:val="left"/>
+      <w:pPr>
+        <w:tabs>
+          <w:tab w:val="num" w:pos="1440"/>
+        </w:tabs>
+        <w:ind w:left="1440" w:hanging="360"/>
+      </w:pPr>
+      <w:rPr>
+        <w:rFonts w:ascii="Courier New" w:hAnsi="Courier New" w:hint="default"/>
+        <w:sz w:val="20"/>
+      </w:rPr>
+    </w:lvl>
+    <w:lvl w:ilvl="2" w:tentative="1">
+      <w:start w:val="1"/>
+      <w:numFmt w:val="bullet"/>
+      <w:lvlText w:val=""/>
+      <w:lvlJc w:val="left"/>
+      <w:pPr>
+        <w:tabs>
+          <w:tab w:val="num" w:pos="2160"/>
+        </w:tabs>
+        <w:ind w:left="2160" w:hanging="360"/>
+      </w:pPr>
+      <w:rPr>
+        <w:rFonts w:ascii="Wingdings" w:hAnsi="Wingdings" w:hint="default"/>
+        <w:sz w:val="20"/>
+      </w:rPr>
+    </w:lvl>
+    <w:lvl w:ilvl="3" w:tentative="1">
+      <w:start w:val="1"/>
+      <w:numFmt w:val="bullet"/>
+      <w:lvlText w:val=""/>
+      <w:lvlJc w:val="left"/>
+      <w:pPr>
+        <w:tabs>
+          <w:tab w:val="num" w:pos="2880"/>
+        </w:tabs>
+        <w:ind w:left="2880" w:hanging="360"/>
+      </w:pPr>
+      <w:rPr>
+        <w:rFonts w:ascii="Wingdings" w:hAnsi="Wingdings" w:hint="default"/>
+        <w:sz w:val="20"/>
+      </w:rPr>
+    </w:lvl>
+    <w:lvl w:ilvl="4" w:tentative="1">
+      <w:start w:val="1"/>
+      <w:numFmt w:val="bullet"/>
+      <w:lvlText w:val=""/>
+      <w:lvlJc w:val="left"/>
+      <w:pPr>
+        <w:tabs>
+          <w:tab w:val="num" w:pos="3600"/>
+        </w:tabs>
+        <w:ind w:left="3600" w:hanging="360"/>
+      </w:pPr>
+      <w:rPr>
+        <w:rFonts w:ascii="Wingdings" w:hAnsi="Wingdings" w:hint="default"/>
+        <w:sz w:val="20"/>
+      </w:rPr>
+    </w:lvl>
+    <w:lvl w:ilvl="5" w:tentative="1">
+      <w:start w:val="1"/>
+      <w:numFmt w:val="bullet"/>
+      <w:lvlText w:val=""/>
+      <w:lvlJc w:val="left"/>
+      <w:pPr>
+        <w:tabs>
+          <w:tab w:val="num" w:pos="4320"/>
+        </w:tabs>
+        <w:ind w:left="4320" w:hanging="360"/>
+      </w:pPr>
+      <w:rPr>
+        <w:rFonts w:ascii="Wingdings" w:hAnsi="Wingdings" w:hint="default"/>
+        <w:sz w:val="20"/>
+      </w:rPr>
+    </w:lvl>
+    <w:lvl w:ilvl="6" w:tentative="1">
+      <w:start w:val="1"/>
+      <w:numFmt w:val="bullet"/>
+      <w:lvlText w:val=""/>
+      <w:lvlJc w:val="left"/>
+      <w:pPr>
+        <w:tabs>
+          <w:tab w:val="num" w:pos="5040"/>
+        </w:tabs>
+        <w:ind w:left="5040" w:hanging="360"/>
+      </w:pPr>
+      <w:rPr>
+        <w:rFonts w:ascii="Wingdings" w:hAnsi="Wingdings" w:hint="default"/>
+        <w:sz w:val="20"/>
+      </w:rPr>
+    </w:lvl>
+    <w:lvl w:ilvl="7" w:tentative="1">
+      <w:start w:val="1"/>
+      <w:numFmt w:val="bullet"/>
+      <w:lvlText w:val=""/>
+      <w:lvlJc w:val="left"/>
+      <w:pPr>
+        <w:tabs>
+          <w:tab w:val="num" w:pos="5760"/>
+        </w:tabs>
+        <w:ind w:left="5760" w:hanging="360"/>
+      </w:pPr>
+      <w:rPr>
+        <w:rFonts w:ascii="Wingdings" w:hAnsi="Wingdings" w:hint="default"/>
+        <w:sz w:val="20"/>
+      </w:rPr>
+    </w:lvl>
+    <w:lvl w:ilvl="8" w:tentative="1">
+      <w:start w:val="1"/>
+      <w:numFmt w:val="bullet"/>
+      <w:lvlText w:val=""/>
+      <w:lvlJc w:val="left"/>
+      <w:pPr>
+        <w:tabs>
+          <w:tab w:val="num" w:pos="6480"/>
+        </w:tabs>
+        <w:ind w:left="6480" w:hanging="360"/>
+      </w:pPr>
+      <w:rPr>
+        <w:rFonts w:ascii="Wingdings" w:hAnsi="Wingdings" w:hint="default"/>
+        <w:sz w:val="20"/>
+      </w:rPr>
+    </w:lvl>
+  </w:abstractNum>
   <w:num w:numId="1" w16cid:durableId="1377507990">
+    <w:abstractNumId w:val="13"/>
+  </w:num>
+  <w:num w:numId="2" w16cid:durableId="1699505200">
+    <w:abstractNumId w:val="5"/>
+  </w:num>
+  <w:num w:numId="3" w16cid:durableId="1636131976">
+    <w:abstractNumId w:val="10"/>
+  </w:num>
+  <w:num w:numId="4" w16cid:durableId="1929264939">
+    <w:abstractNumId w:val="2"/>
+  </w:num>
+  <w:num w:numId="5" w16cid:durableId="1678461078">
+    <w:abstractNumId w:val="9"/>
+  </w:num>
+  <w:num w:numId="6" w16cid:durableId="1466392464">
+    <w:abstractNumId w:val="24"/>
+  </w:num>
+  <w:num w:numId="7" w16cid:durableId="1805080903">
+    <w:abstractNumId w:val="25"/>
+  </w:num>
+  <w:num w:numId="8" w16cid:durableId="782384306">
+    <w:abstractNumId w:val="17"/>
+  </w:num>
+  <w:num w:numId="9" w16cid:durableId="899826856">
+    <w:abstractNumId w:val="14"/>
+  </w:num>
+  <w:num w:numId="10" w16cid:durableId="1236740395">
+    <w:abstractNumId w:val="6"/>
+  </w:num>
+  <w:num w:numId="11" w16cid:durableId="946935862">
     <w:abstractNumId w:val="7"/>
   </w:num>
-  <w:num w:numId="2" w16cid:durableId="1699505200">
-    <w:abstractNumId w:val="2"/>
-  </w:num>
-  <w:num w:numId="3" w16cid:durableId="1636131976">
-    <w:abstractNumId w:val="6"/>
-  </w:num>
-  <w:num w:numId="4" w16cid:durableId="1929264939">
+  <w:num w:numId="12" w16cid:durableId="538127680">
     <w:abstractNumId w:val="1"/>
   </w:num>
-  <w:num w:numId="5" w16cid:durableId="1678461078">
-    <w:abstractNumId w:val="5"/>
+  <w:num w:numId="13" w16cid:durableId="1937975155">
+    <w:abstractNumId w:val="15"/>
   </w:num>
-  <w:num w:numId="6" w16cid:durableId="1466392464">
-    <w:abstractNumId w:val="11"/>
+  <w:num w:numId="14" w16cid:durableId="660961242">
+    <w:abstractNumId w:val="8"/>
   </w:num>
-  <w:num w:numId="7" w16cid:durableId="1805080903">
+  <w:num w:numId="15" w16cid:durableId="1257904434">
     <w:abstractNumId w:val="12"/>
   </w:num>
-  <w:num w:numId="8" w16cid:durableId="782384306">
-    <w:abstractNumId w:val="10"/>
+  <w:num w:numId="16" w16cid:durableId="1196239323">
+    <w:abstractNumId w:val="23"/>
   </w:num>
-  <w:num w:numId="9" w16cid:durableId="899826856">
-    <w:abstractNumId w:val="8"/>
+  <w:num w:numId="17" w16cid:durableId="2070151841">
+    <w:abstractNumId w:val="29"/>
   </w:num>
-  <w:num w:numId="10" w16cid:durableId="1236740395">
+  <w:num w:numId="18" w16cid:durableId="1434469819">
+    <w:abstractNumId w:val="4"/>
+  </w:num>
+  <w:num w:numId="19" w16cid:durableId="686105196">
+    <w:abstractNumId w:val="21"/>
+  </w:num>
+  <w:num w:numId="20" w16cid:durableId="818694735">
+    <w:abstractNumId w:val="20"/>
+  </w:num>
+  <w:num w:numId="21" w16cid:durableId="1714117432">
+    <w:abstractNumId w:val="30"/>
+  </w:num>
+  <w:num w:numId="22" w16cid:durableId="437798392">
+    <w:abstractNumId w:val="19"/>
+  </w:num>
+  <w:num w:numId="23" w16cid:durableId="478379539">
+    <w:abstractNumId w:val="26"/>
+  </w:num>
+  <w:num w:numId="24" w16cid:durableId="1010568991">
+    <w:abstractNumId w:val="28"/>
+  </w:num>
+  <w:num w:numId="25" w16cid:durableId="183830283">
+    <w:abstractNumId w:val="18"/>
+  </w:num>
+  <w:num w:numId="26" w16cid:durableId="151530180">
+    <w:abstractNumId w:val="22"/>
+  </w:num>
+  <w:num w:numId="27" w16cid:durableId="2059164711">
+    <w:abstractNumId w:val="27"/>
+  </w:num>
+  <w:num w:numId="28" w16cid:durableId="12925031">
+    <w:abstractNumId w:val="0"/>
+  </w:num>
+  <w:num w:numId="29" w16cid:durableId="1625429955">
     <w:abstractNumId w:val="3"/>
   </w:num>
-  <w:num w:numId="11" w16cid:durableId="946935862">
-    <w:abstractNumId w:val="4"/>
+  <w:num w:numId="30" w16cid:durableId="651913960">
+    <w:abstractNumId w:val="16"/>
   </w:num>
-  <w:num w:numId="12" w16cid:durableId="538127680">
-    <w:abstractNumId w:val="0"/>
-  </w:num>
-  <w:num w:numId="13" w16cid:durableId="1937975155">
-    <w:abstractNumId w:val="9"/>
+  <w:num w:numId="31" w16cid:durableId="271203955">
+    <w:abstractNumId w:val="11"/>
   </w:num>
 </w:numbering>
 </file>
@@ -3463,6 +9199,7 @@
   <w:style w:type="character" w:default="1" w:styleId="DefaultParagraphFont">
     <w:name w:val="Default Paragraph Font"/>
     <w:uiPriority w:val="1"/>
+    <w:semiHidden/>
     <w:unhideWhenUsed/>
   </w:style>
   <w:style w:type="table" w:default="1" w:styleId="TableNormal">
